--- a/实训-知勤打卡系统-72小时MVP需求精简与里程碑报告.docx
+++ b/实训-知勤打卡系统-72小时MVP需求精简与里程碑报告.docx
@@ -30,7 +30,7 @@
           <w:rFonts w:ascii="宋体" w:hAnsi="宋体" w:eastAsia="宋体"/>
           <w:sz w:val="28"/>
         </w:rPr>
-        <w:t>高中生可读版 · Python + FastAPI + Vue + MySQL</w:t>
+        <w:t>ICE 优先级法 · 最简技术架构 · 三日交付计划</w:t>
       </w:r>
     </w:p>
     <w:p/>
@@ -59,7 +59,7 @@
           <w:rFonts w:ascii="宋体" w:hAnsi="宋体" w:eastAsia="宋体"/>
           <w:sz w:val="21"/>
         </w:rPr>
-        <w:t>文档版本：V1.0</w:t>
+        <w:t>文档版本：V1.1</w:t>
       </w:r>
     </w:p>
     <w:p>
@@ -134,7 +134,7 @@
         <w:ind w:firstLine="420"/>
       </w:pPr>
       <w:r>
-        <w:t>如果把学校管理比作班主任点名，传统方式是拿纸笔一个个问；这个系统就是把点名、记录、审核、统计放到一个数字工具里。72 小时 MVP 不做大而全，只做最短可跑通的主路。</w:t>
+        <w:t>72 小时 MVP 的目标不是做一个完美产品，而是先把最核心的业务流程跑通。就像先搭一座能走人的小桥，再慢慢加栏杆、灯光和装饰。</w:t>
       </w:r>
     </w:p>
     <w:p>
@@ -148,7 +148,15 @@
         <w:jc w:val="center"/>
       </w:pPr>
       <w:r>
-        <w:t>2 为什么要精简需求</w:t>
+        <w:t>2 需求精简：用 ICE 优先级法决定先做什么</w:t>
+      </w:r>
+    </w:p>
+    <w:p>
+      <w:pPr>
+        <w:pStyle w:val="Heading2"/>
+      </w:pPr>
+      <w:r>
+        <w:t>2.1 功能剪减思路</w:t>
       </w:r>
     </w:p>
     <w:p>
@@ -157,7 +165,7 @@
         <w:ind w:firstLine="420"/>
       </w:pPr>
       <w:r>
-        <w:t>72 小时只有 3 天，不能把所有想法都做进去。产品经理最重要的判断是：先做“没有它系统就不能用”的功能，其他好看的、复杂的、锦上添花的功能先放到下一版。</w:t>
+        <w:t>ICE 是一个很简单的打分方法。Impact 表示这个功能对用户有没有用，Confidence 表示 72 小时内做出来的把握有多大，Ease 表示实现是否容易。三个分数加起来越高，就越应该先进 MVP。</w:t>
       </w:r>
     </w:p>
     <w:p>
@@ -166,7 +174,7 @@
         <w:jc w:val="center"/>
       </w:pPr>
       <w:r>
-        <w:t>表 2.1 需求精简原则</w:t>
+        <w:t>表 2.1 ICE 功能优先级评分</w:t>
       </w:r>
     </w:p>
     <w:tbl>
@@ -177,14 +185,17 @@
         <w:tblLook w:firstColumn="1" w:firstRow="1" w:lastColumn="0" w:lastRow="0" w:noHBand="0" w:noVBand="1" w:val="04A0"/>
       </w:tblPr>
       <w:tblGrid>
-        <w:gridCol w:w="2916"/>
-        <w:gridCol w:w="2916"/>
-        <w:gridCol w:w="2916"/>
+        <w:gridCol w:w="1458"/>
+        <w:gridCol w:w="1458"/>
+        <w:gridCol w:w="1458"/>
+        <w:gridCol w:w="1458"/>
+        <w:gridCol w:w="1458"/>
+        <w:gridCol w:w="1458"/>
       </w:tblGrid>
       <w:tr>
         <w:tc>
           <w:tcPr>
-            <w:tcW w:type="dxa" w:w="1361"/>
+            <w:tcW w:type="dxa" w:w="2154"/>
             <w:vAlign w:val="center"/>
             <w:shd w:fill="E8EEF5"/>
           </w:tcPr>
@@ -199,13 +210,13 @@
                 <w:b/>
                 <w:sz w:val="21"/>
               </w:rPr>
-              <w:t>原则</w:t>
-            </w:r>
-          </w:p>
-        </w:tc>
-        <w:tc>
-          <w:tcPr>
-            <w:tcW w:type="dxa" w:w="3061"/>
+              <w:t>功能模块</w:t>
+            </w:r>
+          </w:p>
+        </w:tc>
+        <w:tc>
+          <w:tcPr>
+            <w:tcW w:type="dxa" w:w="1020"/>
             <w:vAlign w:val="center"/>
             <w:shd w:fill="E8EEF5"/>
           </w:tcPr>
@@ -220,13 +231,13 @@
                 <w:b/>
                 <w:sz w:val="21"/>
               </w:rPr>
-              <w:t>高中生能懂的解释</w:t>
-            </w:r>
-          </w:p>
-        </w:tc>
-        <w:tc>
-          <w:tcPr>
-            <w:tcW w:type="dxa" w:w="3402"/>
+              <w:t>I 影响力</w:t>
+            </w:r>
+          </w:p>
+        </w:tc>
+        <w:tc>
+          <w:tcPr>
+            <w:tcW w:type="dxa" w:w="1020"/>
             <w:vAlign w:val="center"/>
             <w:shd w:fill="E8EEF5"/>
           </w:tcPr>
@@ -241,7 +252,70 @@
                 <w:b/>
                 <w:sz w:val="21"/>
               </w:rPr>
-              <w:t>本项目怎么做</w:t>
+              <w:t>C 可行性</w:t>
+            </w:r>
+          </w:p>
+        </w:tc>
+        <w:tc>
+          <w:tcPr>
+            <w:tcW w:type="dxa" w:w="1020"/>
+            <w:vAlign w:val="center"/>
+            <w:shd w:fill="E8EEF5"/>
+          </w:tcPr>
+          <w:p>
+            <w:pPr>
+              <w:jc w:val="center"/>
+            </w:pPr>
+            <w:r/>
+            <w:r>
+              <w:rPr>
+                <w:rFonts w:ascii="宋体" w:hAnsi="宋体" w:eastAsia="宋体"/>
+                <w:b/>
+                <w:sz w:val="21"/>
+              </w:rPr>
+              <w:t>E 容易度</w:t>
+            </w:r>
+          </w:p>
+        </w:tc>
+        <w:tc>
+          <w:tcPr>
+            <w:tcW w:type="dxa" w:w="964"/>
+            <w:vAlign w:val="center"/>
+            <w:shd w:fill="E8EEF5"/>
+          </w:tcPr>
+          <w:p>
+            <w:pPr>
+              <w:jc w:val="center"/>
+            </w:pPr>
+            <w:r/>
+            <w:r>
+              <w:rPr>
+                <w:rFonts w:ascii="宋体" w:hAnsi="宋体" w:eastAsia="宋体"/>
+                <w:b/>
+                <w:sz w:val="21"/>
+              </w:rPr>
+              <w:t>总分</w:t>
+            </w:r>
+          </w:p>
+        </w:tc>
+        <w:tc>
+          <w:tcPr>
+            <w:tcW w:type="dxa" w:w="1871"/>
+            <w:vAlign w:val="center"/>
+            <w:shd w:fill="E8EEF5"/>
+          </w:tcPr>
+          <w:p>
+            <w:pPr>
+              <w:jc w:val="center"/>
+            </w:pPr>
+            <w:r/>
+            <w:r>
+              <w:rPr>
+                <w:rFonts w:ascii="宋体" w:hAnsi="宋体" w:eastAsia="宋体"/>
+                <w:b/>
+                <w:sz w:val="21"/>
+              </w:rPr>
+              <w:t>MVP 决策</w:t>
             </w:r>
           </w:p>
         </w:tc>
@@ -249,7 +323,7 @@
       <w:tr>
         <w:tc>
           <w:tcPr>
-            <w:tcW w:type="dxa" w:w="1361"/>
+            <w:tcW w:type="dxa" w:w="2154"/>
             <w:vAlign w:val="center"/>
           </w:tcPr>
           <w:p>
@@ -260,13 +334,13 @@
                 <w:b w:val="0"/>
                 <w:sz w:val="21"/>
               </w:rPr>
-              <w:t>先闭环</w:t>
-            </w:r>
-          </w:p>
-        </w:tc>
-        <w:tc>
-          <w:tcPr>
-            <w:tcW w:type="dxa" w:w="3061"/>
+              <w:t>用户登录/注册</w:t>
+            </w:r>
+          </w:p>
+        </w:tc>
+        <w:tc>
+          <w:tcPr>
+            <w:tcW w:type="dxa" w:w="1020"/>
             <w:vAlign w:val="center"/>
           </w:tcPr>
           <w:p>
@@ -277,13 +351,13 @@
                 <w:b w:val="0"/>
                 <w:sz w:val="21"/>
               </w:rPr>
-              <w:t>先让事情从开始到结束能走通</w:t>
-            </w:r>
-          </w:p>
-        </w:tc>
-        <w:tc>
-          <w:tcPr>
-            <w:tcW w:type="dxa" w:w="3402"/>
+              <w:t>9</w:t>
+            </w:r>
+          </w:p>
+        </w:tc>
+        <w:tc>
+          <w:tcPr>
+            <w:tcW w:type="dxa" w:w="1020"/>
             <w:vAlign w:val="center"/>
           </w:tcPr>
           <w:p>
@@ -294,7 +368,58 @@
                 <w:b w:val="0"/>
                 <w:sz w:val="21"/>
               </w:rPr>
-              <w:t>学生打卡 → 老师审核 → 学生看到结果 → 统计更新</w:t>
+              <w:t>9</w:t>
+            </w:r>
+          </w:p>
+        </w:tc>
+        <w:tc>
+          <w:tcPr>
+            <w:tcW w:type="dxa" w:w="1020"/>
+            <w:vAlign w:val="center"/>
+          </w:tcPr>
+          <w:p>
+            <w:r/>
+            <w:r>
+              <w:rPr>
+                <w:rFonts w:ascii="宋体" w:hAnsi="宋体" w:eastAsia="宋体"/>
+                <w:b w:val="0"/>
+                <w:sz w:val="21"/>
+              </w:rPr>
+              <w:t>9</w:t>
+            </w:r>
+          </w:p>
+        </w:tc>
+        <w:tc>
+          <w:tcPr>
+            <w:tcW w:type="dxa" w:w="964"/>
+            <w:vAlign w:val="center"/>
+          </w:tcPr>
+          <w:p>
+            <w:r/>
+            <w:r>
+              <w:rPr>
+                <w:rFonts w:ascii="宋体" w:hAnsi="宋体" w:eastAsia="宋体"/>
+                <w:b w:val="0"/>
+                <w:sz w:val="21"/>
+              </w:rPr>
+              <w:t>27</w:t>
+            </w:r>
+          </w:p>
+        </w:tc>
+        <w:tc>
+          <w:tcPr>
+            <w:tcW w:type="dxa" w:w="1871"/>
+            <w:vAlign w:val="center"/>
+          </w:tcPr>
+          <w:p>
+            <w:r/>
+            <w:r>
+              <w:rPr>
+                <w:rFonts w:ascii="宋体" w:hAnsi="宋体" w:eastAsia="宋体"/>
+                <w:b w:val="0"/>
+                <w:sz w:val="21"/>
+              </w:rPr>
+              <w:t>必做（P0）</w:t>
             </w:r>
           </w:p>
         </w:tc>
@@ -302,7 +427,7 @@
       <w:tr>
         <w:tc>
           <w:tcPr>
-            <w:tcW w:type="dxa" w:w="1361"/>
+            <w:tcW w:type="dxa" w:w="2154"/>
             <w:vAlign w:val="center"/>
           </w:tcPr>
           <w:p>
@@ -313,13 +438,13 @@
                 <w:b w:val="0"/>
                 <w:sz w:val="21"/>
               </w:rPr>
-              <w:t>少依赖</w:t>
-            </w:r>
-          </w:p>
-        </w:tc>
-        <w:tc>
-          <w:tcPr>
-            <w:tcW w:type="dxa" w:w="3061"/>
+              <w:t>学生提交打卡</w:t>
+            </w:r>
+          </w:p>
+        </w:tc>
+        <w:tc>
+          <w:tcPr>
+            <w:tcW w:type="dxa" w:w="1020"/>
             <w:vAlign w:val="center"/>
           </w:tcPr>
           <w:p>
@@ -330,13 +455,13 @@
                 <w:b w:val="0"/>
                 <w:sz w:val="21"/>
               </w:rPr>
-              <w:t>别把成败绑在不确定的外部服务上</w:t>
-            </w:r>
-          </w:p>
-        </w:tc>
-        <w:tc>
-          <w:tcPr>
-            <w:tcW w:type="dxa" w:w="3402"/>
+              <w:t>10</w:t>
+            </w:r>
+          </w:p>
+        </w:tc>
+        <w:tc>
+          <w:tcPr>
+            <w:tcW w:type="dxa" w:w="1020"/>
             <w:vAlign w:val="center"/>
           </w:tcPr>
           <w:p>
@@ -347,7 +472,58 @@
                 <w:b w:val="0"/>
                 <w:sz w:val="21"/>
               </w:rPr>
-              <w:t>AI 审核、人脸识别先不做强制功能</w:t>
+              <w:t>8</w:t>
+            </w:r>
+          </w:p>
+        </w:tc>
+        <w:tc>
+          <w:tcPr>
+            <w:tcW w:type="dxa" w:w="1020"/>
+            <w:vAlign w:val="center"/>
+          </w:tcPr>
+          <w:p>
+            <w:r/>
+            <w:r>
+              <w:rPr>
+                <w:rFonts w:ascii="宋体" w:hAnsi="宋体" w:eastAsia="宋体"/>
+                <w:b w:val="0"/>
+                <w:sz w:val="21"/>
+              </w:rPr>
+              <w:t>7</w:t>
+            </w:r>
+          </w:p>
+        </w:tc>
+        <w:tc>
+          <w:tcPr>
+            <w:tcW w:type="dxa" w:w="964"/>
+            <w:vAlign w:val="center"/>
+          </w:tcPr>
+          <w:p>
+            <w:r/>
+            <w:r>
+              <w:rPr>
+                <w:rFonts w:ascii="宋体" w:hAnsi="宋体" w:eastAsia="宋体"/>
+                <w:b w:val="0"/>
+                <w:sz w:val="21"/>
+              </w:rPr>
+              <w:t>25</w:t>
+            </w:r>
+          </w:p>
+        </w:tc>
+        <w:tc>
+          <w:tcPr>
+            <w:tcW w:type="dxa" w:w="1871"/>
+            <w:vAlign w:val="center"/>
+          </w:tcPr>
+          <w:p>
+            <w:r/>
+            <w:r>
+              <w:rPr>
+                <w:rFonts w:ascii="宋体" w:hAnsi="宋体" w:eastAsia="宋体"/>
+                <w:b w:val="0"/>
+                <w:sz w:val="21"/>
+              </w:rPr>
+              <w:t>必做（P0）</w:t>
             </w:r>
           </w:p>
         </w:tc>
@@ -355,7 +531,7 @@
       <w:tr>
         <w:tc>
           <w:tcPr>
-            <w:tcW w:type="dxa" w:w="1361"/>
+            <w:tcW w:type="dxa" w:w="2154"/>
             <w:vAlign w:val="center"/>
           </w:tcPr>
           <w:p>
@@ -366,13 +542,13 @@
                 <w:b w:val="0"/>
                 <w:sz w:val="21"/>
               </w:rPr>
-              <w:t>可演示</w:t>
-            </w:r>
-          </w:p>
-        </w:tc>
-        <w:tc>
-          <w:tcPr>
-            <w:tcW w:type="dxa" w:w="3061"/>
+              <w:t>打卡历史查看</w:t>
+            </w:r>
+          </w:p>
+        </w:tc>
+        <w:tc>
+          <w:tcPr>
+            <w:tcW w:type="dxa" w:w="1020"/>
             <w:vAlign w:val="center"/>
           </w:tcPr>
           <w:p>
@@ -383,13 +559,13 @@
                 <w:b w:val="0"/>
                 <w:sz w:val="21"/>
               </w:rPr>
-              <w:t>老师一看就知道系统有用</w:t>
-            </w:r>
-          </w:p>
-        </w:tc>
-        <w:tc>
-          <w:tcPr>
-            <w:tcW w:type="dxa" w:w="3402"/>
+              <w:t>7</w:t>
+            </w:r>
+          </w:p>
+        </w:tc>
+        <w:tc>
+          <w:tcPr>
+            <w:tcW w:type="dxa" w:w="1020"/>
             <w:vAlign w:val="center"/>
           </w:tcPr>
           <w:p>
@@ -400,7 +576,58 @@
                 <w:b w:val="0"/>
                 <w:sz w:val="21"/>
               </w:rPr>
-              <w:t>准备演示账号和演示数据</w:t>
+              <w:t>9</w:t>
+            </w:r>
+          </w:p>
+        </w:tc>
+        <w:tc>
+          <w:tcPr>
+            <w:tcW w:type="dxa" w:w="1020"/>
+            <w:vAlign w:val="center"/>
+          </w:tcPr>
+          <w:p>
+            <w:r/>
+            <w:r>
+              <w:rPr>
+                <w:rFonts w:ascii="宋体" w:hAnsi="宋体" w:eastAsia="宋体"/>
+                <w:b w:val="0"/>
+                <w:sz w:val="21"/>
+              </w:rPr>
+              <w:t>8</w:t>
+            </w:r>
+          </w:p>
+        </w:tc>
+        <w:tc>
+          <w:tcPr>
+            <w:tcW w:type="dxa" w:w="964"/>
+            <w:vAlign w:val="center"/>
+          </w:tcPr>
+          <w:p>
+            <w:r/>
+            <w:r>
+              <w:rPr>
+                <w:rFonts w:ascii="宋体" w:hAnsi="宋体" w:eastAsia="宋体"/>
+                <w:b w:val="0"/>
+                <w:sz w:val="21"/>
+              </w:rPr>
+              <w:t>24</w:t>
+            </w:r>
+          </w:p>
+        </w:tc>
+        <w:tc>
+          <w:tcPr>
+            <w:tcW w:type="dxa" w:w="1871"/>
+            <w:vAlign w:val="center"/>
+          </w:tcPr>
+          <w:p>
+            <w:r/>
+            <w:r>
+              <w:rPr>
+                <w:rFonts w:ascii="宋体" w:hAnsi="宋体" w:eastAsia="宋体"/>
+                <w:b w:val="0"/>
+                <w:sz w:val="21"/>
+              </w:rPr>
+              <w:t>必做（P0）</w:t>
             </w:r>
           </w:p>
         </w:tc>
@@ -408,7 +635,7 @@
       <w:tr>
         <w:tc>
           <w:tcPr>
-            <w:tcW w:type="dxa" w:w="1361"/>
+            <w:tcW w:type="dxa" w:w="2154"/>
             <w:vAlign w:val="center"/>
           </w:tcPr>
           <w:p>
@@ -419,13 +646,13 @@
                 <w:b w:val="0"/>
                 <w:sz w:val="21"/>
               </w:rPr>
-              <w:t>可扩展</w:t>
-            </w:r>
-          </w:p>
-        </w:tc>
-        <w:tc>
-          <w:tcPr>
-            <w:tcW w:type="dxa" w:w="3061"/>
+              <w:t>教师审核面板</w:t>
+            </w:r>
+          </w:p>
+        </w:tc>
+        <w:tc>
+          <w:tcPr>
+            <w:tcW w:type="dxa" w:w="1020"/>
             <w:vAlign w:val="center"/>
           </w:tcPr>
           <w:p>
@@ -436,13 +663,13 @@
                 <w:b w:val="0"/>
                 <w:sz w:val="21"/>
               </w:rPr>
-              <w:t>先搭骨架，以后再加肉</w:t>
-            </w:r>
-          </w:p>
-        </w:tc>
-        <w:tc>
-          <w:tcPr>
-            <w:tcW w:type="dxa" w:w="3402"/>
+              <w:t>9</w:t>
+            </w:r>
+          </w:p>
+        </w:tc>
+        <w:tc>
+          <w:tcPr>
+            <w:tcW w:type="dxa" w:w="1020"/>
             <w:vAlign w:val="center"/>
           </w:tcPr>
           <w:p>
@@ -453,7 +680,578 @@
                 <w:b w:val="0"/>
                 <w:sz w:val="21"/>
               </w:rPr>
-              <w:t>数据库预留状态字段，接口按模块拆开</w:t>
+              <w:t>7</w:t>
+            </w:r>
+          </w:p>
+        </w:tc>
+        <w:tc>
+          <w:tcPr>
+            <w:tcW w:type="dxa" w:w="1020"/>
+            <w:vAlign w:val="center"/>
+          </w:tcPr>
+          <w:p>
+            <w:r/>
+            <w:r>
+              <w:rPr>
+                <w:rFonts w:ascii="宋体" w:hAnsi="宋体" w:eastAsia="宋体"/>
+                <w:b w:val="0"/>
+                <w:sz w:val="21"/>
+              </w:rPr>
+              <w:t>6</w:t>
+            </w:r>
+          </w:p>
+        </w:tc>
+        <w:tc>
+          <w:tcPr>
+            <w:tcW w:type="dxa" w:w="964"/>
+            <w:vAlign w:val="center"/>
+          </w:tcPr>
+          <w:p>
+            <w:r/>
+            <w:r>
+              <w:rPr>
+                <w:rFonts w:ascii="宋体" w:hAnsi="宋体" w:eastAsia="宋体"/>
+                <w:b w:val="0"/>
+                <w:sz w:val="21"/>
+              </w:rPr>
+              <w:t>22</w:t>
+            </w:r>
+          </w:p>
+        </w:tc>
+        <w:tc>
+          <w:tcPr>
+            <w:tcW w:type="dxa" w:w="1871"/>
+            <w:vAlign w:val="center"/>
+          </w:tcPr>
+          <w:p>
+            <w:r/>
+            <w:r>
+              <w:rPr>
+                <w:rFonts w:ascii="宋体" w:hAnsi="宋体" w:eastAsia="宋体"/>
+                <w:b w:val="0"/>
+                <w:sz w:val="21"/>
+              </w:rPr>
+              <w:t>简化做（P1）</w:t>
+            </w:r>
+          </w:p>
+        </w:tc>
+      </w:tr>
+      <w:tr>
+        <w:tc>
+          <w:tcPr>
+            <w:tcW w:type="dxa" w:w="2154"/>
+            <w:vAlign w:val="center"/>
+          </w:tcPr>
+          <w:p>
+            <w:r/>
+            <w:r>
+              <w:rPr>
+                <w:rFonts w:ascii="宋体" w:hAnsi="宋体" w:eastAsia="宋体"/>
+                <w:b w:val="0"/>
+                <w:sz w:val="21"/>
+              </w:rPr>
+              <w:t>统计看板</w:t>
+            </w:r>
+          </w:p>
+        </w:tc>
+        <w:tc>
+          <w:tcPr>
+            <w:tcW w:type="dxa" w:w="1020"/>
+            <w:vAlign w:val="center"/>
+          </w:tcPr>
+          <w:p>
+            <w:r/>
+            <w:r>
+              <w:rPr>
+                <w:rFonts w:ascii="宋体" w:hAnsi="宋体" w:eastAsia="宋体"/>
+                <w:b w:val="0"/>
+                <w:sz w:val="21"/>
+              </w:rPr>
+              <w:t>6</w:t>
+            </w:r>
+          </w:p>
+        </w:tc>
+        <w:tc>
+          <w:tcPr>
+            <w:tcW w:type="dxa" w:w="1020"/>
+            <w:vAlign w:val="center"/>
+          </w:tcPr>
+          <w:p>
+            <w:r/>
+            <w:r>
+              <w:rPr>
+                <w:rFonts w:ascii="宋体" w:hAnsi="宋体" w:eastAsia="宋体"/>
+                <w:b w:val="0"/>
+                <w:sz w:val="21"/>
+              </w:rPr>
+              <w:t>7</w:t>
+            </w:r>
+          </w:p>
+        </w:tc>
+        <w:tc>
+          <w:tcPr>
+            <w:tcW w:type="dxa" w:w="1020"/>
+            <w:vAlign w:val="center"/>
+          </w:tcPr>
+          <w:p>
+            <w:r/>
+            <w:r>
+              <w:rPr>
+                <w:rFonts w:ascii="宋体" w:hAnsi="宋体" w:eastAsia="宋体"/>
+                <w:b w:val="0"/>
+                <w:sz w:val="21"/>
+              </w:rPr>
+              <w:t>5</w:t>
+            </w:r>
+          </w:p>
+        </w:tc>
+        <w:tc>
+          <w:tcPr>
+            <w:tcW w:type="dxa" w:w="964"/>
+            <w:vAlign w:val="center"/>
+          </w:tcPr>
+          <w:p>
+            <w:r/>
+            <w:r>
+              <w:rPr>
+                <w:rFonts w:ascii="宋体" w:hAnsi="宋体" w:eastAsia="宋体"/>
+                <w:b w:val="0"/>
+                <w:sz w:val="21"/>
+              </w:rPr>
+              <w:t>18</w:t>
+            </w:r>
+          </w:p>
+        </w:tc>
+        <w:tc>
+          <w:tcPr>
+            <w:tcW w:type="dxa" w:w="1871"/>
+            <w:vAlign w:val="center"/>
+          </w:tcPr>
+          <w:p>
+            <w:r/>
+            <w:r>
+              <w:rPr>
+                <w:rFonts w:ascii="宋体" w:hAnsi="宋体" w:eastAsia="宋体"/>
+                <w:b w:val="0"/>
+                <w:sz w:val="21"/>
+              </w:rPr>
+              <w:t>简化做（P1）</w:t>
+            </w:r>
+          </w:p>
+        </w:tc>
+      </w:tr>
+      <w:tr>
+        <w:tc>
+          <w:tcPr>
+            <w:tcW w:type="dxa" w:w="2154"/>
+            <w:vAlign w:val="center"/>
+          </w:tcPr>
+          <w:p>
+            <w:r/>
+            <w:r>
+              <w:rPr>
+                <w:rFonts w:ascii="宋体" w:hAnsi="宋体" w:eastAsia="宋体"/>
+                <w:b w:val="0"/>
+                <w:sz w:val="21"/>
+              </w:rPr>
+              <w:t>AI 内容审核</w:t>
+            </w:r>
+          </w:p>
+        </w:tc>
+        <w:tc>
+          <w:tcPr>
+            <w:tcW w:type="dxa" w:w="1020"/>
+            <w:vAlign w:val="center"/>
+          </w:tcPr>
+          <w:p>
+            <w:r/>
+            <w:r>
+              <w:rPr>
+                <w:rFonts w:ascii="宋体" w:hAnsi="宋体" w:eastAsia="宋体"/>
+                <w:b w:val="0"/>
+                <w:sz w:val="21"/>
+              </w:rPr>
+              <w:t>5</w:t>
+            </w:r>
+          </w:p>
+        </w:tc>
+        <w:tc>
+          <w:tcPr>
+            <w:tcW w:type="dxa" w:w="1020"/>
+            <w:vAlign w:val="center"/>
+          </w:tcPr>
+          <w:p>
+            <w:r/>
+            <w:r>
+              <w:rPr>
+                <w:rFonts w:ascii="宋体" w:hAnsi="宋体" w:eastAsia="宋体"/>
+                <w:b w:val="0"/>
+                <w:sz w:val="21"/>
+              </w:rPr>
+              <w:t>4</w:t>
+            </w:r>
+          </w:p>
+        </w:tc>
+        <w:tc>
+          <w:tcPr>
+            <w:tcW w:type="dxa" w:w="1020"/>
+            <w:vAlign w:val="center"/>
+          </w:tcPr>
+          <w:p>
+            <w:r/>
+            <w:r>
+              <w:rPr>
+                <w:rFonts w:ascii="宋体" w:hAnsi="宋体" w:eastAsia="宋体"/>
+                <w:b w:val="0"/>
+                <w:sz w:val="21"/>
+              </w:rPr>
+              <w:t>3</w:t>
+            </w:r>
+          </w:p>
+        </w:tc>
+        <w:tc>
+          <w:tcPr>
+            <w:tcW w:type="dxa" w:w="964"/>
+            <w:vAlign w:val="center"/>
+          </w:tcPr>
+          <w:p>
+            <w:r/>
+            <w:r>
+              <w:rPr>
+                <w:rFonts w:ascii="宋体" w:hAnsi="宋体" w:eastAsia="宋体"/>
+                <w:b w:val="0"/>
+                <w:sz w:val="21"/>
+              </w:rPr>
+              <w:t>12</w:t>
+            </w:r>
+          </w:p>
+        </w:tc>
+        <w:tc>
+          <w:tcPr>
+            <w:tcW w:type="dxa" w:w="1871"/>
+            <w:vAlign w:val="center"/>
+          </w:tcPr>
+          <w:p>
+            <w:r/>
+            <w:r>
+              <w:rPr>
+                <w:rFonts w:ascii="宋体" w:hAnsi="宋体" w:eastAsia="宋体"/>
+                <w:b w:val="0"/>
+                <w:sz w:val="21"/>
+              </w:rPr>
+              <w:t>不做（P2）</w:t>
+            </w:r>
+          </w:p>
+        </w:tc>
+      </w:tr>
+      <w:tr>
+        <w:tc>
+          <w:tcPr>
+            <w:tcW w:type="dxa" w:w="2154"/>
+            <w:vAlign w:val="center"/>
+          </w:tcPr>
+          <w:p>
+            <w:r/>
+            <w:r>
+              <w:rPr>
+                <w:rFonts w:ascii="宋体" w:hAnsi="宋体" w:eastAsia="宋体"/>
+                <w:b w:val="0"/>
+                <w:sz w:val="21"/>
+              </w:rPr>
+              <w:t>人脸识别</w:t>
+            </w:r>
+          </w:p>
+        </w:tc>
+        <w:tc>
+          <w:tcPr>
+            <w:tcW w:type="dxa" w:w="1020"/>
+            <w:vAlign w:val="center"/>
+          </w:tcPr>
+          <w:p>
+            <w:r/>
+            <w:r>
+              <w:rPr>
+                <w:rFonts w:ascii="宋体" w:hAnsi="宋体" w:eastAsia="宋体"/>
+                <w:b w:val="0"/>
+                <w:sz w:val="21"/>
+              </w:rPr>
+              <w:t>3</w:t>
+            </w:r>
+          </w:p>
+        </w:tc>
+        <w:tc>
+          <w:tcPr>
+            <w:tcW w:type="dxa" w:w="1020"/>
+            <w:vAlign w:val="center"/>
+          </w:tcPr>
+          <w:p>
+            <w:r/>
+            <w:r>
+              <w:rPr>
+                <w:rFonts w:ascii="宋体" w:hAnsi="宋体" w:eastAsia="宋体"/>
+                <w:b w:val="0"/>
+                <w:sz w:val="21"/>
+              </w:rPr>
+              <w:t>3</w:t>
+            </w:r>
+          </w:p>
+        </w:tc>
+        <w:tc>
+          <w:tcPr>
+            <w:tcW w:type="dxa" w:w="1020"/>
+            <w:vAlign w:val="center"/>
+          </w:tcPr>
+          <w:p>
+            <w:r/>
+            <w:r>
+              <w:rPr>
+                <w:rFonts w:ascii="宋体" w:hAnsi="宋体" w:eastAsia="宋体"/>
+                <w:b w:val="0"/>
+                <w:sz w:val="21"/>
+              </w:rPr>
+              <w:t>2</w:t>
+            </w:r>
+          </w:p>
+        </w:tc>
+        <w:tc>
+          <w:tcPr>
+            <w:tcW w:type="dxa" w:w="964"/>
+            <w:vAlign w:val="center"/>
+          </w:tcPr>
+          <w:p>
+            <w:r/>
+            <w:r>
+              <w:rPr>
+                <w:rFonts w:ascii="宋体" w:hAnsi="宋体" w:eastAsia="宋体"/>
+                <w:b w:val="0"/>
+                <w:sz w:val="21"/>
+              </w:rPr>
+              <w:t>8</w:t>
+            </w:r>
+          </w:p>
+        </w:tc>
+        <w:tc>
+          <w:tcPr>
+            <w:tcW w:type="dxa" w:w="1871"/>
+            <w:vAlign w:val="center"/>
+          </w:tcPr>
+          <w:p>
+            <w:r/>
+            <w:r>
+              <w:rPr>
+                <w:rFonts w:ascii="宋体" w:hAnsi="宋体" w:eastAsia="宋体"/>
+                <w:b w:val="0"/>
+                <w:sz w:val="21"/>
+              </w:rPr>
+              <w:t>不做（P2）</w:t>
+            </w:r>
+          </w:p>
+        </w:tc>
+      </w:tr>
+      <w:tr>
+        <w:tc>
+          <w:tcPr>
+            <w:tcW w:type="dxa" w:w="2154"/>
+            <w:vAlign w:val="center"/>
+          </w:tcPr>
+          <w:p>
+            <w:r/>
+            <w:r>
+              <w:rPr>
+                <w:rFonts w:ascii="宋体" w:hAnsi="宋体" w:eastAsia="宋体"/>
+                <w:b w:val="0"/>
+                <w:sz w:val="21"/>
+              </w:rPr>
+              <w:t>语音打卡</w:t>
+            </w:r>
+          </w:p>
+        </w:tc>
+        <w:tc>
+          <w:tcPr>
+            <w:tcW w:type="dxa" w:w="1020"/>
+            <w:vAlign w:val="center"/>
+          </w:tcPr>
+          <w:p>
+            <w:r/>
+            <w:r>
+              <w:rPr>
+                <w:rFonts w:ascii="宋体" w:hAnsi="宋体" w:eastAsia="宋体"/>
+                <w:b w:val="0"/>
+                <w:sz w:val="21"/>
+              </w:rPr>
+              <w:t>2</w:t>
+            </w:r>
+          </w:p>
+        </w:tc>
+        <w:tc>
+          <w:tcPr>
+            <w:tcW w:type="dxa" w:w="1020"/>
+            <w:vAlign w:val="center"/>
+          </w:tcPr>
+          <w:p>
+            <w:r/>
+            <w:r>
+              <w:rPr>
+                <w:rFonts w:ascii="宋体" w:hAnsi="宋体" w:eastAsia="宋体"/>
+                <w:b w:val="0"/>
+                <w:sz w:val="21"/>
+              </w:rPr>
+              <w:t>2</w:t>
+            </w:r>
+          </w:p>
+        </w:tc>
+        <w:tc>
+          <w:tcPr>
+            <w:tcW w:type="dxa" w:w="1020"/>
+            <w:vAlign w:val="center"/>
+          </w:tcPr>
+          <w:p>
+            <w:r/>
+            <w:r>
+              <w:rPr>
+                <w:rFonts w:ascii="宋体" w:hAnsi="宋体" w:eastAsia="宋体"/>
+                <w:b w:val="0"/>
+                <w:sz w:val="21"/>
+              </w:rPr>
+              <w:t>2</w:t>
+            </w:r>
+          </w:p>
+        </w:tc>
+        <w:tc>
+          <w:tcPr>
+            <w:tcW w:type="dxa" w:w="964"/>
+            <w:vAlign w:val="center"/>
+          </w:tcPr>
+          <w:p>
+            <w:r/>
+            <w:r>
+              <w:rPr>
+                <w:rFonts w:ascii="宋体" w:hAnsi="宋体" w:eastAsia="宋体"/>
+                <w:b w:val="0"/>
+                <w:sz w:val="21"/>
+              </w:rPr>
+              <w:t>6</w:t>
+            </w:r>
+          </w:p>
+        </w:tc>
+        <w:tc>
+          <w:tcPr>
+            <w:tcW w:type="dxa" w:w="1871"/>
+            <w:vAlign w:val="center"/>
+          </w:tcPr>
+          <w:p>
+            <w:r/>
+            <w:r>
+              <w:rPr>
+                <w:rFonts w:ascii="宋体" w:hAnsi="宋体" w:eastAsia="宋体"/>
+                <w:b w:val="0"/>
+                <w:sz w:val="21"/>
+              </w:rPr>
+              <w:t>不做（P2）</w:t>
+            </w:r>
+          </w:p>
+        </w:tc>
+      </w:tr>
+      <w:tr>
+        <w:tc>
+          <w:tcPr>
+            <w:tcW w:type="dxa" w:w="2154"/>
+            <w:vAlign w:val="center"/>
+          </w:tcPr>
+          <w:p>
+            <w:r/>
+            <w:r>
+              <w:rPr>
+                <w:rFonts w:ascii="宋体" w:hAnsi="宋体" w:eastAsia="宋体"/>
+                <w:b w:val="0"/>
+                <w:sz w:val="21"/>
+              </w:rPr>
+              <w:t>积分/排行榜</w:t>
+            </w:r>
+          </w:p>
+        </w:tc>
+        <w:tc>
+          <w:tcPr>
+            <w:tcW w:type="dxa" w:w="1020"/>
+            <w:vAlign w:val="center"/>
+          </w:tcPr>
+          <w:p>
+            <w:r/>
+            <w:r>
+              <w:rPr>
+                <w:rFonts w:ascii="宋体" w:hAnsi="宋体" w:eastAsia="宋体"/>
+                <w:b w:val="0"/>
+                <w:sz w:val="21"/>
+              </w:rPr>
+              <w:t>4</w:t>
+            </w:r>
+          </w:p>
+        </w:tc>
+        <w:tc>
+          <w:tcPr>
+            <w:tcW w:type="dxa" w:w="1020"/>
+            <w:vAlign w:val="center"/>
+          </w:tcPr>
+          <w:p>
+            <w:r/>
+            <w:r>
+              <w:rPr>
+                <w:rFonts w:ascii="宋体" w:hAnsi="宋体" w:eastAsia="宋体"/>
+                <w:b w:val="0"/>
+                <w:sz w:val="21"/>
+              </w:rPr>
+              <w:t>3</w:t>
+            </w:r>
+          </w:p>
+        </w:tc>
+        <w:tc>
+          <w:tcPr>
+            <w:tcW w:type="dxa" w:w="1020"/>
+            <w:vAlign w:val="center"/>
+          </w:tcPr>
+          <w:p>
+            <w:r/>
+            <w:r>
+              <w:rPr>
+                <w:rFonts w:ascii="宋体" w:hAnsi="宋体" w:eastAsia="宋体"/>
+                <w:b w:val="0"/>
+                <w:sz w:val="21"/>
+              </w:rPr>
+              <w:t>3</w:t>
+            </w:r>
+          </w:p>
+        </w:tc>
+        <w:tc>
+          <w:tcPr>
+            <w:tcW w:type="dxa" w:w="964"/>
+            <w:vAlign w:val="center"/>
+          </w:tcPr>
+          <w:p>
+            <w:r/>
+            <w:r>
+              <w:rPr>
+                <w:rFonts w:ascii="宋体" w:hAnsi="宋体" w:eastAsia="宋体"/>
+                <w:b w:val="0"/>
+                <w:sz w:val="21"/>
+              </w:rPr>
+              <w:t>10</w:t>
+            </w:r>
+          </w:p>
+        </w:tc>
+        <w:tc>
+          <w:tcPr>
+            <w:tcW w:type="dxa" w:w="1871"/>
+            <w:vAlign w:val="center"/>
+          </w:tcPr>
+          <w:p>
+            <w:r/>
+            <w:r>
+              <w:rPr>
+                <w:rFonts w:ascii="宋体" w:hAnsi="宋体" w:eastAsia="宋体"/>
+                <w:b w:val="0"/>
+                <w:sz w:val="21"/>
+              </w:rPr>
+              <w:t>不做（P2）</w:t>
             </w:r>
           </w:p>
         </w:tc>
@@ -461,17 +1259,11 @@
     </w:tbl>
     <w:p/>
     <w:p>
-      <w:r>
-        <w:br w:type="page"/>
-      </w:r>
-    </w:p>
-    <w:p>
       <w:pPr>
-        <w:pStyle w:val="Heading1"/>
-        <w:jc w:val="center"/>
+        <w:pStyle w:val="Heading2"/>
       </w:pPr>
       <w:r>
-        <w:t>3 72 小时 MVP 只做什么</w:t>
+        <w:t>2.2 MVP 剪减后的最终功能清单</w:t>
       </w:r>
     </w:p>
     <w:p>
@@ -480,7 +1272,7 @@
         <w:jc w:val="center"/>
       </w:pPr>
       <w:r>
-        <w:t>表 3.1 MVP 功能范围</w:t>
+        <w:t>表 2.2 72 小时 MVP 最终功能清单</w:t>
       </w:r>
     </w:p>
     <w:tbl>
@@ -499,7 +1291,7 @@
       <w:tr>
         <w:tc>
           <w:tcPr>
-            <w:tcW w:type="dxa" w:w="1134"/>
+            <w:tcW w:type="dxa" w:w="794"/>
             <w:vAlign w:val="center"/>
             <w:shd w:fill="E8EEF5"/>
           </w:tcPr>
@@ -514,13 +1306,13 @@
                 <w:b/>
                 <w:sz w:val="21"/>
               </w:rPr>
-              <w:t>优先级</w:t>
-            </w:r>
-          </w:p>
-        </w:tc>
-        <w:tc>
-          <w:tcPr>
-            <w:tcW w:type="dxa" w:w="2041"/>
+              <w:t>序号</w:t>
+            </w:r>
+          </w:p>
+        </w:tc>
+        <w:tc>
+          <w:tcPr>
+            <w:tcW w:type="dxa" w:w="1814"/>
             <w:vAlign w:val="center"/>
             <w:shd w:fill="E8EEF5"/>
           </w:tcPr>
@@ -535,13 +1327,13 @@
                 <w:b/>
                 <w:sz w:val="21"/>
               </w:rPr>
-              <w:t>功能</w:t>
-            </w:r>
-          </w:p>
-        </w:tc>
-        <w:tc>
-          <w:tcPr>
-            <w:tcW w:type="dxa" w:w="1701"/>
+              <w:t>功能模块</w:t>
+            </w:r>
+          </w:p>
+        </w:tc>
+        <w:tc>
+          <w:tcPr>
+            <w:tcW w:type="dxa" w:w="1134"/>
             <w:vAlign w:val="center"/>
             <w:shd w:fill="E8EEF5"/>
           </w:tcPr>
@@ -556,13 +1348,13 @@
                 <w:b/>
                 <w:sz w:val="21"/>
               </w:rPr>
-              <w:t>是否进入 72 小时</w:t>
-            </w:r>
-          </w:p>
-        </w:tc>
-        <w:tc>
-          <w:tcPr>
-            <w:tcW w:type="dxa" w:w="2948"/>
+              <w:t>负责人</w:t>
+            </w:r>
+          </w:p>
+        </w:tc>
+        <w:tc>
+          <w:tcPr>
+            <w:tcW w:type="dxa" w:w="4876"/>
             <w:vAlign w:val="center"/>
             <w:shd w:fill="E8EEF5"/>
           </w:tcPr>
@@ -577,7 +1369,7 @@
                 <w:b/>
                 <w:sz w:val="21"/>
               </w:rPr>
-              <w:t>原因</w:t>
+              <w:t>功能说明</w:t>
             </w:r>
           </w:p>
         </w:tc>
@@ -585,6 +1377,40 @@
       <w:tr>
         <w:tc>
           <w:tcPr>
+            <w:tcW w:type="dxa" w:w="794"/>
+            <w:vAlign w:val="center"/>
+          </w:tcPr>
+          <w:p>
+            <w:r/>
+            <w:r>
+              <w:rPr>
+                <w:rFonts w:ascii="宋体" w:hAnsi="宋体" w:eastAsia="宋体"/>
+                <w:b w:val="0"/>
+                <w:sz w:val="21"/>
+              </w:rPr>
+              <w:t>1</w:t>
+            </w:r>
+          </w:p>
+        </w:tc>
+        <w:tc>
+          <w:tcPr>
+            <w:tcW w:type="dxa" w:w="1814"/>
+            <w:vAlign w:val="center"/>
+          </w:tcPr>
+          <w:p>
+            <w:r/>
+            <w:r>
+              <w:rPr>
+                <w:rFonts w:ascii="宋体" w:hAnsi="宋体" w:eastAsia="宋体"/>
+                <w:b w:val="0"/>
+                <w:sz w:val="21"/>
+              </w:rPr>
+              <w:t>用户登录/注册</w:t>
+            </w:r>
+          </w:p>
+        </w:tc>
+        <w:tc>
+          <w:tcPr>
             <w:tcW w:type="dxa" w:w="1134"/>
             <w:vAlign w:val="center"/>
           </w:tcPr>
@@ -596,13 +1422,13 @@
                 <w:b w:val="0"/>
                 <w:sz w:val="21"/>
               </w:rPr>
-              <w:t>Must</w:t>
-            </w:r>
-          </w:p>
-        </w:tc>
-        <w:tc>
-          <w:tcPr>
-            <w:tcW w:type="dxa" w:w="2041"/>
+              <w:t>赵耀</w:t>
+            </w:r>
+          </w:p>
+        </w:tc>
+        <w:tc>
+          <w:tcPr>
+            <w:tcW w:type="dxa" w:w="4876"/>
             <w:vAlign w:val="center"/>
           </w:tcPr>
           <w:p>
@@ -613,41 +1439,7 @@
                 <w:b w:val="0"/>
                 <w:sz w:val="21"/>
               </w:rPr>
-              <w:t>登录与角色识别</w:t>
-            </w:r>
-          </w:p>
-        </w:tc>
-        <w:tc>
-          <w:tcPr>
-            <w:tcW w:type="dxa" w:w="1701"/>
-            <w:vAlign w:val="center"/>
-          </w:tcPr>
-          <w:p>
-            <w:r/>
-            <w:r>
-              <w:rPr>
-                <w:rFonts w:ascii="宋体" w:hAnsi="宋体" w:eastAsia="宋体"/>
-                <w:b w:val="0"/>
-                <w:sz w:val="21"/>
-              </w:rPr>
-              <w:t>进入</w:t>
-            </w:r>
-          </w:p>
-        </w:tc>
-        <w:tc>
-          <w:tcPr>
-            <w:tcW w:type="dxa" w:w="2948"/>
-            <w:vAlign w:val="center"/>
-          </w:tcPr>
-          <w:p>
-            <w:r/>
-            <w:r>
-              <w:rPr>
-                <w:rFonts w:ascii="宋体" w:hAnsi="宋体" w:eastAsia="宋体"/>
-                <w:b w:val="0"/>
-                <w:sz w:val="21"/>
-              </w:rPr>
-              <w:t>不知道谁登录，就无法区分学生、老师和管理员</w:t>
+              <w:t>手机号注册 + JWT 认证，支持学生/教师/管理员三种角色</w:t>
             </w:r>
           </w:p>
         </w:tc>
@@ -655,6 +1447,40 @@
       <w:tr>
         <w:tc>
           <w:tcPr>
+            <w:tcW w:type="dxa" w:w="794"/>
+            <w:vAlign w:val="center"/>
+          </w:tcPr>
+          <w:p>
+            <w:r/>
+            <w:r>
+              <w:rPr>
+                <w:rFonts w:ascii="宋体" w:hAnsi="宋体" w:eastAsia="宋体"/>
+                <w:b w:val="0"/>
+                <w:sz w:val="21"/>
+              </w:rPr>
+              <w:t>2</w:t>
+            </w:r>
+          </w:p>
+        </w:tc>
+        <w:tc>
+          <w:tcPr>
+            <w:tcW w:type="dxa" w:w="1814"/>
+            <w:vAlign w:val="center"/>
+          </w:tcPr>
+          <w:p>
+            <w:r/>
+            <w:r>
+              <w:rPr>
+                <w:rFonts w:ascii="宋体" w:hAnsi="宋体" w:eastAsia="宋体"/>
+                <w:b w:val="0"/>
+                <w:sz w:val="21"/>
+              </w:rPr>
+              <w:t>学生提交打卡</w:t>
+            </w:r>
+          </w:p>
+        </w:tc>
+        <w:tc>
+          <w:tcPr>
             <w:tcW w:type="dxa" w:w="1134"/>
             <w:vAlign w:val="center"/>
           </w:tcPr>
@@ -666,13 +1492,13 @@
                 <w:b w:val="0"/>
                 <w:sz w:val="21"/>
               </w:rPr>
-              <w:t>Must</w:t>
-            </w:r>
-          </w:p>
-        </w:tc>
-        <w:tc>
-          <w:tcPr>
-            <w:tcW w:type="dxa" w:w="2041"/>
+              <w:t>王韩韵</w:t>
+            </w:r>
+          </w:p>
+        </w:tc>
+        <w:tc>
+          <w:tcPr>
+            <w:tcW w:type="dxa" w:w="4876"/>
             <w:vAlign w:val="center"/>
           </w:tcPr>
           <w:p>
@@ -683,41 +1509,7 @@
                 <w:b w:val="0"/>
                 <w:sz w:val="21"/>
               </w:rPr>
-              <w:t>学生三类打卡</w:t>
-            </w:r>
-          </w:p>
-        </w:tc>
-        <w:tc>
-          <w:tcPr>
-            <w:tcW w:type="dxa" w:w="1701"/>
-            <w:vAlign w:val="center"/>
-          </w:tcPr>
-          <w:p>
-            <w:r/>
-            <w:r>
-              <w:rPr>
-                <w:rFonts w:ascii="宋体" w:hAnsi="宋体" w:eastAsia="宋体"/>
-                <w:b w:val="0"/>
-                <w:sz w:val="21"/>
-              </w:rPr>
-              <w:t>进入</w:t>
-            </w:r>
-          </w:p>
-        </w:tc>
-        <w:tc>
-          <w:tcPr>
-            <w:tcW w:type="dxa" w:w="2948"/>
-            <w:vAlign w:val="center"/>
-          </w:tcPr>
-          <w:p>
-            <w:r/>
-            <w:r>
-              <w:rPr>
-                <w:rFonts w:ascii="宋体" w:hAnsi="宋体" w:eastAsia="宋体"/>
-                <w:b w:val="0"/>
-                <w:sz w:val="21"/>
-              </w:rPr>
-              <w:t>这是系统的核心，没有打卡就不是打卡系统</w:t>
+              <w:t>文字心得 + 照片上传 + GPS 定位，支持查寝/上课/实习三种类型</w:t>
             </w:r>
           </w:p>
         </w:tc>
@@ -725,6 +1517,40 @@
       <w:tr>
         <w:tc>
           <w:tcPr>
+            <w:tcW w:type="dxa" w:w="794"/>
+            <w:vAlign w:val="center"/>
+          </w:tcPr>
+          <w:p>
+            <w:r/>
+            <w:r>
+              <w:rPr>
+                <w:rFonts w:ascii="宋体" w:hAnsi="宋体" w:eastAsia="宋体"/>
+                <w:b w:val="0"/>
+                <w:sz w:val="21"/>
+              </w:rPr>
+              <w:t>3</w:t>
+            </w:r>
+          </w:p>
+        </w:tc>
+        <w:tc>
+          <w:tcPr>
+            <w:tcW w:type="dxa" w:w="1814"/>
+            <w:vAlign w:val="center"/>
+          </w:tcPr>
+          <w:p>
+            <w:r/>
+            <w:r>
+              <w:rPr>
+                <w:rFonts w:ascii="宋体" w:hAnsi="宋体" w:eastAsia="宋体"/>
+                <w:b w:val="0"/>
+                <w:sz w:val="21"/>
+              </w:rPr>
+              <w:t>打卡历史查看</w:t>
+            </w:r>
+          </w:p>
+        </w:tc>
+        <w:tc>
+          <w:tcPr>
             <w:tcW w:type="dxa" w:w="1134"/>
             <w:vAlign w:val="center"/>
           </w:tcPr>
@@ -736,13 +1562,13 @@
                 <w:b w:val="0"/>
                 <w:sz w:val="21"/>
               </w:rPr>
-              <w:t>Must</w:t>
-            </w:r>
-          </w:p>
-        </w:tc>
-        <w:tc>
-          <w:tcPr>
-            <w:tcW w:type="dxa" w:w="2041"/>
+              <w:t>胡钊炫</w:t>
+            </w:r>
+          </w:p>
+        </w:tc>
+        <w:tc>
+          <w:tcPr>
+            <w:tcW w:type="dxa" w:w="4876"/>
             <w:vAlign w:val="center"/>
           </w:tcPr>
           <w:p>
@@ -753,41 +1579,7 @@
                 <w:b w:val="0"/>
                 <w:sz w:val="21"/>
               </w:rPr>
-              <w:t>打卡历史与审核结果</w:t>
-            </w:r>
-          </w:p>
-        </w:tc>
-        <w:tc>
-          <w:tcPr>
-            <w:tcW w:type="dxa" w:w="1701"/>
-            <w:vAlign w:val="center"/>
-          </w:tcPr>
-          <w:p>
-            <w:r/>
-            <w:r>
-              <w:rPr>
-                <w:rFonts w:ascii="宋体" w:hAnsi="宋体" w:eastAsia="宋体"/>
-                <w:b w:val="0"/>
-                <w:sz w:val="21"/>
-              </w:rPr>
-              <w:t>进入</w:t>
-            </w:r>
-          </w:p>
-        </w:tc>
-        <w:tc>
-          <w:tcPr>
-            <w:tcW w:type="dxa" w:w="2948"/>
-            <w:vAlign w:val="center"/>
-          </w:tcPr>
-          <w:p>
-            <w:r/>
-            <w:r>
-              <w:rPr>
-                <w:rFonts w:ascii="宋体" w:hAnsi="宋体" w:eastAsia="宋体"/>
-                <w:b w:val="0"/>
-                <w:sz w:val="21"/>
-              </w:rPr>
-              <w:t>学生需要知道自己是否完成任务</w:t>
+              <w:t>学生查看自己的打卡记录、审核状态和筛选</w:t>
             </w:r>
           </w:p>
         </w:tc>
@@ -795,6 +1587,40 @@
       <w:tr>
         <w:tc>
           <w:tcPr>
+            <w:tcW w:type="dxa" w:w="794"/>
+            <w:vAlign w:val="center"/>
+          </w:tcPr>
+          <w:p>
+            <w:r/>
+            <w:r>
+              <w:rPr>
+                <w:rFonts w:ascii="宋体" w:hAnsi="宋体" w:eastAsia="宋体"/>
+                <w:b w:val="0"/>
+                <w:sz w:val="21"/>
+              </w:rPr>
+              <w:t>4</w:t>
+            </w:r>
+          </w:p>
+        </w:tc>
+        <w:tc>
+          <w:tcPr>
+            <w:tcW w:type="dxa" w:w="1814"/>
+            <w:vAlign w:val="center"/>
+          </w:tcPr>
+          <w:p>
+            <w:r/>
+            <w:r>
+              <w:rPr>
+                <w:rFonts w:ascii="宋体" w:hAnsi="宋体" w:eastAsia="宋体"/>
+                <w:b w:val="0"/>
+                <w:sz w:val="21"/>
+              </w:rPr>
+              <w:t>教师审核面板</w:t>
+            </w:r>
+          </w:p>
+        </w:tc>
+        <w:tc>
+          <w:tcPr>
             <w:tcW w:type="dxa" w:w="1134"/>
             <w:vAlign w:val="center"/>
           </w:tcPr>
@@ -806,13 +1632,13 @@
                 <w:b w:val="0"/>
                 <w:sz w:val="21"/>
               </w:rPr>
-              <w:t>Must</w:t>
-            </w:r>
-          </w:p>
-        </w:tc>
-        <w:tc>
-          <w:tcPr>
-            <w:tcW w:type="dxa" w:w="2041"/>
+              <w:t>华心仪</w:t>
+            </w:r>
+          </w:p>
+        </w:tc>
+        <w:tc>
+          <w:tcPr>
+            <w:tcW w:type="dxa" w:w="4876"/>
             <w:vAlign w:val="center"/>
           </w:tcPr>
           <w:p>
@@ -823,41 +1649,7 @@
                 <w:b w:val="0"/>
                 <w:sz w:val="21"/>
               </w:rPr>
-              <w:t>教师审核</w:t>
-            </w:r>
-          </w:p>
-        </w:tc>
-        <w:tc>
-          <w:tcPr>
-            <w:tcW w:type="dxa" w:w="1701"/>
-            <w:vAlign w:val="center"/>
-          </w:tcPr>
-          <w:p>
-            <w:r/>
-            <w:r>
-              <w:rPr>
-                <w:rFonts w:ascii="宋体" w:hAnsi="宋体" w:eastAsia="宋体"/>
-                <w:b w:val="0"/>
-                <w:sz w:val="21"/>
-              </w:rPr>
-              <w:t>进入</w:t>
-            </w:r>
-          </w:p>
-        </w:tc>
-        <w:tc>
-          <w:tcPr>
-            <w:tcW w:type="dxa" w:w="2948"/>
-            <w:vAlign w:val="center"/>
-          </w:tcPr>
-          <w:p>
-            <w:r/>
-            <w:r>
-              <w:rPr>
-                <w:rFonts w:ascii="宋体" w:hAnsi="宋体" w:eastAsia="宋体"/>
-                <w:b w:val="0"/>
-                <w:sz w:val="21"/>
-              </w:rPr>
-              <w:t>老师必须能处理待审核和异常记录</w:t>
+              <w:t>查看班级学生打卡列表，通过/拒绝并留评语（简化版）</w:t>
             </w:r>
           </w:p>
         </w:tc>
@@ -865,6 +1657,40 @@
       <w:tr>
         <w:tc>
           <w:tcPr>
+            <w:tcW w:type="dxa" w:w="794"/>
+            <w:vAlign w:val="center"/>
+          </w:tcPr>
+          <w:p>
+            <w:r/>
+            <w:r>
+              <w:rPr>
+                <w:rFonts w:ascii="宋体" w:hAnsi="宋体" w:eastAsia="宋体"/>
+                <w:b w:val="0"/>
+                <w:sz w:val="21"/>
+              </w:rPr>
+              <w:t>5</w:t>
+            </w:r>
+          </w:p>
+        </w:tc>
+        <w:tc>
+          <w:tcPr>
+            <w:tcW w:type="dxa" w:w="1814"/>
+            <w:vAlign w:val="center"/>
+          </w:tcPr>
+          <w:p>
+            <w:r/>
+            <w:r>
+              <w:rPr>
+                <w:rFonts w:ascii="宋体" w:hAnsi="宋体" w:eastAsia="宋体"/>
+                <w:b w:val="0"/>
+                <w:sz w:val="21"/>
+              </w:rPr>
+              <w:t>简易统计看板</w:t>
+            </w:r>
+          </w:p>
+        </w:tc>
+        <w:tc>
+          <w:tcPr>
             <w:tcW w:type="dxa" w:w="1134"/>
             <w:vAlign w:val="center"/>
           </w:tcPr>
@@ -876,13 +1702,13 @@
                 <w:b w:val="0"/>
                 <w:sz w:val="21"/>
               </w:rPr>
-              <w:t>Must</w:t>
-            </w:r>
-          </w:p>
-        </w:tc>
-        <w:tc>
-          <w:tcPr>
-            <w:tcW w:type="dxa" w:w="2041"/>
+              <w:t>华心仪</w:t>
+            </w:r>
+          </w:p>
+        </w:tc>
+        <w:tc>
+          <w:tcPr>
+            <w:tcW w:type="dxa" w:w="4876"/>
             <w:vAlign w:val="center"/>
           </w:tcPr>
           <w:p>
@@ -893,327 +1719,57 @@
                 <w:b w:val="0"/>
                 <w:sz w:val="21"/>
               </w:rPr>
-              <w:t>统计概览</w:t>
-            </w:r>
-          </w:p>
-        </w:tc>
-        <w:tc>
-          <w:tcPr>
-            <w:tcW w:type="dxa" w:w="1701"/>
-            <w:vAlign w:val="center"/>
-          </w:tcPr>
-          <w:p>
-            <w:r/>
-            <w:r>
-              <w:rPr>
-                <w:rFonts w:ascii="宋体" w:hAnsi="宋体" w:eastAsia="宋体"/>
-                <w:b w:val="0"/>
-                <w:sz w:val="21"/>
-              </w:rPr>
-              <w:t>进入</w:t>
-            </w:r>
-          </w:p>
-        </w:tc>
-        <w:tc>
-          <w:tcPr>
-            <w:tcW w:type="dxa" w:w="2948"/>
-            <w:vAlign w:val="center"/>
-          </w:tcPr>
-          <w:p>
-            <w:r/>
-            <w:r>
-              <w:rPr>
-                <w:rFonts w:ascii="宋体" w:hAnsi="宋体" w:eastAsia="宋体"/>
-                <w:b w:val="0"/>
-                <w:sz w:val="21"/>
-              </w:rPr>
-              <w:t>演示时要看到管理价值</w:t>
-            </w:r>
-          </w:p>
-        </w:tc>
-      </w:tr>
-      <w:tr>
-        <w:tc>
-          <w:tcPr>
-            <w:tcW w:type="dxa" w:w="1134"/>
-            <w:vAlign w:val="center"/>
-          </w:tcPr>
-          <w:p>
-            <w:r/>
-            <w:r>
-              <w:rPr>
-                <w:rFonts w:ascii="宋体" w:hAnsi="宋体" w:eastAsia="宋体"/>
-                <w:b w:val="0"/>
-                <w:sz w:val="21"/>
-              </w:rPr>
-              <w:t>Should</w:t>
-            </w:r>
-          </w:p>
-        </w:tc>
-        <w:tc>
-          <w:tcPr>
-            <w:tcW w:type="dxa" w:w="2041"/>
-            <w:vAlign w:val="center"/>
-          </w:tcPr>
-          <w:p>
-            <w:r/>
-            <w:r>
-              <w:rPr>
-                <w:rFonts w:ascii="宋体" w:hAnsi="宋体" w:eastAsia="宋体"/>
-                <w:b w:val="0"/>
-                <w:sz w:val="21"/>
-              </w:rPr>
-              <w:t>定位记录</w:t>
-            </w:r>
-          </w:p>
-        </w:tc>
-        <w:tc>
-          <w:tcPr>
-            <w:tcW w:type="dxa" w:w="1701"/>
-            <w:vAlign w:val="center"/>
-          </w:tcPr>
-          <w:p>
-            <w:r/>
-            <w:r>
-              <w:rPr>
-                <w:rFonts w:ascii="宋体" w:hAnsi="宋体" w:eastAsia="宋体"/>
-                <w:b w:val="0"/>
-                <w:sz w:val="21"/>
-              </w:rPr>
-              <w:t>简化进入</w:t>
-            </w:r>
-          </w:p>
-        </w:tc>
-        <w:tc>
-          <w:tcPr>
-            <w:tcW w:type="dxa" w:w="2948"/>
-            <w:vAlign w:val="center"/>
-          </w:tcPr>
-          <w:p>
-            <w:r/>
-            <w:r>
-              <w:rPr>
-                <w:rFonts w:ascii="宋体" w:hAnsi="宋体" w:eastAsia="宋体"/>
-                <w:b w:val="0"/>
-                <w:sz w:val="21"/>
-              </w:rPr>
-              <w:t>只记录经纬度和异常，不做复杂范围校验</w:t>
-            </w:r>
-          </w:p>
-        </w:tc>
-      </w:tr>
-      <w:tr>
-        <w:tc>
-          <w:tcPr>
-            <w:tcW w:type="dxa" w:w="1134"/>
-            <w:vAlign w:val="center"/>
-          </w:tcPr>
-          <w:p>
-            <w:r/>
-            <w:r>
-              <w:rPr>
-                <w:rFonts w:ascii="宋体" w:hAnsi="宋体" w:eastAsia="宋体"/>
-                <w:b w:val="0"/>
-                <w:sz w:val="21"/>
-              </w:rPr>
-              <w:t>Could</w:t>
-            </w:r>
-          </w:p>
-        </w:tc>
-        <w:tc>
-          <w:tcPr>
-            <w:tcW w:type="dxa" w:w="2041"/>
-            <w:vAlign w:val="center"/>
-          </w:tcPr>
-          <w:p>
-            <w:r/>
-            <w:r>
-              <w:rPr>
-                <w:rFonts w:ascii="宋体" w:hAnsi="宋体" w:eastAsia="宋体"/>
-                <w:b w:val="0"/>
-                <w:sz w:val="21"/>
-              </w:rPr>
-              <w:t>AI 内容审核</w:t>
-            </w:r>
-          </w:p>
-        </w:tc>
-        <w:tc>
-          <w:tcPr>
-            <w:tcW w:type="dxa" w:w="1701"/>
-            <w:vAlign w:val="center"/>
-          </w:tcPr>
-          <w:p>
-            <w:r/>
-            <w:r>
-              <w:rPr>
-                <w:rFonts w:ascii="宋体" w:hAnsi="宋体" w:eastAsia="宋体"/>
-                <w:b w:val="0"/>
-                <w:sz w:val="21"/>
-              </w:rPr>
-              <w:t>暂不进入</w:t>
-            </w:r>
-          </w:p>
-        </w:tc>
-        <w:tc>
-          <w:tcPr>
-            <w:tcW w:type="dxa" w:w="2948"/>
-            <w:vAlign w:val="center"/>
-          </w:tcPr>
-          <w:p>
-            <w:r/>
-            <w:r>
-              <w:rPr>
-                <w:rFonts w:ascii="宋体" w:hAnsi="宋体" w:eastAsia="宋体"/>
-                <w:b w:val="0"/>
-                <w:sz w:val="21"/>
-              </w:rPr>
-              <w:t>外部接口不稳定，可能拖慢 72 小时交付</w:t>
-            </w:r>
-          </w:p>
-        </w:tc>
-      </w:tr>
-      <w:tr>
-        <w:tc>
-          <w:tcPr>
-            <w:tcW w:type="dxa" w:w="1134"/>
-            <w:vAlign w:val="center"/>
-          </w:tcPr>
-          <w:p>
-            <w:r/>
-            <w:r>
-              <w:rPr>
-                <w:rFonts w:ascii="宋体" w:hAnsi="宋体" w:eastAsia="宋体"/>
-                <w:b w:val="0"/>
-                <w:sz w:val="21"/>
-              </w:rPr>
-              <w:t>Could</w:t>
-            </w:r>
-          </w:p>
-        </w:tc>
-        <w:tc>
-          <w:tcPr>
-            <w:tcW w:type="dxa" w:w="2041"/>
-            <w:vAlign w:val="center"/>
-          </w:tcPr>
-          <w:p>
-            <w:r/>
-            <w:r>
-              <w:rPr>
-                <w:rFonts w:ascii="宋体" w:hAnsi="宋体" w:eastAsia="宋体"/>
-                <w:b w:val="0"/>
-                <w:sz w:val="21"/>
-              </w:rPr>
-              <w:t>人脸识别</w:t>
-            </w:r>
-          </w:p>
-        </w:tc>
-        <w:tc>
-          <w:tcPr>
-            <w:tcW w:type="dxa" w:w="1701"/>
-            <w:vAlign w:val="center"/>
-          </w:tcPr>
-          <w:p>
-            <w:r/>
-            <w:r>
-              <w:rPr>
-                <w:rFonts w:ascii="宋体" w:hAnsi="宋体" w:eastAsia="宋体"/>
-                <w:b w:val="0"/>
-                <w:sz w:val="21"/>
-              </w:rPr>
-              <w:t>暂不进入</w:t>
-            </w:r>
-          </w:p>
-        </w:tc>
-        <w:tc>
-          <w:tcPr>
-            <w:tcW w:type="dxa" w:w="2948"/>
-            <w:vAlign w:val="center"/>
-          </w:tcPr>
-          <w:p>
-            <w:r/>
-            <w:r>
-              <w:rPr>
-                <w:rFonts w:ascii="宋体" w:hAnsi="宋体" w:eastAsia="宋体"/>
-                <w:b w:val="0"/>
-                <w:sz w:val="21"/>
-              </w:rPr>
-              <w:t>SDK、隐私和准确率都需要额外验证</w:t>
-            </w:r>
-          </w:p>
-        </w:tc>
-      </w:tr>
-      <w:tr>
-        <w:tc>
-          <w:tcPr>
-            <w:tcW w:type="dxa" w:w="1134"/>
-            <w:vAlign w:val="center"/>
-          </w:tcPr>
-          <w:p>
-            <w:r/>
-            <w:r>
-              <w:rPr>
-                <w:rFonts w:ascii="宋体" w:hAnsi="宋体" w:eastAsia="宋体"/>
-                <w:b w:val="0"/>
-                <w:sz w:val="21"/>
-              </w:rPr>
-              <w:t>Could</w:t>
-            </w:r>
-          </w:p>
-        </w:tc>
-        <w:tc>
-          <w:tcPr>
-            <w:tcW w:type="dxa" w:w="2041"/>
-            <w:vAlign w:val="center"/>
-          </w:tcPr>
-          <w:p>
-            <w:r/>
-            <w:r>
-              <w:rPr>
-                <w:rFonts w:ascii="宋体" w:hAnsi="宋体" w:eastAsia="宋体"/>
-                <w:b w:val="0"/>
-                <w:sz w:val="21"/>
-              </w:rPr>
-              <w:t>补签、推送、积分</w:t>
-            </w:r>
-          </w:p>
-        </w:tc>
-        <w:tc>
-          <w:tcPr>
-            <w:tcW w:type="dxa" w:w="1701"/>
-            <w:vAlign w:val="center"/>
-          </w:tcPr>
-          <w:p>
-            <w:r/>
-            <w:r>
-              <w:rPr>
-                <w:rFonts w:ascii="宋体" w:hAnsi="宋体" w:eastAsia="宋体"/>
-                <w:b w:val="0"/>
-                <w:sz w:val="21"/>
-              </w:rPr>
-              <w:t>暂不进入</w:t>
-            </w:r>
-          </w:p>
-        </w:tc>
-        <w:tc>
-          <w:tcPr>
-            <w:tcW w:type="dxa" w:w="2948"/>
-            <w:vAlign w:val="center"/>
-          </w:tcPr>
-          <w:p>
-            <w:r/>
-            <w:r>
-              <w:rPr>
-                <w:rFonts w:ascii="宋体" w:hAnsi="宋体" w:eastAsia="宋体"/>
-                <w:b w:val="0"/>
-                <w:sz w:val="21"/>
-              </w:rPr>
-              <w:t>有价值，但不是第一条主路</w:t>
+              <w:t>展示打卡率、未打卡人数、连续打卡天数</w:t>
             </w:r>
           </w:p>
         </w:tc>
       </w:tr>
     </w:tbl>
     <w:p/>
+    <w:p>
+      <w:pPr>
+        <w:pStyle w:val="Heading2"/>
+      </w:pPr>
+      <w:r>
+        <w:t>2.3 为什么剪掉 AI 审核</w:t>
+      </w:r>
+    </w:p>
+    <w:p>
+      <w:pPr>
+        <w:pStyle w:val="BodyText"/>
+        <w:ind w:left="420"/>
+      </w:pPr>
+      <w:r>
+        <w:t>• 对外部 API 依赖太重：72 小时内如果 API 出问题，整个打卡流程可能卡死。</w:t>
+      </w:r>
+    </w:p>
+    <w:p>
+      <w:pPr>
+        <w:pStyle w:val="BodyText"/>
+        <w:ind w:left="420"/>
+      </w:pPr>
+      <w:r>
+        <w:t>• 审核结果不确定：AI 可能误判，学生和老师都需要额外解释，我们没有时间调优。</w:t>
+      </w:r>
+    </w:p>
+    <w:p>
+      <w:pPr>
+        <w:pStyle w:val="BodyText"/>
+        <w:ind w:left="420"/>
+      </w:pPr>
+      <w:r>
+        <w:t>• 教师审核已足够：MVP 阶段只要教师手动审核能走通，就能证明核心流程成立。</w:t>
+      </w:r>
+    </w:p>
+    <w:p>
+      <w:pPr>
+        <w:pStyle w:val="BodyText"/>
+        <w:ind w:left="420"/>
+      </w:pPr>
+      <w:r>
+        <w:t>• 设计原则：MVP 是验证核心流程可行，不是一次性做完美产品。AI 审核放到 V1.1 版本。</w:t>
+      </w:r>
+    </w:p>
     <w:p>
       <w:r>
         <w:br w:type="page"/>
@@ -1225,7 +1781,15 @@
         <w:jc w:val="center"/>
       </w:pPr>
       <w:r>
-        <w:t>4 用户和他们要完成的事</w:t>
+        <w:t>3 技术架构设计：最简原则</w:t>
+      </w:r>
+    </w:p>
+    <w:p>
+      <w:pPr>
+        <w:pStyle w:val="Heading2"/>
+      </w:pPr>
+      <w:r>
+        <w:t>3.1 分层架构</w:t>
       </w:r>
     </w:p>
     <w:p>
@@ -1234,7 +1798,7 @@
         <w:jc w:val="center"/>
       </w:pPr>
       <w:r>
-        <w:t>表 4.1 用户角色</w:t>
+        <w:t>表 3.1 最简技术架构</w:t>
       </w:r>
     </w:p>
     <w:tbl>
@@ -1252,7 +1816,7 @@
       <w:tr>
         <w:tc>
           <w:tcPr>
-            <w:tcW w:type="dxa" w:w="1361"/>
+            <w:tcW w:type="dxa" w:w="1587"/>
             <w:vAlign w:val="center"/>
             <w:shd w:fill="E8EEF5"/>
           </w:tcPr>
@@ -1267,13 +1831,13 @@
                 <w:b/>
                 <w:sz w:val="21"/>
               </w:rPr>
-              <w:t>角色</w:t>
-            </w:r>
-          </w:p>
-        </w:tc>
-        <w:tc>
-          <w:tcPr>
-            <w:tcW w:type="dxa" w:w="3402"/>
+              <w:t>层级</w:t>
+            </w:r>
+          </w:p>
+        </w:tc>
+        <w:tc>
+          <w:tcPr>
+            <w:tcW w:type="dxa" w:w="3742"/>
             <w:vAlign w:val="center"/>
             <w:shd w:fill="E8EEF5"/>
           </w:tcPr>
@@ -1288,13 +1852,13 @@
                 <w:b/>
                 <w:sz w:val="21"/>
               </w:rPr>
-              <w:t>最想做什么</w:t>
-            </w:r>
-          </w:p>
-        </w:tc>
-        <w:tc>
-          <w:tcPr>
-            <w:tcW w:type="dxa" w:w="3061"/>
+              <w:t>负责</w:t>
+            </w:r>
+          </w:p>
+        </w:tc>
+        <w:tc>
+          <w:tcPr>
+            <w:tcW w:type="dxa" w:w="2835"/>
             <w:vAlign w:val="center"/>
             <w:shd w:fill="E8EEF5"/>
           </w:tcPr>
@@ -1309,7 +1873,7 @@
                 <w:b/>
                 <w:sz w:val="21"/>
               </w:rPr>
-              <w:t>系统给他的入口</w:t>
+              <w:t>技术选型</w:t>
             </w:r>
           </w:p>
         </w:tc>
@@ -1317,7 +1881,7 @@
       <w:tr>
         <w:tc>
           <w:tcPr>
-            <w:tcW w:type="dxa" w:w="1361"/>
+            <w:tcW w:type="dxa" w:w="1587"/>
             <w:vAlign w:val="center"/>
           </w:tcPr>
           <w:p>
@@ -1328,13 +1892,13 @@
                 <w:b w:val="0"/>
                 <w:sz w:val="21"/>
               </w:rPr>
-              <w:t>学生</w:t>
-            </w:r>
-          </w:p>
-        </w:tc>
-        <w:tc>
-          <w:tcPr>
-            <w:tcW w:type="dxa" w:w="3402"/>
+              <w:t>前端层</w:t>
+            </w:r>
+          </w:p>
+        </w:tc>
+        <w:tc>
+          <w:tcPr>
+            <w:tcW w:type="dxa" w:w="3742"/>
             <w:vAlign w:val="center"/>
           </w:tcPr>
           <w:p>
@@ -1345,13 +1909,13 @@
                 <w:b w:val="0"/>
                 <w:sz w:val="21"/>
               </w:rPr>
-              <w:t>快速完成今天的打卡，知道老师有没有通过</w:t>
-            </w:r>
-          </w:p>
-        </w:tc>
-        <w:tc>
-          <w:tcPr>
-            <w:tcW w:type="dxa" w:w="3061"/>
+              <w:t>用户看到的页面、按钮、列表</w:t>
+            </w:r>
+          </w:p>
+        </w:tc>
+        <w:tc>
+          <w:tcPr>
+            <w:tcW w:type="dxa" w:w="2835"/>
             <w:vAlign w:val="center"/>
           </w:tcPr>
           <w:p>
@@ -1362,7 +1926,7 @@
                 <w:b w:val="0"/>
                 <w:sz w:val="21"/>
               </w:rPr>
-              <w:t>学生端：今日状态、提交打卡、历史记录</w:t>
+              <w:t>Vue 3 + Element Plus + Vite</w:t>
             </w:r>
           </w:p>
         </w:tc>
@@ -1370,7 +1934,7 @@
       <w:tr>
         <w:tc>
           <w:tcPr>
-            <w:tcW w:type="dxa" w:w="1361"/>
+            <w:tcW w:type="dxa" w:w="1587"/>
             <w:vAlign w:val="center"/>
           </w:tcPr>
           <w:p>
@@ -1381,13 +1945,13 @@
                 <w:b w:val="0"/>
                 <w:sz w:val="21"/>
               </w:rPr>
-              <w:t>辅导员/教师</w:t>
-            </w:r>
-          </w:p>
-        </w:tc>
-        <w:tc>
-          <w:tcPr>
-            <w:tcW w:type="dxa" w:w="3402"/>
+              <w:t>后端 API 层</w:t>
+            </w:r>
+          </w:p>
+        </w:tc>
+        <w:tc>
+          <w:tcPr>
+            <w:tcW w:type="dxa" w:w="3742"/>
             <w:vAlign w:val="center"/>
           </w:tcPr>
           <w:p>
@@ -1398,13 +1962,13 @@
                 <w:b w:val="0"/>
                 <w:sz w:val="21"/>
               </w:rPr>
-              <w:t>快速看到班级谁打了、谁没打，并完成审核</w:t>
-            </w:r>
-          </w:p>
-        </w:tc>
-        <w:tc>
-          <w:tcPr>
-            <w:tcW w:type="dxa" w:w="3061"/>
+              <w:t>接收前端请求，处理登录、打卡、审核等业务</w:t>
+            </w:r>
+          </w:p>
+        </w:tc>
+        <w:tc>
+          <w:tcPr>
+            <w:tcW w:type="dxa" w:w="2835"/>
             <w:vAlign w:val="center"/>
           </w:tcPr>
           <w:p>
@@ -1415,7 +1979,7 @@
                 <w:b w:val="0"/>
                 <w:sz w:val="21"/>
               </w:rPr>
-              <w:t>教师端：审核列表、详情、通过/驳回</w:t>
+              <w:t>FastAPI + Python 3.11</w:t>
             </w:r>
           </w:p>
         </w:tc>
@@ -1423,7 +1987,7 @@
       <w:tr>
         <w:tc>
           <w:tcPr>
-            <w:tcW w:type="dxa" w:w="1361"/>
+            <w:tcW w:type="dxa" w:w="1587"/>
             <w:vAlign w:val="center"/>
           </w:tcPr>
           <w:p>
@@ -1434,13 +1998,13 @@
                 <w:b w:val="0"/>
                 <w:sz w:val="21"/>
               </w:rPr>
-              <w:t>管理员</w:t>
-            </w:r>
-          </w:p>
-        </w:tc>
-        <w:tc>
-          <w:tcPr>
-            <w:tcW w:type="dxa" w:w="3402"/>
+              <w:t>数据存储层</w:t>
+            </w:r>
+          </w:p>
+        </w:tc>
+        <w:tc>
+          <w:tcPr>
+            <w:tcW w:type="dxa" w:w="3742"/>
             <w:vAlign w:val="center"/>
           </w:tcPr>
           <w:p>
@@ -1451,13 +2015,13 @@
                 <w:b w:val="0"/>
                 <w:sz w:val="21"/>
               </w:rPr>
-              <w:t>看全校或整体数据，确认系统运行情况</w:t>
-            </w:r>
-          </w:p>
-        </w:tc>
-        <w:tc>
-          <w:tcPr>
-            <w:tcW w:type="dxa" w:w="3061"/>
+              <w:t>保存用户、打卡记录、审核记录</w:t>
+            </w:r>
+          </w:p>
+        </w:tc>
+        <w:tc>
+          <w:tcPr>
+            <w:tcW w:type="dxa" w:w="2835"/>
             <w:vAlign w:val="center"/>
           </w:tcPr>
           <w:p>
@@ -1468,13 +2032,339 @@
                 <w:b w:val="0"/>
                 <w:sz w:val="21"/>
               </w:rPr>
-              <w:t>管理端：统计概览、基础数据</w:t>
+              <w:t>MySQL 8.0</w:t>
+            </w:r>
+          </w:p>
+        </w:tc>
+      </w:tr>
+      <w:tr>
+        <w:tc>
+          <w:tcPr>
+            <w:tcW w:type="dxa" w:w="1587"/>
+            <w:vAlign w:val="center"/>
+          </w:tcPr>
+          <w:p>
+            <w:r/>
+            <w:r>
+              <w:rPr>
+                <w:rFonts w:ascii="宋体" w:hAnsi="宋体" w:eastAsia="宋体"/>
+                <w:b w:val="0"/>
+                <w:sz w:val="21"/>
+              </w:rPr>
+              <w:t>部署层</w:t>
+            </w:r>
+          </w:p>
+        </w:tc>
+        <w:tc>
+          <w:tcPr>
+            <w:tcW w:type="dxa" w:w="3742"/>
+            <w:vAlign w:val="center"/>
+          </w:tcPr>
+          <w:p>
+            <w:r/>
+            <w:r>
+              <w:rPr>
+                <w:rFonts w:ascii="宋体" w:hAnsi="宋体" w:eastAsia="宋体"/>
+                <w:b w:val="0"/>
+                <w:sz w:val="21"/>
+              </w:rPr>
+              <w:t>把项目托管到服务器，让别人能访问</w:t>
+            </w:r>
+          </w:p>
+        </w:tc>
+        <w:tc>
+          <w:tcPr>
+            <w:tcW w:type="dxa" w:w="2835"/>
+            <w:vAlign w:val="center"/>
+          </w:tcPr>
+          <w:p>
+            <w:r/>
+            <w:r>
+              <w:rPr>
+                <w:rFonts w:ascii="宋体" w:hAnsi="宋体" w:eastAsia="宋体"/>
+                <w:b w:val="0"/>
+                <w:sz w:val="21"/>
+              </w:rPr>
+              <w:t>Docker Compose 一键部署</w:t>
             </w:r>
           </w:p>
         </w:tc>
       </w:tr>
     </w:tbl>
     <w:p/>
+    <w:p>
+      <w:pPr>
+        <w:pStyle w:val="BodyText"/>
+        <w:ind w:firstLine="420"/>
+      </w:pPr>
+      <w:r>
+        <w:t>高中生可以这样理解：Vue 是门面，FastAPI 是服务台，MySQL 是档案柜，Docker Compose 是一键启动按钮。每一层只做自己的事，系统就不容易乱。</w:t>
+      </w:r>
+    </w:p>
+    <w:p>
+      <w:pPr>
+        <w:pStyle w:val="Heading2"/>
+      </w:pPr>
+      <w:r>
+        <w:t>3.2 数据库设计：仅 3 张表</w:t>
+      </w:r>
+    </w:p>
+    <w:p>
+      <w:pPr>
+        <w:pStyle w:val="Caption"/>
+        <w:jc w:val="center"/>
+      </w:pPr>
+      <w:r>
+        <w:t>表 3.2 MVP 最小数据库表</w:t>
+      </w:r>
+    </w:p>
+    <w:tbl>
+      <w:tblPr>
+        <w:tblStyle w:val="TableGrid"/>
+        <w:tblW w:type="auto" w:w="0"/>
+        <w:tblLayout w:type="fixed"/>
+        <w:tblLook w:firstColumn="1" w:firstRow="1" w:lastColumn="0" w:lastRow="0" w:noHBand="0" w:noVBand="1" w:val="04A0"/>
+      </w:tblPr>
+      <w:tblGrid>
+        <w:gridCol w:w="2916"/>
+        <w:gridCol w:w="2916"/>
+        <w:gridCol w:w="2916"/>
+      </w:tblGrid>
+      <w:tr>
+        <w:tc>
+          <w:tcPr>
+            <w:tcW w:type="dxa" w:w="1361"/>
+            <w:vAlign w:val="center"/>
+            <w:shd w:fill="E8EEF5"/>
+          </w:tcPr>
+          <w:p>
+            <w:pPr>
+              <w:jc w:val="center"/>
+            </w:pPr>
+            <w:r/>
+            <w:r>
+              <w:rPr>
+                <w:rFonts w:ascii="宋体" w:hAnsi="宋体" w:eastAsia="宋体"/>
+                <w:b/>
+                <w:sz w:val="21"/>
+              </w:rPr>
+              <w:t>表名</w:t>
+            </w:r>
+          </w:p>
+        </w:tc>
+        <w:tc>
+          <w:tcPr>
+            <w:tcW w:type="dxa" w:w="1814"/>
+            <w:vAlign w:val="center"/>
+            <w:shd w:fill="E8EEF5"/>
+          </w:tcPr>
+          <w:p>
+            <w:pPr>
+              <w:jc w:val="center"/>
+            </w:pPr>
+            <w:r/>
+            <w:r>
+              <w:rPr>
+                <w:rFonts w:ascii="宋体" w:hAnsi="宋体" w:eastAsia="宋体"/>
+                <w:b/>
+                <w:sz w:val="21"/>
+              </w:rPr>
+              <w:t>存什么</w:t>
+            </w:r>
+          </w:p>
+        </w:tc>
+        <w:tc>
+          <w:tcPr>
+            <w:tcW w:type="dxa" w:w="4989"/>
+            <w:vAlign w:val="center"/>
+            <w:shd w:fill="E8EEF5"/>
+          </w:tcPr>
+          <w:p>
+            <w:pPr>
+              <w:jc w:val="center"/>
+            </w:pPr>
+            <w:r/>
+            <w:r>
+              <w:rPr>
+                <w:rFonts w:ascii="宋体" w:hAnsi="宋体" w:eastAsia="宋体"/>
+                <w:b/>
+                <w:sz w:val="21"/>
+              </w:rPr>
+              <w:t>关键字段</w:t>
+            </w:r>
+          </w:p>
+        </w:tc>
+      </w:tr>
+      <w:tr>
+        <w:tc>
+          <w:tcPr>
+            <w:tcW w:type="dxa" w:w="1361"/>
+            <w:vAlign w:val="center"/>
+          </w:tcPr>
+          <w:p>
+            <w:r/>
+            <w:r>
+              <w:rPr>
+                <w:rFonts w:ascii="宋体" w:hAnsi="宋体" w:eastAsia="宋体"/>
+                <w:b w:val="0"/>
+                <w:sz w:val="21"/>
+              </w:rPr>
+              <w:t>users</w:t>
+            </w:r>
+          </w:p>
+        </w:tc>
+        <w:tc>
+          <w:tcPr>
+            <w:tcW w:type="dxa" w:w="1814"/>
+            <w:vAlign w:val="center"/>
+          </w:tcPr>
+          <w:p>
+            <w:r/>
+            <w:r>
+              <w:rPr>
+                <w:rFonts w:ascii="宋体" w:hAnsi="宋体" w:eastAsia="宋体"/>
+                <w:b w:val="0"/>
+                <w:sz w:val="21"/>
+              </w:rPr>
+              <w:t>用户信息</w:t>
+            </w:r>
+          </w:p>
+        </w:tc>
+        <w:tc>
+          <w:tcPr>
+            <w:tcW w:type="dxa" w:w="4989"/>
+            <w:vAlign w:val="center"/>
+          </w:tcPr>
+          <w:p>
+            <w:r/>
+            <w:r>
+              <w:rPr>
+                <w:rFonts w:ascii="宋体" w:hAnsi="宋体" w:eastAsia="宋体"/>
+                <w:b w:val="0"/>
+                <w:sz w:val="21"/>
+              </w:rPr>
+              <w:t>id, username, password_hash, real_name, role(student/teacher/admin), class_name, phone</w:t>
+            </w:r>
+          </w:p>
+        </w:tc>
+      </w:tr>
+      <w:tr>
+        <w:tc>
+          <w:tcPr>
+            <w:tcW w:type="dxa" w:w="1361"/>
+            <w:vAlign w:val="center"/>
+          </w:tcPr>
+          <w:p>
+            <w:r/>
+            <w:r>
+              <w:rPr>
+                <w:rFonts w:ascii="宋体" w:hAnsi="宋体" w:eastAsia="宋体"/>
+                <w:b w:val="0"/>
+                <w:sz w:val="21"/>
+              </w:rPr>
+              <w:t>checkins</w:t>
+            </w:r>
+          </w:p>
+        </w:tc>
+        <w:tc>
+          <w:tcPr>
+            <w:tcW w:type="dxa" w:w="1814"/>
+            <w:vAlign w:val="center"/>
+          </w:tcPr>
+          <w:p>
+            <w:r/>
+            <w:r>
+              <w:rPr>
+                <w:rFonts w:ascii="宋体" w:hAnsi="宋体" w:eastAsia="宋体"/>
+                <w:b w:val="0"/>
+                <w:sz w:val="21"/>
+              </w:rPr>
+              <w:t>打卡记录</w:t>
+            </w:r>
+          </w:p>
+        </w:tc>
+        <w:tc>
+          <w:tcPr>
+            <w:tcW w:type="dxa" w:w="4989"/>
+            <w:vAlign w:val="center"/>
+          </w:tcPr>
+          <w:p>
+            <w:r/>
+            <w:r>
+              <w:rPr>
+                <w:rFonts w:ascii="宋体" w:hAnsi="宋体" w:eastAsia="宋体"/>
+                <w:b w:val="0"/>
+                <w:sz w:val="21"/>
+              </w:rPr>
+              <w:t>id, user_id, type(dorm/class/internship), content, photo_url, lat, lng, status(pending/approved/rejected), created_at</w:t>
+            </w:r>
+          </w:p>
+        </w:tc>
+      </w:tr>
+      <w:tr>
+        <w:tc>
+          <w:tcPr>
+            <w:tcW w:type="dxa" w:w="1361"/>
+            <w:vAlign w:val="center"/>
+          </w:tcPr>
+          <w:p>
+            <w:r/>
+            <w:r>
+              <w:rPr>
+                <w:rFonts w:ascii="宋体" w:hAnsi="宋体" w:eastAsia="宋体"/>
+                <w:b w:val="0"/>
+                <w:sz w:val="21"/>
+              </w:rPr>
+              <w:t>reviews</w:t>
+            </w:r>
+          </w:p>
+        </w:tc>
+        <w:tc>
+          <w:tcPr>
+            <w:tcW w:type="dxa" w:w="1814"/>
+            <w:vAlign w:val="center"/>
+          </w:tcPr>
+          <w:p>
+            <w:r/>
+            <w:r>
+              <w:rPr>
+                <w:rFonts w:ascii="宋体" w:hAnsi="宋体" w:eastAsia="宋体"/>
+                <w:b w:val="0"/>
+                <w:sz w:val="21"/>
+              </w:rPr>
+              <w:t>审核记录</w:t>
+            </w:r>
+          </w:p>
+        </w:tc>
+        <w:tc>
+          <w:tcPr>
+            <w:tcW w:type="dxa" w:w="4989"/>
+            <w:vAlign w:val="center"/>
+          </w:tcPr>
+          <w:p>
+            <w:r/>
+            <w:r>
+              <w:rPr>
+                <w:rFonts w:ascii="宋体" w:hAnsi="宋体" w:eastAsia="宋体"/>
+                <w:b w:val="0"/>
+                <w:sz w:val="21"/>
+              </w:rPr>
+              <w:t>id, checkin_id, reviewer_id, action(approved/rejected), comment, created_at</w:t>
+            </w:r>
+          </w:p>
+        </w:tc>
+      </w:tr>
+    </w:tbl>
+    <w:p/>
+    <w:p>
+      <w:pPr>
+        <w:pStyle w:val="BodyText"/>
+        <w:ind w:firstLine="420"/>
+      </w:pPr>
+      <w:r>
+        <w:t>原版需求里的 courses、allowed_locations、makeup_requests 暂时剪掉。原因很简单：课程、定位白名单、补签都很有用，但它们不会影响“学生打卡 → 教师审核 → 统计展示”这条主路。</w:t>
+      </w:r>
+    </w:p>
     <w:p>
       <w:r>
         <w:br w:type="page"/>
@@ -1486,7 +2376,7 @@
         <w:jc w:val="center"/>
       </w:pPr>
       <w:r>
-        <w:t>5 用高中生能懂的方式看技术架构</w:t>
+        <w:t>4 72 小时里程碑设计</w:t>
       </w:r>
     </w:p>
     <w:p>
@@ -1495,7 +2385,15 @@
         <w:ind w:firstLine="420"/>
       </w:pPr>
       <w:r>
-        <w:t>这个系统可以想成一家餐厅：前端 Vue 是菜单和点餐界面，后端 FastAPI 是厨房，MySQL 是仓库，Git 是大家一起写菜谱时用的版本记录本。</w:t>
+        <w:t>团队 4 人，72 小时按 3 天推进。真实开发中大约三分之一时间会花在沟通、联调、修问题上，所以计划必须留出对齐时间。</w:t>
+      </w:r>
+    </w:p>
+    <w:p>
+      <w:pPr>
+        <w:pStyle w:val="Heading2"/>
+      </w:pPr>
+      <w:r>
+        <w:t>4.1 Day 1：基础设施 + 用户登录</w:t>
       </w:r>
     </w:p>
     <w:p>
@@ -1504,7 +2402,7 @@
         <w:jc w:val="center"/>
       </w:pPr>
       <w:r>
-        <w:t>表 5.1 技术分工解释</w:t>
+        <w:t>表 4.1 Day 1 任务安排</w:t>
       </w:r>
     </w:p>
     <w:tbl>
@@ -1538,13 +2436,13 @@
                 <w:b/>
                 <w:sz w:val="21"/>
               </w:rPr>
-              <w:t>技术</w:t>
-            </w:r>
-          </w:p>
-        </w:tc>
-        <w:tc>
-          <w:tcPr>
-            <w:tcW w:type="dxa" w:w="1814"/>
+              <w:t>时间段</w:t>
+            </w:r>
+          </w:p>
+        </w:tc>
+        <w:tc>
+          <w:tcPr>
+            <w:tcW w:type="dxa" w:w="1701"/>
             <w:vAlign w:val="center"/>
             <w:shd w:fill="E8EEF5"/>
           </w:tcPr>
@@ -1559,13 +2457,13 @@
                 <w:b/>
                 <w:sz w:val="21"/>
               </w:rPr>
-              <w:t>像什么</w:t>
-            </w:r>
-          </w:p>
-        </w:tc>
-        <w:tc>
-          <w:tcPr>
-            <w:tcW w:type="dxa" w:w="2381"/>
+              <w:t>负责人</w:t>
+            </w:r>
+          </w:p>
+        </w:tc>
+        <w:tc>
+          <w:tcPr>
+            <w:tcW w:type="dxa" w:w="3515"/>
             <w:vAlign w:val="center"/>
             <w:shd w:fill="E8EEF5"/>
           </w:tcPr>
@@ -1580,13 +2478,13 @@
                 <w:b/>
                 <w:sz w:val="21"/>
               </w:rPr>
-              <w:t>负责什么</w:t>
-            </w:r>
-          </w:p>
-        </w:tc>
-        <w:tc>
-          <w:tcPr>
-            <w:tcW w:type="dxa" w:w="2948"/>
+              <w:t>任务内容</w:t>
+            </w:r>
+          </w:p>
+        </w:tc>
+        <w:tc>
+          <w:tcPr>
+            <w:tcW w:type="dxa" w:w="2835"/>
             <w:vAlign w:val="center"/>
             <w:shd w:fill="E8EEF5"/>
           </w:tcPr>
@@ -1601,7 +2499,7 @@
                 <w:b/>
                 <w:sz w:val="21"/>
               </w:rPr>
-              <w:t>2026 最佳实践</w:t>
+              <w:t>交付物</w:t>
             </w:r>
           </w:p>
         </w:tc>
@@ -1620,13 +2518,13 @@
                 <w:b w:val="0"/>
                 <w:sz w:val="21"/>
               </w:rPr>
-              <w:t>Vue</w:t>
-            </w:r>
-          </w:p>
-        </w:tc>
-        <w:tc>
-          <w:tcPr>
-            <w:tcW w:type="dxa" w:w="1814"/>
+              <w:t>09:00-10:30</w:t>
+            </w:r>
+          </w:p>
+        </w:tc>
+        <w:tc>
+          <w:tcPr>
+            <w:tcW w:type="dxa" w:w="1701"/>
             <w:vAlign w:val="center"/>
           </w:tcPr>
           <w:p>
@@ -1637,13 +2535,13 @@
                 <w:b w:val="0"/>
                 <w:sz w:val="21"/>
               </w:rPr>
-              <w:t>菜单和点餐屏幕</w:t>
-            </w:r>
-          </w:p>
-        </w:tc>
-        <w:tc>
-          <w:tcPr>
-            <w:tcW w:type="dxa" w:w="2381"/>
+              <w:t>全体</w:t>
+            </w:r>
+          </w:p>
+        </w:tc>
+        <w:tc>
+          <w:tcPr>
+            <w:tcW w:type="dxa" w:w="3515"/>
             <w:vAlign w:val="center"/>
           </w:tcPr>
           <w:p>
@@ -1654,13 +2552,13 @@
                 <w:b w:val="0"/>
                 <w:sz w:val="21"/>
               </w:rPr>
-              <w:t>学生和老师看到的页面</w:t>
-            </w:r>
-          </w:p>
-        </w:tc>
-        <w:tc>
-          <w:tcPr>
-            <w:tcW w:type="dxa" w:w="2948"/>
+              <w:t>项目启动会：确认技术选型、环境搭建、任务分拆</w:t>
+            </w:r>
+          </w:p>
+        </w:tc>
+        <w:tc>
+          <w:tcPr>
+            <w:tcW w:type="dxa" w:w="2835"/>
             <w:vAlign w:val="center"/>
           </w:tcPr>
           <w:p>
@@ -1671,7 +2569,7 @@
                 <w:b w:val="0"/>
                 <w:sz w:val="21"/>
               </w:rPr>
-              <w:t>页面拆成组件，重复逻辑放 composables</w:t>
+              <w:t>GitHub 仓库初始化、Docker Compose 配置</w:t>
             </w:r>
           </w:p>
         </w:tc>
@@ -1690,13 +2588,13 @@
                 <w:b w:val="0"/>
                 <w:sz w:val="21"/>
               </w:rPr>
-              <w:t>FastAPI</w:t>
-            </w:r>
-          </w:p>
-        </w:tc>
-        <w:tc>
-          <w:tcPr>
-            <w:tcW w:type="dxa" w:w="1814"/>
+              <w:t>10:30-12:00</w:t>
+            </w:r>
+          </w:p>
+        </w:tc>
+        <w:tc>
+          <w:tcPr>
+            <w:tcW w:type="dxa" w:w="1701"/>
             <w:vAlign w:val="center"/>
           </w:tcPr>
           <w:p>
@@ -1707,13 +2605,13 @@
                 <w:b w:val="0"/>
                 <w:sz w:val="21"/>
               </w:rPr>
-              <w:t>厨房和服务员</w:t>
-            </w:r>
-          </w:p>
-        </w:tc>
-        <w:tc>
-          <w:tcPr>
-            <w:tcW w:type="dxa" w:w="2381"/>
+              <w:t>赵耀</w:t>
+            </w:r>
+          </w:p>
+        </w:tc>
+        <w:tc>
+          <w:tcPr>
+            <w:tcW w:type="dxa" w:w="3515"/>
             <w:vAlign w:val="center"/>
           </w:tcPr>
           <w:p>
@@ -1724,13 +2622,13 @@
                 <w:b w:val="0"/>
                 <w:sz w:val="21"/>
               </w:rPr>
-              <w:t>接收请求、检查权限、处理业务</w:t>
-            </w:r>
-          </w:p>
-        </w:tc>
-        <w:tc>
-          <w:tcPr>
-            <w:tcW w:type="dxa" w:w="2948"/>
+              <w:t>后端：搭建 FastAPI 脚手架，MySQL 连接池配置</w:t>
+            </w:r>
+          </w:p>
+        </w:tc>
+        <w:tc>
+          <w:tcPr>
+            <w:tcW w:type="dxa" w:w="2835"/>
             <w:vAlign w:val="center"/>
           </w:tcPr>
           <w:p>
@@ -1741,7 +2639,7 @@
                 <w:b w:val="0"/>
                 <w:sz w:val="21"/>
               </w:rPr>
-              <w:t>用 APIRouter 按模块拆路由</w:t>
+              <w:t>API 服务启动成功</w:t>
             </w:r>
           </w:p>
         </w:tc>
@@ -1760,13 +2658,13 @@
                 <w:b w:val="0"/>
                 <w:sz w:val="21"/>
               </w:rPr>
-              <w:t>MySQL</w:t>
-            </w:r>
-          </w:p>
-        </w:tc>
-        <w:tc>
-          <w:tcPr>
-            <w:tcW w:type="dxa" w:w="1814"/>
+              <w:t>10:30-12:00</w:t>
+            </w:r>
+          </w:p>
+        </w:tc>
+        <w:tc>
+          <w:tcPr>
+            <w:tcW w:type="dxa" w:w="1701"/>
             <w:vAlign w:val="center"/>
           </w:tcPr>
           <w:p>
@@ -1777,13 +2675,13 @@
                 <w:b w:val="0"/>
                 <w:sz w:val="21"/>
               </w:rPr>
-              <w:t>仓库和账本</w:t>
-            </w:r>
-          </w:p>
-        </w:tc>
-        <w:tc>
-          <w:tcPr>
-            <w:tcW w:type="dxa" w:w="2381"/>
+              <w:t>王韩韵</w:t>
+            </w:r>
+          </w:p>
+        </w:tc>
+        <w:tc>
+          <w:tcPr>
+            <w:tcW w:type="dxa" w:w="3515"/>
             <w:vAlign w:val="center"/>
           </w:tcPr>
           <w:p>
@@ -1794,13 +2692,13 @@
                 <w:b w:val="0"/>
                 <w:sz w:val="21"/>
               </w:rPr>
-              <w:t>保存用户、打卡、审核、统计数据</w:t>
-            </w:r>
-          </w:p>
-        </w:tc>
-        <w:tc>
-          <w:tcPr>
-            <w:tcW w:type="dxa" w:w="2948"/>
+              <w:t>前端：Vue 3 + Vite 项目初始化，Element Plus 集成</w:t>
+            </w:r>
+          </w:p>
+        </w:tc>
+        <w:tc>
+          <w:tcPr>
+            <w:tcW w:type="dxa" w:w="2835"/>
             <w:vAlign w:val="center"/>
           </w:tcPr>
           <w:p>
@@ -1811,7 +2709,7 @@
                 <w:b w:val="0"/>
                 <w:sz w:val="21"/>
               </w:rPr>
-              <w:t>用 InnoDB、外键、索引保证数据清楚</w:t>
+              <w:t>前端项目脚手架运行</w:t>
             </w:r>
           </w:p>
         </w:tc>
@@ -1830,13 +2728,13 @@
                 <w:b w:val="0"/>
                 <w:sz w:val="21"/>
               </w:rPr>
-              <w:t>Git/GitHub</w:t>
-            </w:r>
-          </w:p>
-        </w:tc>
-        <w:tc>
-          <w:tcPr>
-            <w:tcW w:type="dxa" w:w="1814"/>
+              <w:t>10:30-12:00</w:t>
+            </w:r>
+          </w:p>
+        </w:tc>
+        <w:tc>
+          <w:tcPr>
+            <w:tcW w:type="dxa" w:w="1701"/>
             <w:vAlign w:val="center"/>
           </w:tcPr>
           <w:p>
@@ -1847,13 +2745,13 @@
                 <w:b w:val="0"/>
                 <w:sz w:val="21"/>
               </w:rPr>
-              <w:t>多人协作的版本记录本</w:t>
-            </w:r>
-          </w:p>
-        </w:tc>
-        <w:tc>
-          <w:tcPr>
-            <w:tcW w:type="dxa" w:w="2381"/>
+              <w:t>胡钊炫 + 华心仪</w:t>
+            </w:r>
+          </w:p>
+        </w:tc>
+        <w:tc>
+          <w:tcPr>
+            <w:tcW w:type="dxa" w:w="3515"/>
             <w:vAlign w:val="center"/>
           </w:tcPr>
           <w:p>
@@ -1864,13 +2762,13 @@
                 <w:b w:val="0"/>
                 <w:sz w:val="21"/>
               </w:rPr>
-              <w:t>记录谁改了什么，避免互相覆盖</w:t>
-            </w:r>
-          </w:p>
-        </w:tc>
-        <w:tc>
-          <w:tcPr>
-            <w:tcW w:type="dxa" w:w="2948"/>
+              <w:t>数据库设计确认，创建 users/checkins/reviews 表</w:t>
+            </w:r>
+          </w:p>
+        </w:tc>
+        <w:tc>
+          <w:tcPr>
+            <w:tcW w:type="dxa" w:w="2835"/>
             <w:vAlign w:val="center"/>
           </w:tcPr>
           <w:p>
@@ -1881,7 +2779,287 @@
                 <w:b w:val="0"/>
                 <w:sz w:val="21"/>
               </w:rPr>
-              <w:t>main 分支保护，功能走 Pull Request</w:t>
+              <w:t>数据库表创建完成</w:t>
+            </w:r>
+          </w:p>
+        </w:tc>
+      </w:tr>
+      <w:tr>
+        <w:tc>
+          <w:tcPr>
+            <w:tcW w:type="dxa" w:w="1361"/>
+            <w:vAlign w:val="center"/>
+          </w:tcPr>
+          <w:p>
+            <w:r/>
+            <w:r>
+              <w:rPr>
+                <w:rFonts w:ascii="宋体" w:hAnsi="宋体" w:eastAsia="宋体"/>
+                <w:b w:val="0"/>
+                <w:sz w:val="21"/>
+              </w:rPr>
+              <w:t>14:00-17:00</w:t>
+            </w:r>
+          </w:p>
+        </w:tc>
+        <w:tc>
+          <w:tcPr>
+            <w:tcW w:type="dxa" w:w="1701"/>
+            <w:vAlign w:val="center"/>
+          </w:tcPr>
+          <w:p>
+            <w:r/>
+            <w:r>
+              <w:rPr>
+                <w:rFonts w:ascii="宋体" w:hAnsi="宋体" w:eastAsia="宋体"/>
+                <w:b w:val="0"/>
+                <w:sz w:val="21"/>
+              </w:rPr>
+              <w:t>赵耀</w:t>
+            </w:r>
+          </w:p>
+        </w:tc>
+        <w:tc>
+          <w:tcPr>
+            <w:tcW w:type="dxa" w:w="3515"/>
+            <w:vAlign w:val="center"/>
+          </w:tcPr>
+          <w:p>
+            <w:r/>
+            <w:r>
+              <w:rPr>
+                <w:rFonts w:ascii="宋体" w:hAnsi="宋体" w:eastAsia="宋体"/>
+                <w:b w:val="0"/>
+                <w:sz w:val="21"/>
+              </w:rPr>
+              <w:t>开发用户注册/登录 API（JWT 生成与验证）</w:t>
+            </w:r>
+          </w:p>
+        </w:tc>
+        <w:tc>
+          <w:tcPr>
+            <w:tcW w:type="dxa" w:w="2835"/>
+            <w:vAlign w:val="center"/>
+          </w:tcPr>
+          <w:p>
+            <w:r/>
+            <w:r>
+              <w:rPr>
+                <w:rFonts w:ascii="宋体" w:hAnsi="宋体" w:eastAsia="宋体"/>
+                <w:b w:val="0"/>
+                <w:sz w:val="21"/>
+              </w:rPr>
+              <w:t>登录接口通过 Postman 测试</w:t>
+            </w:r>
+          </w:p>
+        </w:tc>
+      </w:tr>
+      <w:tr>
+        <w:tc>
+          <w:tcPr>
+            <w:tcW w:type="dxa" w:w="1361"/>
+            <w:vAlign w:val="center"/>
+          </w:tcPr>
+          <w:p>
+            <w:r/>
+            <w:r>
+              <w:rPr>
+                <w:rFonts w:ascii="宋体" w:hAnsi="宋体" w:eastAsia="宋体"/>
+                <w:b w:val="0"/>
+                <w:sz w:val="21"/>
+              </w:rPr>
+              <w:t>14:00-17:00</w:t>
+            </w:r>
+          </w:p>
+        </w:tc>
+        <w:tc>
+          <w:tcPr>
+            <w:tcW w:type="dxa" w:w="1701"/>
+            <w:vAlign w:val="center"/>
+          </w:tcPr>
+          <w:p>
+            <w:r/>
+            <w:r>
+              <w:rPr>
+                <w:rFonts w:ascii="宋体" w:hAnsi="宋体" w:eastAsia="宋体"/>
+                <w:b w:val="0"/>
+                <w:sz w:val="21"/>
+              </w:rPr>
+              <w:t>王韩韵</w:t>
+            </w:r>
+          </w:p>
+        </w:tc>
+        <w:tc>
+          <w:tcPr>
+            <w:tcW w:type="dxa" w:w="3515"/>
+            <w:vAlign w:val="center"/>
+          </w:tcPr>
+          <w:p>
+            <w:r/>
+            <w:r>
+              <w:rPr>
+                <w:rFonts w:ascii="宋体" w:hAnsi="宋体" w:eastAsia="宋体"/>
+                <w:b w:val="0"/>
+                <w:sz w:val="21"/>
+              </w:rPr>
+              <w:t>开发登录页面 + 注册页面（表单验证、JWT 存储）</w:t>
+            </w:r>
+          </w:p>
+        </w:tc>
+        <w:tc>
+          <w:tcPr>
+            <w:tcW w:type="dxa" w:w="2835"/>
+            <w:vAlign w:val="center"/>
+          </w:tcPr>
+          <w:p>
+            <w:r/>
+            <w:r>
+              <w:rPr>
+                <w:rFonts w:ascii="宋体" w:hAnsi="宋体" w:eastAsia="宋体"/>
+                <w:b w:val="0"/>
+                <w:sz w:val="21"/>
+              </w:rPr>
+              <w:t>用户能正常注册并登录</w:t>
+            </w:r>
+          </w:p>
+        </w:tc>
+      </w:tr>
+      <w:tr>
+        <w:tc>
+          <w:tcPr>
+            <w:tcW w:type="dxa" w:w="1361"/>
+            <w:vAlign w:val="center"/>
+          </w:tcPr>
+          <w:p>
+            <w:r/>
+            <w:r>
+              <w:rPr>
+                <w:rFonts w:ascii="宋体" w:hAnsi="宋体" w:eastAsia="宋体"/>
+                <w:b w:val="0"/>
+                <w:sz w:val="21"/>
+              </w:rPr>
+              <w:t>14:00-17:00</w:t>
+            </w:r>
+          </w:p>
+        </w:tc>
+        <w:tc>
+          <w:tcPr>
+            <w:tcW w:type="dxa" w:w="1701"/>
+            <w:vAlign w:val="center"/>
+          </w:tcPr>
+          <w:p>
+            <w:r/>
+            <w:r>
+              <w:rPr>
+                <w:rFonts w:ascii="宋体" w:hAnsi="宋体" w:eastAsia="宋体"/>
+                <w:b w:val="0"/>
+                <w:sz w:val="21"/>
+              </w:rPr>
+              <w:t>胡钊炫 + 华心仪</w:t>
+            </w:r>
+          </w:p>
+        </w:tc>
+        <w:tc>
+          <w:tcPr>
+            <w:tcW w:type="dxa" w:w="3515"/>
+            <w:vAlign w:val="center"/>
+          </w:tcPr>
+          <w:p>
+            <w:r/>
+            <w:r>
+              <w:rPr>
+                <w:rFonts w:ascii="宋体" w:hAnsi="宋体" w:eastAsia="宋体"/>
+                <w:b w:val="0"/>
+                <w:sz w:val="21"/>
+              </w:rPr>
+              <w:t>后端基础 API 封装（响应模型、错误处理中间件）</w:t>
+            </w:r>
+          </w:p>
+        </w:tc>
+        <w:tc>
+          <w:tcPr>
+            <w:tcW w:type="dxa" w:w="2835"/>
+            <w:vAlign w:val="center"/>
+          </w:tcPr>
+          <w:p>
+            <w:r/>
+            <w:r>
+              <w:rPr>
+                <w:rFonts w:ascii="宋体" w:hAnsi="宋体" w:eastAsia="宋体"/>
+                <w:b w:val="0"/>
+                <w:sz w:val="21"/>
+              </w:rPr>
+              <w:t>统一 API 响应格式</w:t>
+            </w:r>
+          </w:p>
+        </w:tc>
+      </w:tr>
+      <w:tr>
+        <w:tc>
+          <w:tcPr>
+            <w:tcW w:type="dxa" w:w="1361"/>
+            <w:vAlign w:val="center"/>
+          </w:tcPr>
+          <w:p>
+            <w:r/>
+            <w:r>
+              <w:rPr>
+                <w:rFonts w:ascii="宋体" w:hAnsi="宋体" w:eastAsia="宋体"/>
+                <w:b w:val="0"/>
+                <w:sz w:val="21"/>
+              </w:rPr>
+              <w:t>19:00-21:00</w:t>
+            </w:r>
+          </w:p>
+        </w:tc>
+        <w:tc>
+          <w:tcPr>
+            <w:tcW w:type="dxa" w:w="1701"/>
+            <w:vAlign w:val="center"/>
+          </w:tcPr>
+          <w:p>
+            <w:r/>
+            <w:r>
+              <w:rPr>
+                <w:rFonts w:ascii="宋体" w:hAnsi="宋体" w:eastAsia="宋体"/>
+                <w:b w:val="0"/>
+                <w:sz w:val="21"/>
+              </w:rPr>
+              <w:t>全体</w:t>
+            </w:r>
+          </w:p>
+        </w:tc>
+        <w:tc>
+          <w:tcPr>
+            <w:tcW w:type="dxa" w:w="3515"/>
+            <w:vAlign w:val="center"/>
+          </w:tcPr>
+          <w:p>
+            <w:r/>
+            <w:r>
+              <w:rPr>
+                <w:rFonts w:ascii="宋体" w:hAnsi="宋体" w:eastAsia="宋体"/>
+                <w:b w:val="0"/>
+                <w:sz w:val="21"/>
+              </w:rPr>
+              <w:t>进度对齐：沟通接口联调问题，确认明天任务</w:t>
+            </w:r>
+          </w:p>
+        </w:tc>
+        <w:tc>
+          <w:tcPr>
+            <w:tcW w:type="dxa" w:w="2835"/>
+            <w:vAlign w:val="center"/>
+          </w:tcPr>
+          <w:p>
+            <w:r/>
+            <w:r>
+              <w:rPr>
+                <w:rFonts w:ascii="宋体" w:hAnsi="宋体" w:eastAsia="宋体"/>
+                <w:b w:val="0"/>
+                <w:sz w:val="21"/>
+              </w:rPr>
+              <w:t>第一天进度报告</w:t>
             </w:r>
           </w:p>
         </w:tc>
@@ -1889,17 +3067,47 @@
     </w:tbl>
     <w:p/>
     <w:p>
+      <w:pPr>
+        <w:pStyle w:val="BodyText"/>
+        <w:ind w:left="420"/>
+      </w:pPr>
       <w:r>
-        <w:br w:type="page"/>
+        <w:t>• 用户能注册并登录系统</w:t>
       </w:r>
     </w:p>
     <w:p>
       <w:pPr>
-        <w:pStyle w:val="Heading1"/>
-        <w:jc w:val="center"/>
+        <w:pStyle w:val="BodyText"/>
+        <w:ind w:left="420"/>
       </w:pPr>
       <w:r>
-        <w:t>6 推荐模块拆分</w:t>
+        <w:t>• JWT Token 正常生成和验证</w:t>
+      </w:r>
+    </w:p>
+    <w:p>
+      <w:pPr>
+        <w:pStyle w:val="BodyText"/>
+        <w:ind w:left="420"/>
+      </w:pPr>
+      <w:r>
+        <w:t>• MySQL 三张表创建完成</w:t>
+      </w:r>
+    </w:p>
+    <w:p>
+      <w:pPr>
+        <w:pStyle w:val="BodyText"/>
+        <w:ind w:left="420"/>
+      </w:pPr>
+      <w:r>
+        <w:t>• 前后端项目脚手架可运行</w:t>
+      </w:r>
+    </w:p>
+    <w:p>
+      <w:pPr>
+        <w:pStyle w:val="Heading2"/>
+      </w:pPr>
+      <w:r>
+        <w:t>4.2 Day 2：核心功能开发</w:t>
       </w:r>
     </w:p>
     <w:p>
@@ -1908,7 +3116,7 @@
         <w:jc w:val="center"/>
       </w:pPr>
       <w:r>
-        <w:t>表 6.1 MVP 模块清单</w:t>
+        <w:t>表 4.2 Day 2 任务安排</w:t>
       </w:r>
     </w:p>
     <w:tbl>
@@ -1927,7 +3135,7 @@
       <w:tr>
         <w:tc>
           <w:tcPr>
-            <w:tcW w:type="dxa" w:w="1587"/>
+            <w:tcW w:type="dxa" w:w="1361"/>
             <w:vAlign w:val="center"/>
             <w:shd w:fill="E8EEF5"/>
           </w:tcPr>
@@ -1942,13 +3150,13 @@
                 <w:b/>
                 <w:sz w:val="21"/>
               </w:rPr>
-              <w:t>模块</w:t>
-            </w:r>
-          </w:p>
-        </w:tc>
-        <w:tc>
-          <w:tcPr>
-            <w:tcW w:type="dxa" w:w="2721"/>
+              <w:t>时间段</w:t>
+            </w:r>
+          </w:p>
+        </w:tc>
+        <w:tc>
+          <w:tcPr>
+            <w:tcW w:type="dxa" w:w="1701"/>
             <w:vAlign w:val="center"/>
             <w:shd w:fill="E8EEF5"/>
           </w:tcPr>
@@ -1963,13 +3171,13 @@
                 <w:b/>
                 <w:sz w:val="21"/>
               </w:rPr>
-              <w:t>主要功能</w:t>
-            </w:r>
-          </w:p>
-        </w:tc>
-        <w:tc>
-          <w:tcPr>
-            <w:tcW w:type="dxa" w:w="1701"/>
+              <w:t>负责人</w:t>
+            </w:r>
+          </w:p>
+        </w:tc>
+        <w:tc>
+          <w:tcPr>
+            <w:tcW w:type="dxa" w:w="3515"/>
             <w:vAlign w:val="center"/>
             <w:shd w:fill="E8EEF5"/>
           </w:tcPr>
@@ -1984,7 +3192,7 @@
                 <w:b/>
                 <w:sz w:val="21"/>
               </w:rPr>
-              <w:t>负责人建议</w:t>
+              <w:t>任务内容</w:t>
             </w:r>
           </w:p>
         </w:tc>
@@ -2005,7 +3213,7 @@
                 <w:b/>
                 <w:sz w:val="21"/>
               </w:rPr>
-              <w:t>独立开发边界</w:t>
+              <w:t>交付物</w:t>
             </w:r>
           </w:p>
         </w:tc>
@@ -2013,7 +3221,7 @@
       <w:tr>
         <w:tc>
           <w:tcPr>
-            <w:tcW w:type="dxa" w:w="1587"/>
+            <w:tcW w:type="dxa" w:w="1361"/>
             <w:vAlign w:val="center"/>
           </w:tcPr>
           <w:p>
@@ -2024,13 +3232,13 @@
                 <w:b w:val="0"/>
                 <w:sz w:val="21"/>
               </w:rPr>
-              <w:t>认证模块</w:t>
-            </w:r>
-          </w:p>
-        </w:tc>
-        <w:tc>
-          <w:tcPr>
-            <w:tcW w:type="dxa" w:w="2721"/>
+              <w:t>09:00-12:00</w:t>
+            </w:r>
+          </w:p>
+        </w:tc>
+        <w:tc>
+          <w:tcPr>
+            <w:tcW w:type="dxa" w:w="1701"/>
             <w:vAlign w:val="center"/>
           </w:tcPr>
           <w:p>
@@ -2041,13 +3249,13 @@
                 <w:b w:val="0"/>
                 <w:sz w:val="21"/>
               </w:rPr>
-              <w:t>登录、当前用户、角色判断</w:t>
-            </w:r>
-          </w:p>
-        </w:tc>
-        <w:tc>
-          <w:tcPr>
-            <w:tcW w:type="dxa" w:w="1701"/>
+              <w:t>王韩韵</w:t>
+            </w:r>
+          </w:p>
+        </w:tc>
+        <w:tc>
+          <w:tcPr>
+            <w:tcW w:type="dxa" w:w="3515"/>
             <w:vAlign w:val="center"/>
           </w:tcPr>
           <w:p>
@@ -2058,7 +3266,7 @@
                 <w:b w:val="0"/>
                 <w:sz w:val="21"/>
               </w:rPr>
-              <w:t>后端负责人</w:t>
+              <w:t>学生端：打卡页面开发（类型切换、文字输入、照片上传、GPS 获取）</w:t>
             </w:r>
           </w:p>
         </w:tc>
@@ -2075,7 +3283,7 @@
                 <w:b w:val="0"/>
                 <w:sz w:val="21"/>
               </w:rPr>
-              <w:t>只提供 /auth 接口，前端只调用接口</w:t>
+              <w:t>学生能提交打卡</w:t>
             </w:r>
           </w:p>
         </w:tc>
@@ -2083,7 +3291,7 @@
       <w:tr>
         <w:tc>
           <w:tcPr>
-            <w:tcW w:type="dxa" w:w="1587"/>
+            <w:tcW w:type="dxa" w:w="1361"/>
             <w:vAlign w:val="center"/>
           </w:tcPr>
           <w:p>
@@ -2094,13 +3302,13 @@
                 <w:b w:val="0"/>
                 <w:sz w:val="21"/>
               </w:rPr>
-              <w:t>学生打卡模块</w:t>
-            </w:r>
-          </w:p>
-        </w:tc>
-        <w:tc>
-          <w:tcPr>
-            <w:tcW w:type="dxa" w:w="2721"/>
+              <w:t>09:00-12:00</w:t>
+            </w:r>
+          </w:p>
+        </w:tc>
+        <w:tc>
+          <w:tcPr>
+            <w:tcW w:type="dxa" w:w="1701"/>
             <w:vAlign w:val="center"/>
           </w:tcPr>
           <w:p>
@@ -2111,13 +3319,13 @@
                 <w:b w:val="0"/>
                 <w:sz w:val="21"/>
               </w:rPr>
-              <w:t>今日状态、提交打卡、历史记录</w:t>
-            </w:r>
-          </w:p>
-        </w:tc>
-        <w:tc>
-          <w:tcPr>
-            <w:tcW w:type="dxa" w:w="1701"/>
+              <w:t>赵耀</w:t>
+            </w:r>
+          </w:p>
+        </w:tc>
+        <w:tc>
+          <w:tcPr>
+            <w:tcW w:type="dxa" w:w="3515"/>
             <w:vAlign w:val="center"/>
           </w:tcPr>
           <w:p>
@@ -2128,7 +3336,7 @@
                 <w:b w:val="0"/>
                 <w:sz w:val="21"/>
               </w:rPr>
-              <w:t>学生端 + 后端</w:t>
+              <w:t>后端：打卡提交 API（接收内容+照片+定位）</w:t>
             </w:r>
           </w:p>
         </w:tc>
@@ -2145,7 +3353,7 @@
                 <w:b w:val="0"/>
                 <w:sz w:val="21"/>
               </w:rPr>
-              <w:t>学生端可先用 mock 数据开发</w:t>
+              <w:t>打卡 API 可正常接收数据</w:t>
             </w:r>
           </w:p>
         </w:tc>
@@ -2153,7 +3361,7 @@
       <w:tr>
         <w:tc>
           <w:tcPr>
-            <w:tcW w:type="dxa" w:w="1587"/>
+            <w:tcW w:type="dxa" w:w="1361"/>
             <w:vAlign w:val="center"/>
           </w:tcPr>
           <w:p>
@@ -2164,13 +3372,13 @@
                 <w:b w:val="0"/>
                 <w:sz w:val="21"/>
               </w:rPr>
-              <w:t>教师审核模块</w:t>
-            </w:r>
-          </w:p>
-        </w:tc>
-        <w:tc>
-          <w:tcPr>
-            <w:tcW w:type="dxa" w:w="2721"/>
+              <w:t>09:00-12:00</w:t>
+            </w:r>
+          </w:p>
+        </w:tc>
+        <w:tc>
+          <w:tcPr>
+            <w:tcW w:type="dxa" w:w="1701"/>
             <w:vAlign w:val="center"/>
           </w:tcPr>
           <w:p>
@@ -2181,13 +3389,13 @@
                 <w:b w:val="0"/>
                 <w:sz w:val="21"/>
               </w:rPr>
-              <w:t>审核列表、详情、通过/驳回</w:t>
-            </w:r>
-          </w:p>
-        </w:tc>
-        <w:tc>
-          <w:tcPr>
-            <w:tcW w:type="dxa" w:w="1701"/>
+              <w:t>胡钊炫</w:t>
+            </w:r>
+          </w:p>
+        </w:tc>
+        <w:tc>
+          <w:tcPr>
+            <w:tcW w:type="dxa" w:w="3515"/>
             <w:vAlign w:val="center"/>
           </w:tcPr>
           <w:p>
@@ -2198,7 +3406,7 @@
                 <w:b w:val="0"/>
                 <w:sz w:val="21"/>
               </w:rPr>
-              <w:t>教师端 + 后端</w:t>
+              <w:t>后端：打卡历史查询 API（按用户/日期筛选）</w:t>
             </w:r>
           </w:p>
         </w:tc>
@@ -2215,7 +3423,7 @@
                 <w:b w:val="0"/>
                 <w:sz w:val="21"/>
               </w:rPr>
-              <w:t>教师端不依赖学生端页面</w:t>
+              <w:t>打卡列表接口完成</w:t>
             </w:r>
           </w:p>
         </w:tc>
@@ -2223,7 +3431,7 @@
       <w:tr>
         <w:tc>
           <w:tcPr>
-            <w:tcW w:type="dxa" w:w="1587"/>
+            <w:tcW w:type="dxa" w:w="1361"/>
             <w:vAlign w:val="center"/>
           </w:tcPr>
           <w:p>
@@ -2234,13 +3442,13 @@
                 <w:b w:val="0"/>
                 <w:sz w:val="21"/>
               </w:rPr>
-              <w:t>统计模块</w:t>
-            </w:r>
-          </w:p>
-        </w:tc>
-        <w:tc>
-          <w:tcPr>
-            <w:tcW w:type="dxa" w:w="2721"/>
+              <w:t>09:00-12:00</w:t>
+            </w:r>
+          </w:p>
+        </w:tc>
+        <w:tc>
+          <w:tcPr>
+            <w:tcW w:type="dxa" w:w="1701"/>
             <w:vAlign w:val="center"/>
           </w:tcPr>
           <w:p>
@@ -2251,13 +3459,13 @@
                 <w:b w:val="0"/>
                 <w:sz w:val="21"/>
               </w:rPr>
-              <w:t>打卡率、待审核数、异常数</w:t>
-            </w:r>
-          </w:p>
-        </w:tc>
-        <w:tc>
-          <w:tcPr>
-            <w:tcW w:type="dxa" w:w="1701"/>
+              <w:t>华心仪</w:t>
+            </w:r>
+          </w:p>
+        </w:tc>
+        <w:tc>
+          <w:tcPr>
+            <w:tcW w:type="dxa" w:w="3515"/>
             <w:vAlign w:val="center"/>
           </w:tcPr>
           <w:p>
@@ -2268,7 +3476,7 @@
                 <w:b w:val="0"/>
                 <w:sz w:val="21"/>
               </w:rPr>
-              <w:t>后端 + 管理端</w:t>
+              <w:t>前端：教师审核列表页面（数据展示、操作按钮）</w:t>
             </w:r>
           </w:p>
         </w:tc>
@@ -2285,7 +3493,7 @@
                 <w:b w:val="0"/>
                 <w:sz w:val="21"/>
               </w:rPr>
-              <w:t>只读接口，不阻塞打卡主流程</w:t>
+              <w:t>审核列表页面架构</w:t>
             </w:r>
           </w:p>
         </w:tc>
@@ -2293,7 +3501,7 @@
       <w:tr>
         <w:tc>
           <w:tcPr>
-            <w:tcW w:type="dxa" w:w="1587"/>
+            <w:tcW w:type="dxa" w:w="1361"/>
             <w:vAlign w:val="center"/>
           </w:tcPr>
           <w:p>
@@ -2304,13 +3512,13 @@
                 <w:b w:val="0"/>
                 <w:sz w:val="21"/>
               </w:rPr>
-              <w:t>数据库模块</w:t>
-            </w:r>
-          </w:p>
-        </w:tc>
-        <w:tc>
-          <w:tcPr>
-            <w:tcW w:type="dxa" w:w="2721"/>
+              <w:t>14:00-17:00</w:t>
+            </w:r>
+          </w:p>
+        </w:tc>
+        <w:tc>
+          <w:tcPr>
+            <w:tcW w:type="dxa" w:w="1701"/>
             <w:vAlign w:val="center"/>
           </w:tcPr>
           <w:p>
@@ -2321,13 +3529,13 @@
                 <w:b w:val="0"/>
                 <w:sz w:val="21"/>
               </w:rPr>
-              <w:t>用户、班级、打卡、审核表</w:t>
-            </w:r>
-          </w:p>
-        </w:tc>
-        <w:tc>
-          <w:tcPr>
-            <w:tcW w:type="dxa" w:w="1701"/>
+              <w:t>赵耀 + 胡钊炫</w:t>
+            </w:r>
+          </w:p>
+        </w:tc>
+        <w:tc>
+          <w:tcPr>
+            <w:tcW w:type="dxa" w:w="3515"/>
             <w:vAlign w:val="center"/>
           </w:tcPr>
           <w:p>
@@ -2338,7 +3546,7 @@
                 <w:b w:val="0"/>
                 <w:sz w:val="21"/>
               </w:rPr>
-              <w:t>后端负责人</w:t>
+              <w:t>后端：教师审核 API（批量查询班级打卡 + 通过/拒绝）</w:t>
             </w:r>
           </w:p>
         </w:tc>
@@ -2355,7 +3563,7 @@
                 <w:b w:val="0"/>
                 <w:sz w:val="21"/>
               </w:rPr>
-              <w:t>前端不能直接连数据库</w:t>
+              <w:t>审核接口完成</w:t>
             </w:r>
           </w:p>
         </w:tc>
@@ -2363,7 +3571,7 @@
       <w:tr>
         <w:tc>
           <w:tcPr>
-            <w:tcW w:type="dxa" w:w="1587"/>
+            <w:tcW w:type="dxa" w:w="1361"/>
             <w:vAlign w:val="center"/>
           </w:tcPr>
           <w:p>
@@ -2374,13 +3582,13 @@
                 <w:b w:val="0"/>
                 <w:sz w:val="21"/>
               </w:rPr>
-              <w:t>验收模块</w:t>
-            </w:r>
-          </w:p>
-        </w:tc>
-        <w:tc>
-          <w:tcPr>
-            <w:tcW w:type="dxa" w:w="2721"/>
+              <w:t>14:00-17:00</w:t>
+            </w:r>
+          </w:p>
+        </w:tc>
+        <w:tc>
+          <w:tcPr>
+            <w:tcW w:type="dxa" w:w="1701"/>
             <w:vAlign w:val="center"/>
           </w:tcPr>
           <w:p>
@@ -2391,7 +3599,60 @@
                 <w:b w:val="0"/>
                 <w:sz w:val="21"/>
               </w:rPr>
-              <w:t>演示脚本、缺陷清单、四环境检查</w:t>
+              <w:t>王韩韵 + 华心仪</w:t>
+            </w:r>
+          </w:p>
+        </w:tc>
+        <w:tc>
+          <w:tcPr>
+            <w:tcW w:type="dxa" w:w="3515"/>
+            <w:vAlign w:val="center"/>
+          </w:tcPr>
+          <w:p>
+            <w:r/>
+            <w:r>
+              <w:rPr>
+                <w:rFonts w:ascii="宋体" w:hAnsi="宋体" w:eastAsia="宋体"/>
+                <w:b w:val="0"/>
+                <w:sz w:val="21"/>
+              </w:rPr>
+              <w:t>前端：学生打卡历史页面 + 教师审核页面联调</w:t>
+            </w:r>
+          </w:p>
+        </w:tc>
+        <w:tc>
+          <w:tcPr>
+            <w:tcW w:type="dxa" w:w="2835"/>
+            <w:vAlign w:val="center"/>
+          </w:tcPr>
+          <w:p>
+            <w:r/>
+            <w:r>
+              <w:rPr>
+                <w:rFonts w:ascii="宋体" w:hAnsi="宋体" w:eastAsia="宋体"/>
+                <w:b w:val="0"/>
+                <w:sz w:val="21"/>
+              </w:rPr>
+              <w:t>前端页面联调通过</w:t>
+            </w:r>
+          </w:p>
+        </w:tc>
+      </w:tr>
+      <w:tr>
+        <w:tc>
+          <w:tcPr>
+            <w:tcW w:type="dxa" w:w="1361"/>
+            <w:vAlign w:val="center"/>
+          </w:tcPr>
+          <w:p>
+            <w:r/>
+            <w:r>
+              <w:rPr>
+                <w:rFonts w:ascii="宋体" w:hAnsi="宋体" w:eastAsia="宋体"/>
+                <w:b w:val="0"/>
+                <w:sz w:val="21"/>
+              </w:rPr>
+              <w:t>19:00-21:00</w:t>
             </w:r>
           </w:p>
         </w:tc>
@@ -2408,7 +3669,24 @@
                 <w:b w:val="0"/>
                 <w:sz w:val="21"/>
               </w:rPr>
-              <w:t>产品/QA</w:t>
+              <w:t>全体</w:t>
+            </w:r>
+          </w:p>
+        </w:tc>
+        <w:tc>
+          <w:tcPr>
+            <w:tcW w:type="dxa" w:w="3515"/>
+            <w:vAlign w:val="center"/>
+          </w:tcPr>
+          <w:p>
+            <w:r/>
+            <w:r>
+              <w:rPr>
+                <w:rFonts w:ascii="宋体" w:hAnsi="宋体" w:eastAsia="宋体"/>
+                <w:b w:val="0"/>
+                <w:sz w:val="21"/>
+              </w:rPr>
+              <w:t>联调测试：模拟学生打卡 → 教师审核的完整流程</w:t>
             </w:r>
           </w:p>
         </w:tc>
@@ -2425,7 +3703,7 @@
                 <w:b w:val="0"/>
                 <w:sz w:val="21"/>
               </w:rPr>
-              <w:t>用文档和清单管理，不改业务代码</w:t>
+              <w:t>核心业务流程走通</w:t>
             </w:r>
           </w:p>
         </w:tc>
@@ -2433,26 +3711,47 @@
     </w:tbl>
     <w:p/>
     <w:p>
-      <w:r>
-        <w:br w:type="page"/>
-      </w:r>
-    </w:p>
-    <w:p>
       <w:pPr>
-        <w:pStyle w:val="Heading1"/>
-        <w:jc w:val="center"/>
+        <w:pStyle w:val="BodyText"/>
+        <w:ind w:left="420"/>
       </w:pPr>
       <w:r>
-        <w:t>7 72 小时里程碑设计</w:t>
+        <w:t>• 学生能提交打卡（含照片和定位）</w:t>
       </w:r>
     </w:p>
     <w:p>
       <w:pPr>
         <w:pStyle w:val="BodyText"/>
-        <w:ind w:firstLine="420"/>
+        <w:ind w:left="420"/>
       </w:pPr>
       <w:r>
-        <w:t>里程碑就是“每隔一段时间检查一次有没有跑偏”。72 小时开发最怕最后一天才发现前后端接不上，所以必须每 12 小时做一次可运行检查。</w:t>
+        <w:t>• 学生能查看自己的打卡历史</w:t>
+      </w:r>
+    </w:p>
+    <w:p>
+      <w:pPr>
+        <w:pStyle w:val="BodyText"/>
+        <w:ind w:left="420"/>
+      </w:pPr>
+      <w:r>
+        <w:t>• 教师能在审核面板查看班级打卡并操作</w:t>
+      </w:r>
+    </w:p>
+    <w:p>
+      <w:pPr>
+        <w:pStyle w:val="BodyText"/>
+        <w:ind w:left="420"/>
+      </w:pPr>
+      <w:r>
+        <w:t>• 前端与后端 API 联调通过</w:t>
+      </w:r>
+    </w:p>
+    <w:p>
+      <w:pPr>
+        <w:pStyle w:val="Heading2"/>
+      </w:pPr>
+      <w:r>
+        <w:t>4.3 Day 3：统计 + 优化 + 部署</w:t>
       </w:r>
     </w:p>
     <w:p>
@@ -2461,7 +3760,7 @@
         <w:jc w:val="center"/>
       </w:pPr>
       <w:r>
-        <w:t>表 7.1 72 小时里程碑</w:t>
+        <w:t>表 4.3 Day 3 任务安排</w:t>
       </w:r>
     </w:p>
     <w:tbl>
@@ -2480,7 +3779,7 @@
       <w:tr>
         <w:tc>
           <w:tcPr>
-            <w:tcW w:type="dxa" w:w="1134"/>
+            <w:tcW w:type="dxa" w:w="1361"/>
             <w:vAlign w:val="center"/>
             <w:shd w:fill="E8EEF5"/>
           </w:tcPr>
@@ -2495,13 +3794,13 @@
                 <w:b/>
                 <w:sz w:val="21"/>
               </w:rPr>
-              <w:t>时间</w:t>
-            </w:r>
-          </w:p>
-        </w:tc>
-        <w:tc>
-          <w:tcPr>
-            <w:tcW w:type="dxa" w:w="1928"/>
+              <w:t>时间段</w:t>
+            </w:r>
+          </w:p>
+        </w:tc>
+        <w:tc>
+          <w:tcPr>
+            <w:tcW w:type="dxa" w:w="1701"/>
             <w:vAlign w:val="center"/>
             <w:shd w:fill="E8EEF5"/>
           </w:tcPr>
@@ -2516,13 +3815,13 @@
                 <w:b/>
                 <w:sz w:val="21"/>
               </w:rPr>
-              <w:t>目标</w:t>
-            </w:r>
-          </w:p>
-        </w:tc>
-        <w:tc>
-          <w:tcPr>
-            <w:tcW w:type="dxa" w:w="3118"/>
+              <w:t>负责人</w:t>
+            </w:r>
+          </w:p>
+        </w:tc>
+        <w:tc>
+          <w:tcPr>
+            <w:tcW w:type="dxa" w:w="3515"/>
             <w:vAlign w:val="center"/>
             <w:shd w:fill="E8EEF5"/>
           </w:tcPr>
@@ -2537,13 +3836,13 @@
                 <w:b/>
                 <w:sz w:val="21"/>
               </w:rPr>
-              <w:t>必须看到什么</w:t>
-            </w:r>
-          </w:p>
-        </w:tc>
-        <w:tc>
-          <w:tcPr>
-            <w:tcW w:type="dxa" w:w="2551"/>
+              <w:t>任务内容</w:t>
+            </w:r>
+          </w:p>
+        </w:tc>
+        <w:tc>
+          <w:tcPr>
+            <w:tcW w:type="dxa" w:w="2835"/>
             <w:vAlign w:val="center"/>
             <w:shd w:fill="E8EEF5"/>
           </w:tcPr>
@@ -2558,7 +3857,7 @@
                 <w:b/>
                 <w:sz w:val="21"/>
               </w:rPr>
-              <w:t>如果失败怎么办</w:t>
+              <w:t>交付物</w:t>
             </w:r>
           </w:p>
         </w:tc>
@@ -2566,7 +3865,7 @@
       <w:tr>
         <w:tc>
           <w:tcPr>
-            <w:tcW w:type="dxa" w:w="1134"/>
+            <w:tcW w:type="dxa" w:w="1361"/>
             <w:vAlign w:val="center"/>
           </w:tcPr>
           <w:p>
@@ -2577,13 +3876,13 @@
                 <w:b w:val="0"/>
                 <w:sz w:val="21"/>
               </w:rPr>
-              <w:t>H0-H6</w:t>
-            </w:r>
-          </w:p>
-        </w:tc>
-        <w:tc>
-          <w:tcPr>
-            <w:tcW w:type="dxa" w:w="1928"/>
+              <w:t>09:00-12:00</w:t>
+            </w:r>
+          </w:p>
+        </w:tc>
+        <w:tc>
+          <w:tcPr>
+            <w:tcW w:type="dxa" w:w="1701"/>
             <w:vAlign w:val="center"/>
           </w:tcPr>
           <w:p>
@@ -2594,13 +3893,13 @@
                 <w:b w:val="0"/>
                 <w:sz w:val="21"/>
               </w:rPr>
-              <w:t>需求冻结</w:t>
-            </w:r>
-          </w:p>
-        </w:tc>
-        <w:tc>
-          <w:tcPr>
-            <w:tcW w:type="dxa" w:w="3118"/>
+              <w:t>华心仪</w:t>
+            </w:r>
+          </w:p>
+        </w:tc>
+        <w:tc>
+          <w:tcPr>
+            <w:tcW w:type="dxa" w:w="3515"/>
             <w:vAlign w:val="center"/>
           </w:tcPr>
           <w:p>
@@ -2611,13 +3910,13 @@
                 <w:b w:val="0"/>
                 <w:sz w:val="21"/>
               </w:rPr>
-              <w:t>大家确认只做 Must 功能</w:t>
-            </w:r>
-          </w:p>
-        </w:tc>
-        <w:tc>
-          <w:tcPr>
-            <w:tcW w:type="dxa" w:w="2551"/>
+              <w:t>前端：统计看板页面（打卡率、未打卡人数、连续打卡天数图表）</w:t>
+            </w:r>
+          </w:p>
+        </w:tc>
+        <w:tc>
+          <w:tcPr>
+            <w:tcW w:type="dxa" w:w="2835"/>
             <w:vAlign w:val="center"/>
           </w:tcPr>
           <w:p>
@@ -2628,7 +3927,7 @@
                 <w:b w:val="0"/>
                 <w:sz w:val="21"/>
               </w:rPr>
-              <w:t>砍掉所有非主路功能</w:t>
+              <w:t>统计看板可见</w:t>
             </w:r>
           </w:p>
         </w:tc>
@@ -2636,7 +3935,7 @@
       <w:tr>
         <w:tc>
           <w:tcPr>
-            <w:tcW w:type="dxa" w:w="1134"/>
+            <w:tcW w:type="dxa" w:w="1361"/>
             <w:vAlign w:val="center"/>
           </w:tcPr>
           <w:p>
@@ -2647,13 +3946,13 @@
                 <w:b w:val="0"/>
                 <w:sz w:val="21"/>
               </w:rPr>
-              <w:t>H6-H12</w:t>
-            </w:r>
-          </w:p>
-        </w:tc>
-        <w:tc>
-          <w:tcPr>
-            <w:tcW w:type="dxa" w:w="1928"/>
+              <w:t>09:00-12:00</w:t>
+            </w:r>
+          </w:p>
+        </w:tc>
+        <w:tc>
+          <w:tcPr>
+            <w:tcW w:type="dxa" w:w="1701"/>
             <w:vAlign w:val="center"/>
           </w:tcPr>
           <w:p>
@@ -2664,13 +3963,13 @@
                 <w:b w:val="0"/>
                 <w:sz w:val="21"/>
               </w:rPr>
-              <w:t>项目骨架</w:t>
-            </w:r>
-          </w:p>
-        </w:tc>
-        <w:tc>
-          <w:tcPr>
-            <w:tcW w:type="dxa" w:w="3118"/>
+              <w:t>赵耀</w:t>
+            </w:r>
+          </w:p>
+        </w:tc>
+        <w:tc>
+          <w:tcPr>
+            <w:tcW w:type="dxa" w:w="3515"/>
             <w:vAlign w:val="center"/>
           </w:tcPr>
           <w:p>
@@ -2681,13 +3980,13 @@
                 <w:b w:val="0"/>
                 <w:sz w:val="21"/>
               </w:rPr>
-              <w:t>FastAPI、两个 Vue 前端、MySQL 能启动</w:t>
-            </w:r>
-          </w:p>
-        </w:tc>
-        <w:tc>
-          <w:tcPr>
-            <w:tcW w:type="dxa" w:w="2551"/>
+              <w:t>后端：统计 API 开发（打卡率聚合查询、排序）</w:t>
+            </w:r>
+          </w:p>
+        </w:tc>
+        <w:tc>
+          <w:tcPr>
+            <w:tcW w:type="dxa" w:w="2835"/>
             <w:vAlign w:val="center"/>
           </w:tcPr>
           <w:p>
@@ -2698,7 +3997,7 @@
                 <w:b w:val="0"/>
                 <w:sz w:val="21"/>
               </w:rPr>
-              <w:t>先用最简单目录和假数据</w:t>
+              <w:t>统计接口完成</w:t>
             </w:r>
           </w:p>
         </w:tc>
@@ -2706,7 +4005,7 @@
       <w:tr>
         <w:tc>
           <w:tcPr>
-            <w:tcW w:type="dxa" w:w="1134"/>
+            <w:tcW w:type="dxa" w:w="1361"/>
             <w:vAlign w:val="center"/>
           </w:tcPr>
           <w:p>
@@ -2717,13 +4016,13 @@
                 <w:b w:val="0"/>
                 <w:sz w:val="21"/>
               </w:rPr>
-              <w:t>H12-H24</w:t>
-            </w:r>
-          </w:p>
-        </w:tc>
-        <w:tc>
-          <w:tcPr>
-            <w:tcW w:type="dxa" w:w="1928"/>
+              <w:t>09:00-12:00</w:t>
+            </w:r>
+          </w:p>
+        </w:tc>
+        <w:tc>
+          <w:tcPr>
+            <w:tcW w:type="dxa" w:w="1701"/>
             <w:vAlign w:val="center"/>
           </w:tcPr>
           <w:p>
@@ -2734,13 +4033,13 @@
                 <w:b w:val="0"/>
                 <w:sz w:val="21"/>
               </w:rPr>
-              <w:t>登录和学生打卡</w:t>
-            </w:r>
-          </w:p>
-        </w:tc>
-        <w:tc>
-          <w:tcPr>
-            <w:tcW w:type="dxa" w:w="3118"/>
+              <w:t>王韩韵</w:t>
+            </w:r>
+          </w:p>
+        </w:tc>
+        <w:tc>
+          <w:tcPr>
+            <w:tcW w:type="dxa" w:w="3515"/>
             <w:vAlign w:val="center"/>
           </w:tcPr>
           <w:p>
@@ -2751,13 +4050,13 @@
                 <w:b w:val="0"/>
                 <w:sz w:val="21"/>
               </w:rPr>
-              <w:t>学生能登录并提交一条打卡</w:t>
-            </w:r>
-          </w:p>
-        </w:tc>
-        <w:tc>
-          <w:tcPr>
-            <w:tcW w:type="dxa" w:w="2551"/>
+              <w:t>前端：页面 UI 美化、响应式适配、空状态提示</w:t>
+            </w:r>
+          </w:p>
+        </w:tc>
+        <w:tc>
+          <w:tcPr>
+            <w:tcW w:type="dxa" w:w="2835"/>
             <w:vAlign w:val="center"/>
           </w:tcPr>
           <w:p>
@@ -2768,7 +4067,7 @@
                 <w:b w:val="0"/>
                 <w:sz w:val="21"/>
               </w:rPr>
-              <w:t>定位、照片都可先简化</w:t>
+              <w:t>页面视觉完善</w:t>
             </w:r>
           </w:p>
         </w:tc>
@@ -2776,7 +4075,7 @@
       <w:tr>
         <w:tc>
           <w:tcPr>
-            <w:tcW w:type="dxa" w:w="1134"/>
+            <w:tcW w:type="dxa" w:w="1361"/>
             <w:vAlign w:val="center"/>
           </w:tcPr>
           <w:p>
@@ -2787,13 +4086,13 @@
                 <w:b w:val="0"/>
                 <w:sz w:val="21"/>
               </w:rPr>
-              <w:t>H24-H36</w:t>
-            </w:r>
-          </w:p>
-        </w:tc>
-        <w:tc>
-          <w:tcPr>
-            <w:tcW w:type="dxa" w:w="1928"/>
+              <w:t>09:00-12:00</w:t>
+            </w:r>
+          </w:p>
+        </w:tc>
+        <w:tc>
+          <w:tcPr>
+            <w:tcW w:type="dxa" w:w="1701"/>
             <w:vAlign w:val="center"/>
           </w:tcPr>
           <w:p>
@@ -2804,13 +4103,13 @@
                 <w:b w:val="0"/>
                 <w:sz w:val="21"/>
               </w:rPr>
-              <w:t>教师审核</w:t>
-            </w:r>
-          </w:p>
-        </w:tc>
-        <w:tc>
-          <w:tcPr>
-            <w:tcW w:type="dxa" w:w="3118"/>
+              <w:t>胡钊炫</w:t>
+            </w:r>
+          </w:p>
+        </w:tc>
+        <w:tc>
+          <w:tcPr>
+            <w:tcW w:type="dxa" w:w="3515"/>
             <w:vAlign w:val="center"/>
           </w:tcPr>
           <w:p>
@@ -2821,13 +4120,13 @@
                 <w:b w:val="0"/>
                 <w:sz w:val="21"/>
               </w:rPr>
-              <w:t>老师能看到打卡并通过/驳回</w:t>
-            </w:r>
-          </w:p>
-        </w:tc>
-        <w:tc>
-          <w:tcPr>
-            <w:tcW w:type="dxa" w:w="2551"/>
+              <w:t>后端：全局异常处理、请求日志、参数校验加固</w:t>
+            </w:r>
+          </w:p>
+        </w:tc>
+        <w:tc>
+          <w:tcPr>
+            <w:tcW w:type="dxa" w:w="2835"/>
             <w:vAlign w:val="center"/>
           </w:tcPr>
           <w:p>
@@ -2838,7 +4137,7 @@
                 <w:b w:val="0"/>
                 <w:sz w:val="21"/>
               </w:rPr>
-              <w:t>先做列表和按钮，后补美化</w:t>
+              <w:t>系统稳定性提升</w:t>
             </w:r>
           </w:p>
         </w:tc>
@@ -2846,7 +4145,7 @@
       <w:tr>
         <w:tc>
           <w:tcPr>
-            <w:tcW w:type="dxa" w:w="1134"/>
+            <w:tcW w:type="dxa" w:w="1361"/>
             <w:vAlign w:val="center"/>
           </w:tcPr>
           <w:p>
@@ -2857,13 +4156,13 @@
                 <w:b w:val="0"/>
                 <w:sz w:val="21"/>
               </w:rPr>
-              <w:t>H36-H48</w:t>
-            </w:r>
-          </w:p>
-        </w:tc>
-        <w:tc>
-          <w:tcPr>
-            <w:tcW w:type="dxa" w:w="1928"/>
+              <w:t>14:00-17:00</w:t>
+            </w:r>
+          </w:p>
+        </w:tc>
+        <w:tc>
+          <w:tcPr>
+            <w:tcW w:type="dxa" w:w="1701"/>
             <w:vAlign w:val="center"/>
           </w:tcPr>
           <w:p>
@@ -2874,13 +4173,13 @@
                 <w:b w:val="0"/>
                 <w:sz w:val="21"/>
               </w:rPr>
-              <w:t>统计概览</w:t>
-            </w:r>
-          </w:p>
-        </w:tc>
-        <w:tc>
-          <w:tcPr>
-            <w:tcW w:type="dxa" w:w="3118"/>
+              <w:t>全体</w:t>
+            </w:r>
+          </w:p>
+        </w:tc>
+        <w:tc>
+          <w:tcPr>
+            <w:tcW w:type="dxa" w:w="3515"/>
             <w:vAlign w:val="center"/>
           </w:tcPr>
           <w:p>
@@ -2891,13 +4190,13 @@
                 <w:b w:val="0"/>
                 <w:sz w:val="21"/>
               </w:rPr>
-              <w:t>能看到打卡率、待审核数、异常数</w:t>
-            </w:r>
-          </w:p>
-        </w:tc>
-        <w:tc>
-          <w:tcPr>
-            <w:tcW w:type="dxa" w:w="2551"/>
+              <w:t>Docker Compose 一键部署，整合前端静态资源 + 后端 API</w:t>
+            </w:r>
+          </w:p>
+        </w:tc>
+        <w:tc>
+          <w:tcPr>
+            <w:tcW w:type="dxa" w:w="2835"/>
             <w:vAlign w:val="center"/>
           </w:tcPr>
           <w:p>
@@ -2908,7 +4207,7 @@
                 <w:b w:val="0"/>
                 <w:sz w:val="21"/>
               </w:rPr>
-              <w:t>趋势图先用占位</w:t>
+              <w:t>项目部署到服务器</w:t>
             </w:r>
           </w:p>
         </w:tc>
@@ -2916,7 +4215,7 @@
       <w:tr>
         <w:tc>
           <w:tcPr>
-            <w:tcW w:type="dxa" w:w="1134"/>
+            <w:tcW w:type="dxa" w:w="1361"/>
             <w:vAlign w:val="center"/>
           </w:tcPr>
           <w:p>
@@ -2927,13 +4226,13 @@
                 <w:b w:val="0"/>
                 <w:sz w:val="21"/>
               </w:rPr>
-              <w:t>H48-H60</w:t>
-            </w:r>
-          </w:p>
-        </w:tc>
-        <w:tc>
-          <w:tcPr>
-            <w:tcW w:type="dxa" w:w="1928"/>
+              <w:t>17:00-19:00</w:t>
+            </w:r>
+          </w:p>
+        </w:tc>
+        <w:tc>
+          <w:tcPr>
+            <w:tcW w:type="dxa" w:w="1701"/>
             <w:vAlign w:val="center"/>
           </w:tcPr>
           <w:p>
@@ -2944,13 +4243,13 @@
                 <w:b w:val="0"/>
                 <w:sz w:val="21"/>
               </w:rPr>
-              <w:t>全流程联调</w:t>
-            </w:r>
-          </w:p>
-        </w:tc>
-        <w:tc>
-          <w:tcPr>
-            <w:tcW w:type="dxa" w:w="3118"/>
+              <w:t>全体</w:t>
+            </w:r>
+          </w:p>
+        </w:tc>
+        <w:tc>
+          <w:tcPr>
+            <w:tcW w:type="dxa" w:w="3515"/>
             <w:vAlign w:val="center"/>
           </w:tcPr>
           <w:p>
@@ -2961,13 +4260,13 @@
                 <w:b w:val="0"/>
                 <w:sz w:val="21"/>
               </w:rPr>
-              <w:t>学生打卡、老师审核、学生看结果都通</w:t>
-            </w:r>
-          </w:p>
-        </w:tc>
-        <w:tc>
-          <w:tcPr>
-            <w:tcW w:type="dxa" w:w="2551"/>
+              <w:t>上线前测试：完整流程测试、跨浏览器兼容性检查</w:t>
+            </w:r>
+          </w:p>
+        </w:tc>
+        <w:tc>
+          <w:tcPr>
+            <w:tcW w:type="dxa" w:w="2835"/>
             <w:vAlign w:val="center"/>
           </w:tcPr>
           <w:p>
@@ -2978,7 +4277,7 @@
                 <w:b w:val="0"/>
                 <w:sz w:val="21"/>
               </w:rPr>
-              <w:t>只修主流程 P0/P1 问题</w:t>
+              <w:t>功能测试通过</w:t>
             </w:r>
           </w:p>
         </w:tc>
@@ -2986,7 +4285,7 @@
       <w:tr>
         <w:tc>
           <w:tcPr>
-            <w:tcW w:type="dxa" w:w="1134"/>
+            <w:tcW w:type="dxa" w:w="1361"/>
             <w:vAlign w:val="center"/>
           </w:tcPr>
           <w:p>
@@ -2997,13 +4296,13 @@
                 <w:b w:val="0"/>
                 <w:sz w:val="21"/>
               </w:rPr>
-              <w:t>H60-H72</w:t>
-            </w:r>
-          </w:p>
-        </w:tc>
-        <w:tc>
-          <w:tcPr>
-            <w:tcW w:type="dxa" w:w="1928"/>
+              <w:t>19:00-21:00</w:t>
+            </w:r>
+          </w:p>
+        </w:tc>
+        <w:tc>
+          <w:tcPr>
+            <w:tcW w:type="dxa" w:w="1701"/>
             <w:vAlign w:val="center"/>
           </w:tcPr>
           <w:p>
@@ -3014,13 +4313,13 @@
                 <w:b w:val="0"/>
                 <w:sz w:val="21"/>
               </w:rPr>
-              <w:t>验收和部署</w:t>
-            </w:r>
-          </w:p>
-        </w:tc>
-        <w:tc>
-          <w:tcPr>
-            <w:tcW w:type="dxa" w:w="3118"/>
+              <w:t>全体</w:t>
+            </w:r>
+          </w:p>
+        </w:tc>
+        <w:tc>
+          <w:tcPr>
+            <w:tcW w:type="dxa" w:w="3515"/>
             <w:vAlign w:val="center"/>
           </w:tcPr>
           <w:p>
@@ -3031,13 +4330,13 @@
                 <w:b w:val="0"/>
                 <w:sz w:val="21"/>
               </w:rPr>
-              <w:t>本地、服务器、UAT、生产测试完成记录</w:t>
-            </w:r>
-          </w:p>
-        </w:tc>
-        <w:tc>
-          <w:tcPr>
-            <w:tcW w:type="dxa" w:w="2551"/>
+              <w:t>交付准备：编写 README、录屏演示视频、部署文档</w:t>
+            </w:r>
+          </w:p>
+        </w:tc>
+        <w:tc>
+          <w:tcPr>
+            <w:tcW w:type="dxa" w:w="2835"/>
             <w:vAlign w:val="center"/>
           </w:tcPr>
           <w:p>
@@ -3048,7 +4347,885 @@
                 <w:b w:val="0"/>
                 <w:sz w:val="21"/>
               </w:rPr>
-              <w:t>不能上线就记录原因并本地演示</w:t>
+              <w:t>MVP 交付包</w:t>
+            </w:r>
+          </w:p>
+        </w:tc>
+      </w:tr>
+    </w:tbl>
+    <w:p/>
+    <w:p>
+      <w:pPr>
+        <w:pStyle w:val="BodyText"/>
+        <w:ind w:left="420"/>
+      </w:pPr>
+      <w:r>
+        <w:t>• 统计看板正常展示数据</w:t>
+      </w:r>
+    </w:p>
+    <w:p>
+      <w:pPr>
+        <w:pStyle w:val="BodyText"/>
+        <w:ind w:left="420"/>
+      </w:pPr>
+      <w:r>
+        <w:t>• Docker Compose 一键启动整个项目</w:t>
+      </w:r>
+    </w:p>
+    <w:p>
+      <w:pPr>
+        <w:pStyle w:val="BodyText"/>
+        <w:ind w:left="420"/>
+      </w:pPr>
+      <w:r>
+        <w:t>• 72 小时限时内系统稳定运行</w:t>
+      </w:r>
+    </w:p>
+    <w:p>
+      <w:pPr>
+        <w:pStyle w:val="BodyText"/>
+        <w:ind w:left="420"/>
+      </w:pPr>
+      <w:r>
+        <w:t>• 有 README 和部署文档</w:t>
+      </w:r>
+    </w:p>
+    <w:p>
+      <w:r>
+        <w:br w:type="page"/>
+      </w:r>
+    </w:p>
+    <w:p>
+      <w:pPr>
+        <w:pStyle w:val="Heading1"/>
+        <w:jc w:val="center"/>
+      </w:pPr>
+      <w:r>
+        <w:t>5 MVP API 接口清单：仅 8 个接口</w:t>
+      </w:r>
+    </w:p>
+    <w:p>
+      <w:pPr>
+        <w:pStyle w:val="Caption"/>
+        <w:jc w:val="center"/>
+      </w:pPr>
+      <w:r>
+        <w:t>表 5.1 MVP API 接口清单</w:t>
+      </w:r>
+    </w:p>
+    <w:tbl>
+      <w:tblPr>
+        <w:tblStyle w:val="TableGrid"/>
+        <w:tblW w:type="auto" w:w="0"/>
+        <w:tblLayout w:type="fixed"/>
+        <w:tblLook w:firstColumn="1" w:firstRow="1" w:lastColumn="0" w:lastRow="0" w:noHBand="0" w:noVBand="1" w:val="04A0"/>
+      </w:tblPr>
+      <w:tblGrid>
+        <w:gridCol w:w="1750"/>
+        <w:gridCol w:w="1750"/>
+        <w:gridCol w:w="1750"/>
+        <w:gridCol w:w="1750"/>
+        <w:gridCol w:w="1750"/>
+      </w:tblGrid>
+      <w:tr>
+        <w:tc>
+          <w:tcPr>
+            <w:tcW w:type="dxa" w:w="1020"/>
+            <w:vAlign w:val="center"/>
+            <w:shd w:fill="E8EEF5"/>
+          </w:tcPr>
+          <w:p>
+            <w:pPr>
+              <w:jc w:val="center"/>
+            </w:pPr>
+            <w:r/>
+            <w:r>
+              <w:rPr>
+                <w:rFonts w:ascii="宋体" w:hAnsi="宋体" w:eastAsia="宋体"/>
+                <w:b/>
+                <w:sz w:val="21"/>
+              </w:rPr>
+              <w:t>方法</w:t>
+            </w:r>
+          </w:p>
+        </w:tc>
+        <w:tc>
+          <w:tcPr>
+            <w:tcW w:type="dxa" w:w="2608"/>
+            <w:vAlign w:val="center"/>
+            <w:shd w:fill="E8EEF5"/>
+          </w:tcPr>
+          <w:p>
+            <w:pPr>
+              <w:jc w:val="center"/>
+            </w:pPr>
+            <w:r/>
+            <w:r>
+              <w:rPr>
+                <w:rFonts w:ascii="宋体" w:hAnsi="宋体" w:eastAsia="宋体"/>
+                <w:b/>
+                <w:sz w:val="21"/>
+              </w:rPr>
+              <w:t>路径</w:t>
+            </w:r>
+          </w:p>
+        </w:tc>
+        <w:tc>
+          <w:tcPr>
+            <w:tcW w:type="dxa" w:w="2665"/>
+            <w:vAlign w:val="center"/>
+            <w:shd w:fill="E8EEF5"/>
+          </w:tcPr>
+          <w:p>
+            <w:pPr>
+              <w:jc w:val="center"/>
+            </w:pPr>
+            <w:r/>
+            <w:r>
+              <w:rPr>
+                <w:rFonts w:ascii="宋体" w:hAnsi="宋体" w:eastAsia="宋体"/>
+                <w:b/>
+                <w:sz w:val="21"/>
+              </w:rPr>
+              <w:t>功能说明</w:t>
+            </w:r>
+          </w:p>
+        </w:tc>
+        <w:tc>
+          <w:tcPr>
+            <w:tcW w:type="dxa" w:w="1247"/>
+            <w:vAlign w:val="center"/>
+            <w:shd w:fill="E8EEF5"/>
+          </w:tcPr>
+          <w:p>
+            <w:pPr>
+              <w:jc w:val="center"/>
+            </w:pPr>
+            <w:r/>
+            <w:r>
+              <w:rPr>
+                <w:rFonts w:ascii="宋体" w:hAnsi="宋体" w:eastAsia="宋体"/>
+                <w:b/>
+                <w:sz w:val="21"/>
+              </w:rPr>
+              <w:t>权限</w:t>
+            </w:r>
+          </w:p>
+        </w:tc>
+        <w:tc>
+          <w:tcPr>
+            <w:tcW w:type="dxa" w:w="1247"/>
+            <w:vAlign w:val="center"/>
+            <w:shd w:fill="E8EEF5"/>
+          </w:tcPr>
+          <w:p>
+            <w:pPr>
+              <w:jc w:val="center"/>
+            </w:pPr>
+            <w:r/>
+            <w:r>
+              <w:rPr>
+                <w:rFonts w:ascii="宋体" w:hAnsi="宋体" w:eastAsia="宋体"/>
+                <w:b/>
+                <w:sz w:val="21"/>
+              </w:rPr>
+              <w:t>负责人</w:t>
+            </w:r>
+          </w:p>
+        </w:tc>
+      </w:tr>
+      <w:tr>
+        <w:tc>
+          <w:tcPr>
+            <w:tcW w:type="dxa" w:w="1020"/>
+            <w:vAlign w:val="center"/>
+          </w:tcPr>
+          <w:p>
+            <w:r/>
+            <w:r>
+              <w:rPr>
+                <w:rFonts w:ascii="宋体" w:hAnsi="宋体" w:eastAsia="宋体"/>
+                <w:b w:val="0"/>
+                <w:sz w:val="21"/>
+              </w:rPr>
+              <w:t>POST</w:t>
+            </w:r>
+          </w:p>
+        </w:tc>
+        <w:tc>
+          <w:tcPr>
+            <w:tcW w:type="dxa" w:w="2608"/>
+            <w:vAlign w:val="center"/>
+          </w:tcPr>
+          <w:p>
+            <w:r/>
+            <w:r>
+              <w:rPr>
+                <w:rFonts w:ascii="宋体" w:hAnsi="宋体" w:eastAsia="宋体"/>
+                <w:b w:val="0"/>
+                <w:sz w:val="21"/>
+              </w:rPr>
+              <w:t>/api/auth/register</w:t>
+            </w:r>
+          </w:p>
+        </w:tc>
+        <w:tc>
+          <w:tcPr>
+            <w:tcW w:type="dxa" w:w="2665"/>
+            <w:vAlign w:val="center"/>
+          </w:tcPr>
+          <w:p>
+            <w:r/>
+            <w:r>
+              <w:rPr>
+                <w:rFonts w:ascii="宋体" w:hAnsi="宋体" w:eastAsia="宋体"/>
+                <w:b w:val="0"/>
+                <w:sz w:val="21"/>
+              </w:rPr>
+              <w:t>用户注册</w:t>
+            </w:r>
+          </w:p>
+        </w:tc>
+        <w:tc>
+          <w:tcPr>
+            <w:tcW w:type="dxa" w:w="1247"/>
+            <w:vAlign w:val="center"/>
+          </w:tcPr>
+          <w:p>
+            <w:r/>
+            <w:r>
+              <w:rPr>
+                <w:rFonts w:ascii="宋体" w:hAnsi="宋体" w:eastAsia="宋体"/>
+                <w:b w:val="0"/>
+                <w:sz w:val="21"/>
+              </w:rPr>
+              <w:t>公开</w:t>
+            </w:r>
+          </w:p>
+        </w:tc>
+        <w:tc>
+          <w:tcPr>
+            <w:tcW w:type="dxa" w:w="1247"/>
+            <w:vAlign w:val="center"/>
+          </w:tcPr>
+          <w:p>
+            <w:r/>
+            <w:r>
+              <w:rPr>
+                <w:rFonts w:ascii="宋体" w:hAnsi="宋体" w:eastAsia="宋体"/>
+                <w:b w:val="0"/>
+                <w:sz w:val="21"/>
+              </w:rPr>
+              <w:t>赵耀</w:t>
+            </w:r>
+          </w:p>
+        </w:tc>
+      </w:tr>
+      <w:tr>
+        <w:tc>
+          <w:tcPr>
+            <w:tcW w:type="dxa" w:w="1020"/>
+            <w:vAlign w:val="center"/>
+          </w:tcPr>
+          <w:p>
+            <w:r/>
+            <w:r>
+              <w:rPr>
+                <w:rFonts w:ascii="宋体" w:hAnsi="宋体" w:eastAsia="宋体"/>
+                <w:b w:val="0"/>
+                <w:sz w:val="21"/>
+              </w:rPr>
+              <w:t>POST</w:t>
+            </w:r>
+          </w:p>
+        </w:tc>
+        <w:tc>
+          <w:tcPr>
+            <w:tcW w:type="dxa" w:w="2608"/>
+            <w:vAlign w:val="center"/>
+          </w:tcPr>
+          <w:p>
+            <w:r/>
+            <w:r>
+              <w:rPr>
+                <w:rFonts w:ascii="宋体" w:hAnsi="宋体" w:eastAsia="宋体"/>
+                <w:b w:val="0"/>
+                <w:sz w:val="21"/>
+              </w:rPr>
+              <w:t>/api/auth/login</w:t>
+            </w:r>
+          </w:p>
+        </w:tc>
+        <w:tc>
+          <w:tcPr>
+            <w:tcW w:type="dxa" w:w="2665"/>
+            <w:vAlign w:val="center"/>
+          </w:tcPr>
+          <w:p>
+            <w:r/>
+            <w:r>
+              <w:rPr>
+                <w:rFonts w:ascii="宋体" w:hAnsi="宋体" w:eastAsia="宋体"/>
+                <w:b w:val="0"/>
+                <w:sz w:val="21"/>
+              </w:rPr>
+              <w:t>用户登录，返回 JWT</w:t>
+            </w:r>
+          </w:p>
+        </w:tc>
+        <w:tc>
+          <w:tcPr>
+            <w:tcW w:type="dxa" w:w="1247"/>
+            <w:vAlign w:val="center"/>
+          </w:tcPr>
+          <w:p>
+            <w:r/>
+            <w:r>
+              <w:rPr>
+                <w:rFonts w:ascii="宋体" w:hAnsi="宋体" w:eastAsia="宋体"/>
+                <w:b w:val="0"/>
+                <w:sz w:val="21"/>
+              </w:rPr>
+              <w:t>公开</w:t>
+            </w:r>
+          </w:p>
+        </w:tc>
+        <w:tc>
+          <w:tcPr>
+            <w:tcW w:type="dxa" w:w="1247"/>
+            <w:vAlign w:val="center"/>
+          </w:tcPr>
+          <w:p>
+            <w:r/>
+            <w:r>
+              <w:rPr>
+                <w:rFonts w:ascii="宋体" w:hAnsi="宋体" w:eastAsia="宋体"/>
+                <w:b w:val="0"/>
+                <w:sz w:val="21"/>
+              </w:rPr>
+              <w:t>赵耀</w:t>
+            </w:r>
+          </w:p>
+        </w:tc>
+      </w:tr>
+      <w:tr>
+        <w:tc>
+          <w:tcPr>
+            <w:tcW w:type="dxa" w:w="1020"/>
+            <w:vAlign w:val="center"/>
+          </w:tcPr>
+          <w:p>
+            <w:r/>
+            <w:r>
+              <w:rPr>
+                <w:rFonts w:ascii="宋体" w:hAnsi="宋体" w:eastAsia="宋体"/>
+                <w:b w:val="0"/>
+                <w:sz w:val="21"/>
+              </w:rPr>
+              <w:t>GET</w:t>
+            </w:r>
+          </w:p>
+        </w:tc>
+        <w:tc>
+          <w:tcPr>
+            <w:tcW w:type="dxa" w:w="2608"/>
+            <w:vAlign w:val="center"/>
+          </w:tcPr>
+          <w:p>
+            <w:r/>
+            <w:r>
+              <w:rPr>
+                <w:rFonts w:ascii="宋体" w:hAnsi="宋体" w:eastAsia="宋体"/>
+                <w:b w:val="0"/>
+                <w:sz w:val="21"/>
+              </w:rPr>
+              <w:t>/api/auth/me</w:t>
+            </w:r>
+          </w:p>
+        </w:tc>
+        <w:tc>
+          <w:tcPr>
+            <w:tcW w:type="dxa" w:w="2665"/>
+            <w:vAlign w:val="center"/>
+          </w:tcPr>
+          <w:p>
+            <w:r/>
+            <w:r>
+              <w:rPr>
+                <w:rFonts w:ascii="宋体" w:hAnsi="宋体" w:eastAsia="宋体"/>
+                <w:b w:val="0"/>
+                <w:sz w:val="21"/>
+              </w:rPr>
+              <w:t>获取当前登录用户信息</w:t>
+            </w:r>
+          </w:p>
+        </w:tc>
+        <w:tc>
+          <w:tcPr>
+            <w:tcW w:type="dxa" w:w="1247"/>
+            <w:vAlign w:val="center"/>
+          </w:tcPr>
+          <w:p>
+            <w:r/>
+            <w:r>
+              <w:rPr>
+                <w:rFonts w:ascii="宋体" w:hAnsi="宋体" w:eastAsia="宋体"/>
+                <w:b w:val="0"/>
+                <w:sz w:val="21"/>
+              </w:rPr>
+              <w:t>登录用户</w:t>
+            </w:r>
+          </w:p>
+        </w:tc>
+        <w:tc>
+          <w:tcPr>
+            <w:tcW w:type="dxa" w:w="1247"/>
+            <w:vAlign w:val="center"/>
+          </w:tcPr>
+          <w:p>
+            <w:r/>
+            <w:r>
+              <w:rPr>
+                <w:rFonts w:ascii="宋体" w:hAnsi="宋体" w:eastAsia="宋体"/>
+                <w:b w:val="0"/>
+                <w:sz w:val="21"/>
+              </w:rPr>
+              <w:t>赵耀</w:t>
+            </w:r>
+          </w:p>
+        </w:tc>
+      </w:tr>
+      <w:tr>
+        <w:tc>
+          <w:tcPr>
+            <w:tcW w:type="dxa" w:w="1020"/>
+            <w:vAlign w:val="center"/>
+          </w:tcPr>
+          <w:p>
+            <w:r/>
+            <w:r>
+              <w:rPr>
+                <w:rFonts w:ascii="宋体" w:hAnsi="宋体" w:eastAsia="宋体"/>
+                <w:b w:val="0"/>
+                <w:sz w:val="21"/>
+              </w:rPr>
+              <w:t>POST</w:t>
+            </w:r>
+          </w:p>
+        </w:tc>
+        <w:tc>
+          <w:tcPr>
+            <w:tcW w:type="dxa" w:w="2608"/>
+            <w:vAlign w:val="center"/>
+          </w:tcPr>
+          <w:p>
+            <w:r/>
+            <w:r>
+              <w:rPr>
+                <w:rFonts w:ascii="宋体" w:hAnsi="宋体" w:eastAsia="宋体"/>
+                <w:b w:val="0"/>
+                <w:sz w:val="21"/>
+              </w:rPr>
+              <w:t>/api/checkins</w:t>
+            </w:r>
+          </w:p>
+        </w:tc>
+        <w:tc>
+          <w:tcPr>
+            <w:tcW w:type="dxa" w:w="2665"/>
+            <w:vAlign w:val="center"/>
+          </w:tcPr>
+          <w:p>
+            <w:r/>
+            <w:r>
+              <w:rPr>
+                <w:rFonts w:ascii="宋体" w:hAnsi="宋体" w:eastAsia="宋体"/>
+                <w:b w:val="0"/>
+                <w:sz w:val="21"/>
+              </w:rPr>
+              <w:t>提交打卡（内容+照片+定位）</w:t>
+            </w:r>
+          </w:p>
+        </w:tc>
+        <w:tc>
+          <w:tcPr>
+            <w:tcW w:type="dxa" w:w="1247"/>
+            <w:vAlign w:val="center"/>
+          </w:tcPr>
+          <w:p>
+            <w:r/>
+            <w:r>
+              <w:rPr>
+                <w:rFonts w:ascii="宋体" w:hAnsi="宋体" w:eastAsia="宋体"/>
+                <w:b w:val="0"/>
+                <w:sz w:val="21"/>
+              </w:rPr>
+              <w:t>学生</w:t>
+            </w:r>
+          </w:p>
+        </w:tc>
+        <w:tc>
+          <w:tcPr>
+            <w:tcW w:type="dxa" w:w="1247"/>
+            <w:vAlign w:val="center"/>
+          </w:tcPr>
+          <w:p>
+            <w:r/>
+            <w:r>
+              <w:rPr>
+                <w:rFonts w:ascii="宋体" w:hAnsi="宋体" w:eastAsia="宋体"/>
+                <w:b w:val="0"/>
+                <w:sz w:val="21"/>
+              </w:rPr>
+              <w:t>王韩韵</w:t>
+            </w:r>
+          </w:p>
+        </w:tc>
+      </w:tr>
+      <w:tr>
+        <w:tc>
+          <w:tcPr>
+            <w:tcW w:type="dxa" w:w="1020"/>
+            <w:vAlign w:val="center"/>
+          </w:tcPr>
+          <w:p>
+            <w:r/>
+            <w:r>
+              <w:rPr>
+                <w:rFonts w:ascii="宋体" w:hAnsi="宋体" w:eastAsia="宋体"/>
+                <w:b w:val="0"/>
+                <w:sz w:val="21"/>
+              </w:rPr>
+              <w:t>GET</w:t>
+            </w:r>
+          </w:p>
+        </w:tc>
+        <w:tc>
+          <w:tcPr>
+            <w:tcW w:type="dxa" w:w="2608"/>
+            <w:vAlign w:val="center"/>
+          </w:tcPr>
+          <w:p>
+            <w:r/>
+            <w:r>
+              <w:rPr>
+                <w:rFonts w:ascii="宋体" w:hAnsi="宋体" w:eastAsia="宋体"/>
+                <w:b w:val="0"/>
+                <w:sz w:val="21"/>
+              </w:rPr>
+              <w:t>/api/checkins/my</w:t>
+            </w:r>
+          </w:p>
+        </w:tc>
+        <w:tc>
+          <w:tcPr>
+            <w:tcW w:type="dxa" w:w="2665"/>
+            <w:vAlign w:val="center"/>
+          </w:tcPr>
+          <w:p>
+            <w:r/>
+            <w:r>
+              <w:rPr>
+                <w:rFonts w:ascii="宋体" w:hAnsi="宋体" w:eastAsia="宋体"/>
+                <w:b w:val="0"/>
+                <w:sz w:val="21"/>
+              </w:rPr>
+              <w:t>获取我的打卡列表</w:t>
+            </w:r>
+          </w:p>
+        </w:tc>
+        <w:tc>
+          <w:tcPr>
+            <w:tcW w:type="dxa" w:w="1247"/>
+            <w:vAlign w:val="center"/>
+          </w:tcPr>
+          <w:p>
+            <w:r/>
+            <w:r>
+              <w:rPr>
+                <w:rFonts w:ascii="宋体" w:hAnsi="宋体" w:eastAsia="宋体"/>
+                <w:b w:val="0"/>
+                <w:sz w:val="21"/>
+              </w:rPr>
+              <w:t>学生</w:t>
+            </w:r>
+          </w:p>
+        </w:tc>
+        <w:tc>
+          <w:tcPr>
+            <w:tcW w:type="dxa" w:w="1247"/>
+            <w:vAlign w:val="center"/>
+          </w:tcPr>
+          <w:p>
+            <w:r/>
+            <w:r>
+              <w:rPr>
+                <w:rFonts w:ascii="宋体" w:hAnsi="宋体" w:eastAsia="宋体"/>
+                <w:b w:val="0"/>
+                <w:sz w:val="21"/>
+              </w:rPr>
+              <w:t>胡钊炫</w:t>
+            </w:r>
+          </w:p>
+        </w:tc>
+      </w:tr>
+      <w:tr>
+        <w:tc>
+          <w:tcPr>
+            <w:tcW w:type="dxa" w:w="1020"/>
+            <w:vAlign w:val="center"/>
+          </w:tcPr>
+          <w:p>
+            <w:r/>
+            <w:r>
+              <w:rPr>
+                <w:rFonts w:ascii="宋体" w:hAnsi="宋体" w:eastAsia="宋体"/>
+                <w:b w:val="0"/>
+                <w:sz w:val="21"/>
+              </w:rPr>
+              <w:t>GET</w:t>
+            </w:r>
+          </w:p>
+        </w:tc>
+        <w:tc>
+          <w:tcPr>
+            <w:tcW w:type="dxa" w:w="2608"/>
+            <w:vAlign w:val="center"/>
+          </w:tcPr>
+          <w:p>
+            <w:r/>
+            <w:r>
+              <w:rPr>
+                <w:rFonts w:ascii="宋体" w:hAnsi="宋体" w:eastAsia="宋体"/>
+                <w:b w:val="0"/>
+                <w:sz w:val="21"/>
+              </w:rPr>
+              <w:t>/api/teacher/checkins</w:t>
+            </w:r>
+          </w:p>
+        </w:tc>
+        <w:tc>
+          <w:tcPr>
+            <w:tcW w:type="dxa" w:w="2665"/>
+            <w:vAlign w:val="center"/>
+          </w:tcPr>
+          <w:p>
+            <w:r/>
+            <w:r>
+              <w:rPr>
+                <w:rFonts w:ascii="宋体" w:hAnsi="宋体" w:eastAsia="宋体"/>
+                <w:b w:val="0"/>
+                <w:sz w:val="21"/>
+              </w:rPr>
+              <w:t>获取班级打卡列表</w:t>
+            </w:r>
+          </w:p>
+        </w:tc>
+        <w:tc>
+          <w:tcPr>
+            <w:tcW w:type="dxa" w:w="1247"/>
+            <w:vAlign w:val="center"/>
+          </w:tcPr>
+          <w:p>
+            <w:r/>
+            <w:r>
+              <w:rPr>
+                <w:rFonts w:ascii="宋体" w:hAnsi="宋体" w:eastAsia="宋体"/>
+                <w:b w:val="0"/>
+                <w:sz w:val="21"/>
+              </w:rPr>
+              <w:t>教师</w:t>
+            </w:r>
+          </w:p>
+        </w:tc>
+        <w:tc>
+          <w:tcPr>
+            <w:tcW w:type="dxa" w:w="1247"/>
+            <w:vAlign w:val="center"/>
+          </w:tcPr>
+          <w:p>
+            <w:r/>
+            <w:r>
+              <w:rPr>
+                <w:rFonts w:ascii="宋体" w:hAnsi="宋体" w:eastAsia="宋体"/>
+                <w:b w:val="0"/>
+                <w:sz w:val="21"/>
+              </w:rPr>
+              <w:t>华心仪</w:t>
+            </w:r>
+          </w:p>
+        </w:tc>
+      </w:tr>
+      <w:tr>
+        <w:tc>
+          <w:tcPr>
+            <w:tcW w:type="dxa" w:w="1020"/>
+            <w:vAlign w:val="center"/>
+          </w:tcPr>
+          <w:p>
+            <w:r/>
+            <w:r>
+              <w:rPr>
+                <w:rFonts w:ascii="宋体" w:hAnsi="宋体" w:eastAsia="宋体"/>
+                <w:b w:val="0"/>
+                <w:sz w:val="21"/>
+              </w:rPr>
+              <w:t>POST</w:t>
+            </w:r>
+          </w:p>
+        </w:tc>
+        <w:tc>
+          <w:tcPr>
+            <w:tcW w:type="dxa" w:w="2608"/>
+            <w:vAlign w:val="center"/>
+          </w:tcPr>
+          <w:p>
+            <w:r/>
+            <w:r>
+              <w:rPr>
+                <w:rFonts w:ascii="宋体" w:hAnsi="宋体" w:eastAsia="宋体"/>
+                <w:b w:val="0"/>
+                <w:sz w:val="21"/>
+              </w:rPr>
+              <w:t>/api/teacher/reviews</w:t>
+            </w:r>
+          </w:p>
+        </w:tc>
+        <w:tc>
+          <w:tcPr>
+            <w:tcW w:type="dxa" w:w="2665"/>
+            <w:vAlign w:val="center"/>
+          </w:tcPr>
+          <w:p>
+            <w:r/>
+            <w:r>
+              <w:rPr>
+                <w:rFonts w:ascii="宋体" w:hAnsi="宋体" w:eastAsia="宋体"/>
+                <w:b w:val="0"/>
+                <w:sz w:val="21"/>
+              </w:rPr>
+              <w:t>提交审核结果（通过/拒绝）</w:t>
+            </w:r>
+          </w:p>
+        </w:tc>
+        <w:tc>
+          <w:tcPr>
+            <w:tcW w:type="dxa" w:w="1247"/>
+            <w:vAlign w:val="center"/>
+          </w:tcPr>
+          <w:p>
+            <w:r/>
+            <w:r>
+              <w:rPr>
+                <w:rFonts w:ascii="宋体" w:hAnsi="宋体" w:eastAsia="宋体"/>
+                <w:b w:val="0"/>
+                <w:sz w:val="21"/>
+              </w:rPr>
+              <w:t>教师</w:t>
+            </w:r>
+          </w:p>
+        </w:tc>
+        <w:tc>
+          <w:tcPr>
+            <w:tcW w:type="dxa" w:w="1247"/>
+            <w:vAlign w:val="center"/>
+          </w:tcPr>
+          <w:p>
+            <w:r/>
+            <w:r>
+              <w:rPr>
+                <w:rFonts w:ascii="宋体" w:hAnsi="宋体" w:eastAsia="宋体"/>
+                <w:b w:val="0"/>
+                <w:sz w:val="21"/>
+              </w:rPr>
+              <w:t>华心仪</w:t>
+            </w:r>
+          </w:p>
+        </w:tc>
+      </w:tr>
+      <w:tr>
+        <w:tc>
+          <w:tcPr>
+            <w:tcW w:type="dxa" w:w="1020"/>
+            <w:vAlign w:val="center"/>
+          </w:tcPr>
+          <w:p>
+            <w:r/>
+            <w:r>
+              <w:rPr>
+                <w:rFonts w:ascii="宋体" w:hAnsi="宋体" w:eastAsia="宋体"/>
+                <w:b w:val="0"/>
+                <w:sz w:val="21"/>
+              </w:rPr>
+              <w:t>GET</w:t>
+            </w:r>
+          </w:p>
+        </w:tc>
+        <w:tc>
+          <w:tcPr>
+            <w:tcW w:type="dxa" w:w="2608"/>
+            <w:vAlign w:val="center"/>
+          </w:tcPr>
+          <w:p>
+            <w:r/>
+            <w:r>
+              <w:rPr>
+                <w:rFonts w:ascii="宋体" w:hAnsi="宋体" w:eastAsia="宋体"/>
+                <w:b w:val="0"/>
+                <w:sz w:val="21"/>
+              </w:rPr>
+              <w:t>/api/stats/overview</w:t>
+            </w:r>
+          </w:p>
+        </w:tc>
+        <w:tc>
+          <w:tcPr>
+            <w:tcW w:type="dxa" w:w="2665"/>
+            <w:vAlign w:val="center"/>
+          </w:tcPr>
+          <w:p>
+            <w:r/>
+            <w:r>
+              <w:rPr>
+                <w:rFonts w:ascii="宋体" w:hAnsi="宋体" w:eastAsia="宋体"/>
+                <w:b w:val="0"/>
+                <w:sz w:val="21"/>
+              </w:rPr>
+              <w:t>获取统计概览（打卡率等）</w:t>
+            </w:r>
+          </w:p>
+        </w:tc>
+        <w:tc>
+          <w:tcPr>
+            <w:tcW w:type="dxa" w:w="1247"/>
+            <w:vAlign w:val="center"/>
+          </w:tcPr>
+          <w:p>
+            <w:r/>
+            <w:r>
+              <w:rPr>
+                <w:rFonts w:ascii="宋体" w:hAnsi="宋体" w:eastAsia="宋体"/>
+                <w:b w:val="0"/>
+                <w:sz w:val="21"/>
+              </w:rPr>
+              <w:t>教师/管理员</w:t>
+            </w:r>
+          </w:p>
+        </w:tc>
+        <w:tc>
+          <w:tcPr>
+            <w:tcW w:type="dxa" w:w="1247"/>
+            <w:vAlign w:val="center"/>
+          </w:tcPr>
+          <w:p>
+            <w:r/>
+            <w:r>
+              <w:rPr>
+                <w:rFonts w:ascii="宋体" w:hAnsi="宋体" w:eastAsia="宋体"/>
+                <w:b w:val="0"/>
+                <w:sz w:val="21"/>
+              </w:rPr>
+              <w:t>赵耀</w:t>
             </w:r>
           </w:p>
         </w:tc>
@@ -3066,7 +5243,7 @@
         <w:jc w:val="center"/>
       </w:pPr>
       <w:r>
-        <w:t>8 每个阶段的交付物</w:t>
+        <w:t>6 团队任务分配总览</w:t>
       </w:r>
     </w:p>
     <w:p>
@@ -3075,856 +5252,7 @@
         <w:jc w:val="center"/>
       </w:pPr>
       <w:r>
-        <w:t>表 8.1 阶段交付物</w:t>
-      </w:r>
-    </w:p>
-    <w:tbl>
-      <w:tblPr>
-        <w:tblStyle w:val="TableGrid"/>
-        <w:tblW w:type="auto" w:w="0"/>
-        <w:tblLayout w:type="fixed"/>
-        <w:tblLook w:firstColumn="1" w:firstRow="1" w:lastColumn="0" w:lastRow="0" w:noHBand="0" w:noVBand="1" w:val="04A0"/>
-      </w:tblPr>
-      <w:tblGrid>
-        <w:gridCol w:w="2916"/>
-        <w:gridCol w:w="2916"/>
-        <w:gridCol w:w="2916"/>
-      </w:tblGrid>
-      <w:tr>
-        <w:tc>
-          <w:tcPr>
-            <w:tcW w:type="dxa" w:w="1701"/>
-            <w:vAlign w:val="center"/>
-            <w:shd w:fill="E8EEF5"/>
-          </w:tcPr>
-          <w:p>
-            <w:pPr>
-              <w:jc w:val="center"/>
-            </w:pPr>
-            <w:r/>
-            <w:r>
-              <w:rPr>
-                <w:rFonts w:ascii="宋体" w:hAnsi="宋体" w:eastAsia="宋体"/>
-                <w:b/>
-                <w:sz w:val="21"/>
-              </w:rPr>
-              <w:t>阶段</w:t>
-            </w:r>
-          </w:p>
-        </w:tc>
-        <w:tc>
-          <w:tcPr>
-            <w:tcW w:type="dxa" w:w="3969"/>
-            <w:vAlign w:val="center"/>
-            <w:shd w:fill="E8EEF5"/>
-          </w:tcPr>
-          <w:p>
-            <w:pPr>
-              <w:jc w:val="center"/>
-            </w:pPr>
-            <w:r/>
-            <w:r>
-              <w:rPr>
-                <w:rFonts w:ascii="宋体" w:hAnsi="宋体" w:eastAsia="宋体"/>
-                <w:b/>
-                <w:sz w:val="21"/>
-              </w:rPr>
-              <w:t>交付物</w:t>
-            </w:r>
-          </w:p>
-        </w:tc>
-        <w:tc>
-          <w:tcPr>
-            <w:tcW w:type="dxa" w:w="2268"/>
-            <w:vAlign w:val="center"/>
-            <w:shd w:fill="E8EEF5"/>
-          </w:tcPr>
-          <w:p>
-            <w:pPr>
-              <w:jc w:val="center"/>
-            </w:pPr>
-            <w:r/>
-            <w:r>
-              <w:rPr>
-                <w:rFonts w:ascii="宋体" w:hAnsi="宋体" w:eastAsia="宋体"/>
-                <w:b/>
-                <w:sz w:val="21"/>
-              </w:rPr>
-              <w:t>谁检查</w:t>
-            </w:r>
-          </w:p>
-        </w:tc>
-      </w:tr>
-      <w:tr>
-        <w:tc>
-          <w:tcPr>
-            <w:tcW w:type="dxa" w:w="1701"/>
-            <w:vAlign w:val="center"/>
-          </w:tcPr>
-          <w:p>
-            <w:r/>
-            <w:r>
-              <w:rPr>
-                <w:rFonts w:ascii="宋体" w:hAnsi="宋体" w:eastAsia="宋体"/>
-                <w:b w:val="0"/>
-                <w:sz w:val="21"/>
-              </w:rPr>
-              <w:t>需求冻结</w:t>
-            </w:r>
-          </w:p>
-        </w:tc>
-        <w:tc>
-          <w:tcPr>
-            <w:tcW w:type="dxa" w:w="3969"/>
-            <w:vAlign w:val="center"/>
-          </w:tcPr>
-          <w:p>
-            <w:r/>
-            <w:r>
-              <w:rPr>
-                <w:rFonts w:ascii="宋体" w:hAnsi="宋体" w:eastAsia="宋体"/>
-                <w:b w:val="0"/>
-                <w:sz w:val="21"/>
-              </w:rPr>
-              <w:t>MVP 功能清单、接口草案、验收脚本</w:t>
-            </w:r>
-          </w:p>
-        </w:tc>
-        <w:tc>
-          <w:tcPr>
-            <w:tcW w:type="dxa" w:w="2268"/>
-            <w:vAlign w:val="center"/>
-          </w:tcPr>
-          <w:p>
-            <w:r/>
-            <w:r>
-              <w:rPr>
-                <w:rFonts w:ascii="宋体" w:hAnsi="宋体" w:eastAsia="宋体"/>
-                <w:b w:val="0"/>
-                <w:sz w:val="21"/>
-              </w:rPr>
-              <w:t>产品经理和全员</w:t>
-            </w:r>
-          </w:p>
-        </w:tc>
-      </w:tr>
-      <w:tr>
-        <w:tc>
-          <w:tcPr>
-            <w:tcW w:type="dxa" w:w="1701"/>
-            <w:vAlign w:val="center"/>
-          </w:tcPr>
-          <w:p>
-            <w:r/>
-            <w:r>
-              <w:rPr>
-                <w:rFonts w:ascii="宋体" w:hAnsi="宋体" w:eastAsia="宋体"/>
-                <w:b w:val="0"/>
-                <w:sz w:val="21"/>
-              </w:rPr>
-              <w:t>项目骨架</w:t>
-            </w:r>
-          </w:p>
-        </w:tc>
-        <w:tc>
-          <w:tcPr>
-            <w:tcW w:type="dxa" w:w="3969"/>
-            <w:vAlign w:val="center"/>
-          </w:tcPr>
-          <w:p>
-            <w:r/>
-            <w:r>
-              <w:rPr>
-                <w:rFonts w:ascii="宋体" w:hAnsi="宋体" w:eastAsia="宋体"/>
-                <w:b w:val="0"/>
-                <w:sz w:val="21"/>
-              </w:rPr>
-              <w:t>后端 /health、前端首页、数据库连接</w:t>
-            </w:r>
-          </w:p>
-        </w:tc>
-        <w:tc>
-          <w:tcPr>
-            <w:tcW w:type="dxa" w:w="2268"/>
-            <w:vAlign w:val="center"/>
-          </w:tcPr>
-          <w:p>
-            <w:r/>
-            <w:r>
-              <w:rPr>
-                <w:rFonts w:ascii="宋体" w:hAnsi="宋体" w:eastAsia="宋体"/>
-                <w:b w:val="0"/>
-                <w:sz w:val="21"/>
-              </w:rPr>
-              <w:t>技术负责人</w:t>
-            </w:r>
-          </w:p>
-        </w:tc>
-      </w:tr>
-      <w:tr>
-        <w:tc>
-          <w:tcPr>
-            <w:tcW w:type="dxa" w:w="1701"/>
-            <w:vAlign w:val="center"/>
-          </w:tcPr>
-          <w:p>
-            <w:r/>
-            <w:r>
-              <w:rPr>
-                <w:rFonts w:ascii="宋体" w:hAnsi="宋体" w:eastAsia="宋体"/>
-                <w:b w:val="0"/>
-                <w:sz w:val="21"/>
-              </w:rPr>
-              <w:t>学生打卡</w:t>
-            </w:r>
-          </w:p>
-        </w:tc>
-        <w:tc>
-          <w:tcPr>
-            <w:tcW w:type="dxa" w:w="3969"/>
-            <w:vAlign w:val="center"/>
-          </w:tcPr>
-          <w:p>
-            <w:r/>
-            <w:r>
-              <w:rPr>
-                <w:rFonts w:ascii="宋体" w:hAnsi="宋体" w:eastAsia="宋体"/>
-                <w:b w:val="0"/>
-                <w:sz w:val="21"/>
-              </w:rPr>
-              <w:t>登录页、今日状态页、提交打卡接口</w:t>
-            </w:r>
-          </w:p>
-        </w:tc>
-        <w:tc>
-          <w:tcPr>
-            <w:tcW w:type="dxa" w:w="2268"/>
-            <w:vAlign w:val="center"/>
-          </w:tcPr>
-          <w:p>
-            <w:r/>
-            <w:r>
-              <w:rPr>
-                <w:rFonts w:ascii="宋体" w:hAnsi="宋体" w:eastAsia="宋体"/>
-                <w:b w:val="0"/>
-                <w:sz w:val="21"/>
-              </w:rPr>
-              <w:t>学生端负责人和后端负责人</w:t>
-            </w:r>
-          </w:p>
-        </w:tc>
-      </w:tr>
-      <w:tr>
-        <w:tc>
-          <w:tcPr>
-            <w:tcW w:type="dxa" w:w="1701"/>
-            <w:vAlign w:val="center"/>
-          </w:tcPr>
-          <w:p>
-            <w:r/>
-            <w:r>
-              <w:rPr>
-                <w:rFonts w:ascii="宋体" w:hAnsi="宋体" w:eastAsia="宋体"/>
-                <w:b w:val="0"/>
-                <w:sz w:val="21"/>
-              </w:rPr>
-              <w:t>教师审核</w:t>
-            </w:r>
-          </w:p>
-        </w:tc>
-        <w:tc>
-          <w:tcPr>
-            <w:tcW w:type="dxa" w:w="3969"/>
-            <w:vAlign w:val="center"/>
-          </w:tcPr>
-          <w:p>
-            <w:r/>
-            <w:r>
-              <w:rPr>
-                <w:rFonts w:ascii="宋体" w:hAnsi="宋体" w:eastAsia="宋体"/>
-                <w:b w:val="0"/>
-                <w:sz w:val="21"/>
-              </w:rPr>
-              <w:t>审核列表、详情、通过/驳回接口</w:t>
-            </w:r>
-          </w:p>
-        </w:tc>
-        <w:tc>
-          <w:tcPr>
-            <w:tcW w:type="dxa" w:w="2268"/>
-            <w:vAlign w:val="center"/>
-          </w:tcPr>
-          <w:p>
-            <w:r/>
-            <w:r>
-              <w:rPr>
-                <w:rFonts w:ascii="宋体" w:hAnsi="宋体" w:eastAsia="宋体"/>
-                <w:b w:val="0"/>
-                <w:sz w:val="21"/>
-              </w:rPr>
-              <w:t>教师端负责人和后端负责人</w:t>
-            </w:r>
-          </w:p>
-        </w:tc>
-      </w:tr>
-      <w:tr>
-        <w:tc>
-          <w:tcPr>
-            <w:tcW w:type="dxa" w:w="1701"/>
-            <w:vAlign w:val="center"/>
-          </w:tcPr>
-          <w:p>
-            <w:r/>
-            <w:r>
-              <w:rPr>
-                <w:rFonts w:ascii="宋体" w:hAnsi="宋体" w:eastAsia="宋体"/>
-                <w:b w:val="0"/>
-                <w:sz w:val="21"/>
-              </w:rPr>
-              <w:t>统计概览</w:t>
-            </w:r>
-          </w:p>
-        </w:tc>
-        <w:tc>
-          <w:tcPr>
-            <w:tcW w:type="dxa" w:w="3969"/>
-            <w:vAlign w:val="center"/>
-          </w:tcPr>
-          <w:p>
-            <w:r/>
-            <w:r>
-              <w:rPr>
-                <w:rFonts w:ascii="宋体" w:hAnsi="宋体" w:eastAsia="宋体"/>
-                <w:b w:val="0"/>
-                <w:sz w:val="21"/>
-              </w:rPr>
-              <w:t>统计接口、指标卡片、异常入口</w:t>
-            </w:r>
-          </w:p>
-        </w:tc>
-        <w:tc>
-          <w:tcPr>
-            <w:tcW w:type="dxa" w:w="2268"/>
-            <w:vAlign w:val="center"/>
-          </w:tcPr>
-          <w:p>
-            <w:r/>
-            <w:r>
-              <w:rPr>
-                <w:rFonts w:ascii="宋体" w:hAnsi="宋体" w:eastAsia="宋体"/>
-                <w:b w:val="0"/>
-                <w:sz w:val="21"/>
-              </w:rPr>
-              <w:t>管理端负责人</w:t>
-            </w:r>
-          </w:p>
-        </w:tc>
-      </w:tr>
-      <w:tr>
-        <w:tc>
-          <w:tcPr>
-            <w:tcW w:type="dxa" w:w="1701"/>
-            <w:vAlign w:val="center"/>
-          </w:tcPr>
-          <w:p>
-            <w:r/>
-            <w:r>
-              <w:rPr>
-                <w:rFonts w:ascii="宋体" w:hAnsi="宋体" w:eastAsia="宋体"/>
-                <w:b w:val="0"/>
-                <w:sz w:val="21"/>
-              </w:rPr>
-              <w:t>最终验收</w:t>
-            </w:r>
-          </w:p>
-        </w:tc>
-        <w:tc>
-          <w:tcPr>
-            <w:tcW w:type="dxa" w:w="3969"/>
-            <w:vAlign w:val="center"/>
-          </w:tcPr>
-          <w:p>
-            <w:r/>
-            <w:r>
-              <w:rPr>
-                <w:rFonts w:ascii="宋体" w:hAnsi="宋体" w:eastAsia="宋体"/>
-                <w:b w:val="0"/>
-                <w:sz w:val="21"/>
-              </w:rPr>
-              <w:t>演示账号、演示数据、验收记录</w:t>
-            </w:r>
-          </w:p>
-        </w:tc>
-        <w:tc>
-          <w:tcPr>
-            <w:tcW w:type="dxa" w:w="2268"/>
-            <w:vAlign w:val="center"/>
-          </w:tcPr>
-          <w:p>
-            <w:r/>
-            <w:r>
-              <w:rPr>
-                <w:rFonts w:ascii="宋体" w:hAnsi="宋体" w:eastAsia="宋体"/>
-                <w:b w:val="0"/>
-                <w:sz w:val="21"/>
-              </w:rPr>
-              <w:t>产品/QA</w:t>
-            </w:r>
-          </w:p>
-        </w:tc>
-      </w:tr>
-    </w:tbl>
-    <w:p/>
-    <w:p>
-      <w:r>
-        <w:br w:type="page"/>
-      </w:r>
-    </w:p>
-    <w:p>
-      <w:pPr>
-        <w:pStyle w:val="Heading1"/>
-        <w:jc w:val="center"/>
-      </w:pPr>
-      <w:r>
-        <w:t>9 最小数据库设计</w:t>
-      </w:r>
-    </w:p>
-    <w:p>
-      <w:pPr>
-        <w:pStyle w:val="BodyText"/>
-        <w:ind w:firstLine="420"/>
-      </w:pPr>
-      <w:r>
-        <w:t>数据库设计不要把所有东西塞进一张表。像整理书包一样，课本、作业本、文具要分开放；系统里用户、打卡、审核也要分开放。</w:t>
-      </w:r>
-    </w:p>
-    <w:p>
-      <w:pPr>
-        <w:pStyle w:val="Caption"/>
-        <w:jc w:val="center"/>
-      </w:pPr>
-      <w:r>
-        <w:t>表 9.1 最小数据表</w:t>
-      </w:r>
-    </w:p>
-    <w:tbl>
-      <w:tblPr>
-        <w:tblStyle w:val="TableGrid"/>
-        <w:tblW w:type="auto" w:w="0"/>
-        <w:tblLayout w:type="fixed"/>
-        <w:tblLook w:firstColumn="1" w:firstRow="1" w:lastColumn="0" w:lastRow="0" w:noHBand="0" w:noVBand="1" w:val="04A0"/>
-      </w:tblPr>
-      <w:tblGrid>
-        <w:gridCol w:w="2916"/>
-        <w:gridCol w:w="2916"/>
-        <w:gridCol w:w="2916"/>
-      </w:tblGrid>
-      <w:tr>
-        <w:tc>
-          <w:tcPr>
-            <w:tcW w:type="dxa" w:w="1701"/>
-            <w:vAlign w:val="center"/>
-            <w:shd w:fill="E8EEF5"/>
-          </w:tcPr>
-          <w:p>
-            <w:pPr>
-              <w:jc w:val="center"/>
-            </w:pPr>
-            <w:r/>
-            <w:r>
-              <w:rPr>
-                <w:rFonts w:ascii="宋体" w:hAnsi="宋体" w:eastAsia="宋体"/>
-                <w:b/>
-                <w:sz w:val="21"/>
-              </w:rPr>
-              <w:t>表名</w:t>
-            </w:r>
-          </w:p>
-        </w:tc>
-        <w:tc>
-          <w:tcPr>
-            <w:tcW w:type="dxa" w:w="2835"/>
-            <w:vAlign w:val="center"/>
-            <w:shd w:fill="E8EEF5"/>
-          </w:tcPr>
-          <w:p>
-            <w:pPr>
-              <w:jc w:val="center"/>
-            </w:pPr>
-            <w:r/>
-            <w:r>
-              <w:rPr>
-                <w:rFonts w:ascii="宋体" w:hAnsi="宋体" w:eastAsia="宋体"/>
-                <w:b/>
-                <w:sz w:val="21"/>
-              </w:rPr>
-              <w:t>保存什么</w:t>
-            </w:r>
-          </w:p>
-        </w:tc>
-        <w:tc>
-          <w:tcPr>
-            <w:tcW w:type="dxa" w:w="3118"/>
-            <w:vAlign w:val="center"/>
-            <w:shd w:fill="E8EEF5"/>
-          </w:tcPr>
-          <w:p>
-            <w:pPr>
-              <w:jc w:val="center"/>
-            </w:pPr>
-            <w:r/>
-            <w:r>
-              <w:rPr>
-                <w:rFonts w:ascii="宋体" w:hAnsi="宋体" w:eastAsia="宋体"/>
-                <w:b/>
-                <w:sz w:val="21"/>
-              </w:rPr>
-              <w:t>为什么需要</w:t>
-            </w:r>
-          </w:p>
-        </w:tc>
-      </w:tr>
-      <w:tr>
-        <w:tc>
-          <w:tcPr>
-            <w:tcW w:type="dxa" w:w="1701"/>
-            <w:vAlign w:val="center"/>
-          </w:tcPr>
-          <w:p>
-            <w:r/>
-            <w:r>
-              <w:rPr>
-                <w:rFonts w:ascii="宋体" w:hAnsi="宋体" w:eastAsia="宋体"/>
-                <w:b w:val="0"/>
-                <w:sz w:val="21"/>
-              </w:rPr>
-              <w:t>users</w:t>
-            </w:r>
-          </w:p>
-        </w:tc>
-        <w:tc>
-          <w:tcPr>
-            <w:tcW w:type="dxa" w:w="2835"/>
-            <w:vAlign w:val="center"/>
-          </w:tcPr>
-          <w:p>
-            <w:r/>
-            <w:r>
-              <w:rPr>
-                <w:rFonts w:ascii="宋体" w:hAnsi="宋体" w:eastAsia="宋体"/>
-                <w:b w:val="0"/>
-                <w:sz w:val="21"/>
-              </w:rPr>
-              <w:t>学生、教师、管理员账号</w:t>
-            </w:r>
-          </w:p>
-        </w:tc>
-        <w:tc>
-          <w:tcPr>
-            <w:tcW w:type="dxa" w:w="3118"/>
-            <w:vAlign w:val="center"/>
-          </w:tcPr>
-          <w:p>
-            <w:r/>
-            <w:r>
-              <w:rPr>
-                <w:rFonts w:ascii="宋体" w:hAnsi="宋体" w:eastAsia="宋体"/>
-                <w:b w:val="0"/>
-                <w:sz w:val="21"/>
-              </w:rPr>
-              <w:t>登录和权限判断</w:t>
-            </w:r>
-          </w:p>
-        </w:tc>
-      </w:tr>
-      <w:tr>
-        <w:tc>
-          <w:tcPr>
-            <w:tcW w:type="dxa" w:w="1701"/>
-            <w:vAlign w:val="center"/>
-          </w:tcPr>
-          <w:p>
-            <w:r/>
-            <w:r>
-              <w:rPr>
-                <w:rFonts w:ascii="宋体" w:hAnsi="宋体" w:eastAsia="宋体"/>
-                <w:b w:val="0"/>
-                <w:sz w:val="21"/>
-              </w:rPr>
-              <w:t>classes</w:t>
-            </w:r>
-          </w:p>
-        </w:tc>
-        <w:tc>
-          <w:tcPr>
-            <w:tcW w:type="dxa" w:w="2835"/>
-            <w:vAlign w:val="center"/>
-          </w:tcPr>
-          <w:p>
-            <w:r/>
-            <w:r>
-              <w:rPr>
-                <w:rFonts w:ascii="宋体" w:hAnsi="宋体" w:eastAsia="宋体"/>
-                <w:b w:val="0"/>
-                <w:sz w:val="21"/>
-              </w:rPr>
-              <w:t>班级信息</w:t>
-            </w:r>
-          </w:p>
-        </w:tc>
-        <w:tc>
-          <w:tcPr>
-            <w:tcW w:type="dxa" w:w="3118"/>
-            <w:vAlign w:val="center"/>
-          </w:tcPr>
-          <w:p>
-            <w:r/>
-            <w:r>
-              <w:rPr>
-                <w:rFonts w:ascii="宋体" w:hAnsi="宋体" w:eastAsia="宋体"/>
-                <w:b w:val="0"/>
-                <w:sz w:val="21"/>
-              </w:rPr>
-              <w:t>老师按班级查看学生</w:t>
-            </w:r>
-          </w:p>
-        </w:tc>
-      </w:tr>
-      <w:tr>
-        <w:tc>
-          <w:tcPr>
-            <w:tcW w:type="dxa" w:w="1701"/>
-            <w:vAlign w:val="center"/>
-          </w:tcPr>
-          <w:p>
-            <w:r/>
-            <w:r>
-              <w:rPr>
-                <w:rFonts w:ascii="宋体" w:hAnsi="宋体" w:eastAsia="宋体"/>
-                <w:b w:val="0"/>
-                <w:sz w:val="21"/>
-              </w:rPr>
-              <w:t>checkins</w:t>
-            </w:r>
-          </w:p>
-        </w:tc>
-        <w:tc>
-          <w:tcPr>
-            <w:tcW w:type="dxa" w:w="2835"/>
-            <w:vAlign w:val="center"/>
-          </w:tcPr>
-          <w:p>
-            <w:r/>
-            <w:r>
-              <w:rPr>
-                <w:rFonts w:ascii="宋体" w:hAnsi="宋体" w:eastAsia="宋体"/>
-                <w:b w:val="0"/>
-                <w:sz w:val="21"/>
-              </w:rPr>
-              <w:t>学生打卡记录</w:t>
-            </w:r>
-          </w:p>
-        </w:tc>
-        <w:tc>
-          <w:tcPr>
-            <w:tcW w:type="dxa" w:w="3118"/>
-            <w:vAlign w:val="center"/>
-          </w:tcPr>
-          <w:p>
-            <w:r/>
-            <w:r>
-              <w:rPr>
-                <w:rFonts w:ascii="宋体" w:hAnsi="宋体" w:eastAsia="宋体"/>
-                <w:b w:val="0"/>
-                <w:sz w:val="21"/>
-              </w:rPr>
-              <w:t>系统最核心的数据</w:t>
-            </w:r>
-          </w:p>
-        </w:tc>
-      </w:tr>
-      <w:tr>
-        <w:tc>
-          <w:tcPr>
-            <w:tcW w:type="dxa" w:w="1701"/>
-            <w:vAlign w:val="center"/>
-          </w:tcPr>
-          <w:p>
-            <w:r/>
-            <w:r>
-              <w:rPr>
-                <w:rFonts w:ascii="宋体" w:hAnsi="宋体" w:eastAsia="宋体"/>
-                <w:b w:val="0"/>
-                <w:sz w:val="21"/>
-              </w:rPr>
-              <w:t>reviews</w:t>
-            </w:r>
-          </w:p>
-        </w:tc>
-        <w:tc>
-          <w:tcPr>
-            <w:tcW w:type="dxa" w:w="2835"/>
-            <w:vAlign w:val="center"/>
-          </w:tcPr>
-          <w:p>
-            <w:r/>
-            <w:r>
-              <w:rPr>
-                <w:rFonts w:ascii="宋体" w:hAnsi="宋体" w:eastAsia="宋体"/>
-                <w:b w:val="0"/>
-                <w:sz w:val="21"/>
-              </w:rPr>
-              <w:t>教师审核结果</w:t>
-            </w:r>
-          </w:p>
-        </w:tc>
-        <w:tc>
-          <w:tcPr>
-            <w:tcW w:type="dxa" w:w="3118"/>
-            <w:vAlign w:val="center"/>
-          </w:tcPr>
-          <w:p>
-            <w:r/>
-            <w:r>
-              <w:rPr>
-                <w:rFonts w:ascii="宋体" w:hAnsi="宋体" w:eastAsia="宋体"/>
-                <w:b w:val="0"/>
-                <w:sz w:val="21"/>
-              </w:rPr>
-              <w:t>记录谁审核、通过还是驳回</w:t>
-            </w:r>
-          </w:p>
-        </w:tc>
-      </w:tr>
-      <w:tr>
-        <w:tc>
-          <w:tcPr>
-            <w:tcW w:type="dxa" w:w="1701"/>
-            <w:vAlign w:val="center"/>
-          </w:tcPr>
-          <w:p>
-            <w:r/>
-            <w:r>
-              <w:rPr>
-                <w:rFonts w:ascii="宋体" w:hAnsi="宋体" w:eastAsia="宋体"/>
-                <w:b w:val="0"/>
-                <w:sz w:val="21"/>
-              </w:rPr>
-              <w:t>courses</w:t>
-            </w:r>
-          </w:p>
-        </w:tc>
-        <w:tc>
-          <w:tcPr>
-            <w:tcW w:type="dxa" w:w="2835"/>
-            <w:vAlign w:val="center"/>
-          </w:tcPr>
-          <w:p>
-            <w:r/>
-            <w:r>
-              <w:rPr>
-                <w:rFonts w:ascii="宋体" w:hAnsi="宋体" w:eastAsia="宋体"/>
-                <w:b w:val="0"/>
-                <w:sz w:val="21"/>
-              </w:rPr>
-              <w:t>课程和班级关系</w:t>
-            </w:r>
-          </w:p>
-        </w:tc>
-        <w:tc>
-          <w:tcPr>
-            <w:tcW w:type="dxa" w:w="3118"/>
-            <w:vAlign w:val="center"/>
-          </w:tcPr>
-          <w:p>
-            <w:r/>
-            <w:r>
-              <w:rPr>
-                <w:rFonts w:ascii="宋体" w:hAnsi="宋体" w:eastAsia="宋体"/>
-                <w:b w:val="0"/>
-                <w:sz w:val="21"/>
-              </w:rPr>
-              <w:t>上课打卡后续扩展</w:t>
-            </w:r>
-          </w:p>
-        </w:tc>
-      </w:tr>
-      <w:tr>
-        <w:tc>
-          <w:tcPr>
-            <w:tcW w:type="dxa" w:w="1701"/>
-            <w:vAlign w:val="center"/>
-          </w:tcPr>
-          <w:p>
-            <w:r/>
-            <w:r>
-              <w:rPr>
-                <w:rFonts w:ascii="宋体" w:hAnsi="宋体" w:eastAsia="宋体"/>
-                <w:b w:val="0"/>
-                <w:sz w:val="21"/>
-              </w:rPr>
-              <w:t>location_rules</w:t>
-            </w:r>
-          </w:p>
-        </w:tc>
-        <w:tc>
-          <w:tcPr>
-            <w:tcW w:type="dxa" w:w="2835"/>
-            <w:vAlign w:val="center"/>
-          </w:tcPr>
-          <w:p>
-            <w:r/>
-            <w:r>
-              <w:rPr>
-                <w:rFonts w:ascii="宋体" w:hAnsi="宋体" w:eastAsia="宋体"/>
-                <w:b w:val="0"/>
-                <w:sz w:val="21"/>
-              </w:rPr>
-              <w:t>地点规则</w:t>
-            </w:r>
-          </w:p>
-        </w:tc>
-        <w:tc>
-          <w:tcPr>
-            <w:tcW w:type="dxa" w:w="3118"/>
-            <w:vAlign w:val="center"/>
-          </w:tcPr>
-          <w:p>
-            <w:r/>
-            <w:r>
-              <w:rPr>
-                <w:rFonts w:ascii="宋体" w:hAnsi="宋体" w:eastAsia="宋体"/>
-                <w:b w:val="0"/>
-                <w:sz w:val="21"/>
-              </w:rPr>
-              <w:t>后续做定位范围校验</w:t>
-            </w:r>
-          </w:p>
-        </w:tc>
-      </w:tr>
-    </w:tbl>
-    <w:p/>
-    <w:p>
-      <w:r>
-        <w:br w:type="page"/>
-      </w:r>
-    </w:p>
-    <w:p>
-      <w:pPr>
-        <w:pStyle w:val="Heading1"/>
-        <w:jc w:val="center"/>
-      </w:pPr>
-      <w:r>
-        <w:t>10 最小接口清单</w:t>
-      </w:r>
-    </w:p>
-    <w:p>
-      <w:pPr>
-        <w:pStyle w:val="Caption"/>
-        <w:jc w:val="center"/>
-      </w:pPr>
-      <w:r>
-        <w:t>表 10.1 API 清单</w:t>
+        <w:t>表 6.1 团队三日任务总览</w:t>
       </w:r>
     </w:p>
     <w:tbl>
@@ -3958,13 +5286,13 @@
                 <w:b/>
                 <w:sz w:val="21"/>
               </w:rPr>
-              <w:t>模块</w:t>
-            </w:r>
-          </w:p>
-        </w:tc>
-        <w:tc>
-          <w:tcPr>
-            <w:tcW w:type="dxa" w:w="2835"/>
+              <w:t>团队成员</w:t>
+            </w:r>
+          </w:p>
+        </w:tc>
+        <w:tc>
+          <w:tcPr>
+            <w:tcW w:type="dxa" w:w="2268"/>
             <w:vAlign w:val="center"/>
             <w:shd w:fill="E8EEF5"/>
           </w:tcPr>
@@ -3979,13 +5307,13 @@
                 <w:b/>
                 <w:sz w:val="21"/>
               </w:rPr>
-              <w:t>接口</w:t>
-            </w:r>
-          </w:p>
-        </w:tc>
-        <w:tc>
-          <w:tcPr>
-            <w:tcW w:type="dxa" w:w="1928"/>
+              <w:t>Day 1 任务</w:t>
+            </w:r>
+          </w:p>
+        </w:tc>
+        <w:tc>
+          <w:tcPr>
+            <w:tcW w:type="dxa" w:w="2268"/>
             <w:vAlign w:val="center"/>
             <w:shd w:fill="E8EEF5"/>
           </w:tcPr>
@@ -4000,13 +5328,13 @@
                 <w:b/>
                 <w:sz w:val="21"/>
               </w:rPr>
-              <w:t>给谁用</w:t>
-            </w:r>
-          </w:p>
-        </w:tc>
-        <w:tc>
-          <w:tcPr>
-            <w:tcW w:type="dxa" w:w="2721"/>
+              <w:t>Day 2 任务</w:t>
+            </w:r>
+          </w:p>
+        </w:tc>
+        <w:tc>
+          <w:tcPr>
+            <w:tcW w:type="dxa" w:w="2268"/>
             <w:vAlign w:val="center"/>
             <w:shd w:fill="E8EEF5"/>
           </w:tcPr>
@@ -4021,7 +5349,7 @@
                 <w:b/>
                 <w:sz w:val="21"/>
               </w:rPr>
-              <w:t>作用</w:t>
+              <w:t>Day 3 任务</w:t>
             </w:r>
           </w:p>
         </w:tc>
@@ -4040,13 +5368,13 @@
                 <w:b w:val="0"/>
                 <w:sz w:val="21"/>
               </w:rPr>
-              <w:t>认证</w:t>
-            </w:r>
-          </w:p>
-        </w:tc>
-        <w:tc>
-          <w:tcPr>
-            <w:tcW w:type="dxa" w:w="2835"/>
+              <w:t>王韩韵</w:t>
+            </w:r>
+          </w:p>
+        </w:tc>
+        <w:tc>
+          <w:tcPr>
+            <w:tcW w:type="dxa" w:w="2268"/>
             <w:vAlign w:val="center"/>
           </w:tcPr>
           <w:p>
@@ -4057,13 +5385,13 @@
                 <w:b w:val="0"/>
                 <w:sz w:val="21"/>
               </w:rPr>
-              <w:t>POST /api/v1/auth/login</w:t>
-            </w:r>
-          </w:p>
-        </w:tc>
-        <w:tc>
-          <w:tcPr>
-            <w:tcW w:type="dxa" w:w="1928"/>
+              <w:t>前端脚手架、登录/注册页面</w:t>
+            </w:r>
+          </w:p>
+        </w:tc>
+        <w:tc>
+          <w:tcPr>
+            <w:tcW w:type="dxa" w:w="2268"/>
             <w:vAlign w:val="center"/>
           </w:tcPr>
           <w:p>
@@ -4074,13 +5402,13 @@
                 <w:b w:val="0"/>
                 <w:sz w:val="21"/>
               </w:rPr>
-              <w:t>学生端、教师端</w:t>
-            </w:r>
-          </w:p>
-        </w:tc>
-        <w:tc>
-          <w:tcPr>
-            <w:tcW w:type="dxa" w:w="2721"/>
+              <w:t>学生打卡页面、历史页面</w:t>
+            </w:r>
+          </w:p>
+        </w:tc>
+        <w:tc>
+          <w:tcPr>
+            <w:tcW w:type="dxa" w:w="2268"/>
             <w:vAlign w:val="center"/>
           </w:tcPr>
           <w:p>
@@ -4091,7 +5419,7 @@
                 <w:b w:val="0"/>
                 <w:sz w:val="21"/>
               </w:rPr>
-              <w:t>登录</w:t>
+              <w:t>UI 美化、响应式适配</w:t>
             </w:r>
           </w:p>
         </w:tc>
@@ -4110,13 +5438,13 @@
                 <w:b w:val="0"/>
                 <w:sz w:val="21"/>
               </w:rPr>
-              <w:t>认证</w:t>
-            </w:r>
-          </w:p>
-        </w:tc>
-        <w:tc>
-          <w:tcPr>
-            <w:tcW w:type="dxa" w:w="2835"/>
+              <w:t>赵耀</w:t>
+            </w:r>
+          </w:p>
+        </w:tc>
+        <w:tc>
+          <w:tcPr>
+            <w:tcW w:type="dxa" w:w="2268"/>
             <w:vAlign w:val="center"/>
           </w:tcPr>
           <w:p>
@@ -4127,13 +5455,13 @@
                 <w:b w:val="0"/>
                 <w:sz w:val="21"/>
               </w:rPr>
-              <w:t>GET /api/v1/auth/me</w:t>
-            </w:r>
-          </w:p>
-        </w:tc>
-        <w:tc>
-          <w:tcPr>
-            <w:tcW w:type="dxa" w:w="1928"/>
+              <w:t>后端脚手架、注册/登录 API</w:t>
+            </w:r>
+          </w:p>
+        </w:tc>
+        <w:tc>
+          <w:tcPr>
+            <w:tcW w:type="dxa" w:w="2268"/>
             <w:vAlign w:val="center"/>
           </w:tcPr>
           <w:p>
@@ -4144,13 +5472,13 @@
                 <w:b w:val="0"/>
                 <w:sz w:val="21"/>
               </w:rPr>
-              <w:t>学生端、教师端</w:t>
-            </w:r>
-          </w:p>
-        </w:tc>
-        <w:tc>
-          <w:tcPr>
-            <w:tcW w:type="dxa" w:w="2721"/>
+              <w:t>打卡提交 API、审核 API</w:t>
+            </w:r>
+          </w:p>
+        </w:tc>
+        <w:tc>
+          <w:tcPr>
+            <w:tcW w:type="dxa" w:w="2268"/>
             <w:vAlign w:val="center"/>
           </w:tcPr>
           <w:p>
@@ -4161,7 +5489,7 @@
                 <w:b w:val="0"/>
                 <w:sz w:val="21"/>
               </w:rPr>
-              <w:t>获取当前用户</w:t>
+              <w:t>统计 API、Docker 部署</w:t>
             </w:r>
           </w:p>
         </w:tc>
@@ -4180,13 +5508,13 @@
                 <w:b w:val="0"/>
                 <w:sz w:val="21"/>
               </w:rPr>
-              <w:t>打卡</w:t>
-            </w:r>
-          </w:p>
-        </w:tc>
-        <w:tc>
-          <w:tcPr>
-            <w:tcW w:type="dxa" w:w="2835"/>
+              <w:t>胡钊炫</w:t>
+            </w:r>
+          </w:p>
+        </w:tc>
+        <w:tc>
+          <w:tcPr>
+            <w:tcW w:type="dxa" w:w="2268"/>
             <w:vAlign w:val="center"/>
           </w:tcPr>
           <w:p>
@@ -4197,13 +5525,13 @@
                 <w:b w:val="0"/>
                 <w:sz w:val="21"/>
               </w:rPr>
-              <w:t>GET /api/v1/checkins/today</w:t>
-            </w:r>
-          </w:p>
-        </w:tc>
-        <w:tc>
-          <w:tcPr>
-            <w:tcW w:type="dxa" w:w="1928"/>
+              <w:t>数据库表设计、基础 API 封装</w:t>
+            </w:r>
+          </w:p>
+        </w:tc>
+        <w:tc>
+          <w:tcPr>
+            <w:tcW w:type="dxa" w:w="2268"/>
             <w:vAlign w:val="center"/>
           </w:tcPr>
           <w:p>
@@ -4214,13 +5542,13 @@
                 <w:b w:val="0"/>
                 <w:sz w:val="21"/>
               </w:rPr>
-              <w:t>学生端</w:t>
-            </w:r>
-          </w:p>
-        </w:tc>
-        <w:tc>
-          <w:tcPr>
-            <w:tcW w:type="dxa" w:w="2721"/>
+              <w:t>打卡历史查询 API、联调</w:t>
+            </w:r>
+          </w:p>
+        </w:tc>
+        <w:tc>
+          <w:tcPr>
+            <w:tcW w:type="dxa" w:w="2268"/>
             <w:vAlign w:val="center"/>
           </w:tcPr>
           <w:p>
@@ -4231,7 +5559,7 @@
                 <w:b w:val="0"/>
                 <w:sz w:val="21"/>
               </w:rPr>
-              <w:t>获取今日状态</w:t>
+              <w:t>全局异常处理、参数校验</w:t>
             </w:r>
           </w:p>
         </w:tc>
@@ -4250,13 +5578,13 @@
                 <w:b w:val="0"/>
                 <w:sz w:val="21"/>
               </w:rPr>
-              <w:t>打卡</w:t>
-            </w:r>
-          </w:p>
-        </w:tc>
-        <w:tc>
-          <w:tcPr>
-            <w:tcW w:type="dxa" w:w="2835"/>
+              <w:t>华心仪</w:t>
+            </w:r>
+          </w:p>
+        </w:tc>
+        <w:tc>
+          <w:tcPr>
+            <w:tcW w:type="dxa" w:w="2268"/>
             <w:vAlign w:val="center"/>
           </w:tcPr>
           <w:p>
@@ -4267,13 +5595,13 @@
                 <w:b w:val="0"/>
                 <w:sz w:val="21"/>
               </w:rPr>
-              <w:t>POST /api/v1/checkins</w:t>
-            </w:r>
-          </w:p>
-        </w:tc>
-        <w:tc>
-          <w:tcPr>
-            <w:tcW w:type="dxa" w:w="1928"/>
+              <w:t>数据库创建、响应模型封装</w:t>
+            </w:r>
+          </w:p>
+        </w:tc>
+        <w:tc>
+          <w:tcPr>
+            <w:tcW w:type="dxa" w:w="2268"/>
             <w:vAlign w:val="center"/>
           </w:tcPr>
           <w:p>
@@ -4284,13 +5612,13 @@
                 <w:b w:val="0"/>
                 <w:sz w:val="21"/>
               </w:rPr>
-              <w:t>学生端</w:t>
-            </w:r>
-          </w:p>
-        </w:tc>
-        <w:tc>
-          <w:tcPr>
-            <w:tcW w:type="dxa" w:w="2721"/>
+              <w:t>教师审核页面、联调</w:t>
+            </w:r>
+          </w:p>
+        </w:tc>
+        <w:tc>
+          <w:tcPr>
+            <w:tcW w:type="dxa" w:w="2268"/>
             <w:vAlign w:val="center"/>
           </w:tcPr>
           <w:p>
@@ -4301,293 +5629,66 @@
                 <w:b w:val="0"/>
                 <w:sz w:val="21"/>
               </w:rPr>
-              <w:t>提交打卡</w:t>
-            </w:r>
-          </w:p>
-        </w:tc>
-      </w:tr>
-      <w:tr>
-        <w:tc>
-          <w:tcPr>
-            <w:tcW w:type="dxa" w:w="1361"/>
-            <w:vAlign w:val="center"/>
-          </w:tcPr>
-          <w:p>
-            <w:r/>
-            <w:r>
-              <w:rPr>
-                <w:rFonts w:ascii="宋体" w:hAnsi="宋体" w:eastAsia="宋体"/>
-                <w:b w:val="0"/>
-                <w:sz w:val="21"/>
-              </w:rPr>
-              <w:t>打卡</w:t>
-            </w:r>
-          </w:p>
-        </w:tc>
-        <w:tc>
-          <w:tcPr>
-            <w:tcW w:type="dxa" w:w="2835"/>
-            <w:vAlign w:val="center"/>
-          </w:tcPr>
-          <w:p>
-            <w:r/>
-            <w:r>
-              <w:rPr>
-                <w:rFonts w:ascii="宋体" w:hAnsi="宋体" w:eastAsia="宋体"/>
-                <w:b w:val="0"/>
-                <w:sz w:val="21"/>
-              </w:rPr>
-              <w:t>GET /api/v1/checkins</w:t>
-            </w:r>
-          </w:p>
-        </w:tc>
-        <w:tc>
-          <w:tcPr>
-            <w:tcW w:type="dxa" w:w="1928"/>
-            <w:vAlign w:val="center"/>
-          </w:tcPr>
-          <w:p>
-            <w:r/>
-            <w:r>
-              <w:rPr>
-                <w:rFonts w:ascii="宋体" w:hAnsi="宋体" w:eastAsia="宋体"/>
-                <w:b w:val="0"/>
-                <w:sz w:val="21"/>
-              </w:rPr>
-              <w:t>学生端</w:t>
-            </w:r>
-          </w:p>
-        </w:tc>
-        <w:tc>
-          <w:tcPr>
-            <w:tcW w:type="dxa" w:w="2721"/>
-            <w:vAlign w:val="center"/>
-          </w:tcPr>
-          <w:p>
-            <w:r/>
-            <w:r>
-              <w:rPr>
-                <w:rFonts w:ascii="宋体" w:hAnsi="宋体" w:eastAsia="宋体"/>
-                <w:b w:val="0"/>
-                <w:sz w:val="21"/>
-              </w:rPr>
-              <w:t>查看历史</w:t>
-            </w:r>
-          </w:p>
-        </w:tc>
-      </w:tr>
-      <w:tr>
-        <w:tc>
-          <w:tcPr>
-            <w:tcW w:type="dxa" w:w="1361"/>
-            <w:vAlign w:val="center"/>
-          </w:tcPr>
-          <w:p>
-            <w:r/>
-            <w:r>
-              <w:rPr>
-                <w:rFonts w:ascii="宋体" w:hAnsi="宋体" w:eastAsia="宋体"/>
-                <w:b w:val="0"/>
-                <w:sz w:val="21"/>
-              </w:rPr>
-              <w:t>审核</w:t>
-            </w:r>
-          </w:p>
-        </w:tc>
-        <w:tc>
-          <w:tcPr>
-            <w:tcW w:type="dxa" w:w="2835"/>
-            <w:vAlign w:val="center"/>
-          </w:tcPr>
-          <w:p>
-            <w:r/>
-            <w:r>
-              <w:rPr>
-                <w:rFonts w:ascii="宋体" w:hAnsi="宋体" w:eastAsia="宋体"/>
-                <w:b w:val="0"/>
-                <w:sz w:val="21"/>
-              </w:rPr>
-              <w:t>GET /api/v1/teacher/checkins</w:t>
-            </w:r>
-          </w:p>
-        </w:tc>
-        <w:tc>
-          <w:tcPr>
-            <w:tcW w:type="dxa" w:w="1928"/>
-            <w:vAlign w:val="center"/>
-          </w:tcPr>
-          <w:p>
-            <w:r/>
-            <w:r>
-              <w:rPr>
-                <w:rFonts w:ascii="宋体" w:hAnsi="宋体" w:eastAsia="宋体"/>
-                <w:b w:val="0"/>
-                <w:sz w:val="21"/>
-              </w:rPr>
-              <w:t>教师端</w:t>
-            </w:r>
-          </w:p>
-        </w:tc>
-        <w:tc>
-          <w:tcPr>
-            <w:tcW w:type="dxa" w:w="2721"/>
-            <w:vAlign w:val="center"/>
-          </w:tcPr>
-          <w:p>
-            <w:r/>
-            <w:r>
-              <w:rPr>
-                <w:rFonts w:ascii="宋体" w:hAnsi="宋体" w:eastAsia="宋体"/>
-                <w:b w:val="0"/>
-                <w:sz w:val="21"/>
-              </w:rPr>
-              <w:t>查看班级打卡</w:t>
-            </w:r>
-          </w:p>
-        </w:tc>
-      </w:tr>
-      <w:tr>
-        <w:tc>
-          <w:tcPr>
-            <w:tcW w:type="dxa" w:w="1361"/>
-            <w:vAlign w:val="center"/>
-          </w:tcPr>
-          <w:p>
-            <w:r/>
-            <w:r>
-              <w:rPr>
-                <w:rFonts w:ascii="宋体" w:hAnsi="宋体" w:eastAsia="宋体"/>
-                <w:b w:val="0"/>
-                <w:sz w:val="21"/>
-              </w:rPr>
-              <w:t>审核</w:t>
-            </w:r>
-          </w:p>
-        </w:tc>
-        <w:tc>
-          <w:tcPr>
-            <w:tcW w:type="dxa" w:w="2835"/>
-            <w:vAlign w:val="center"/>
-          </w:tcPr>
-          <w:p>
-            <w:r/>
-            <w:r>
-              <w:rPr>
-                <w:rFonts w:ascii="宋体" w:hAnsi="宋体" w:eastAsia="宋体"/>
-                <w:b w:val="0"/>
-                <w:sz w:val="21"/>
-              </w:rPr>
-              <w:t>POST /api/v1/teacher/reviews</w:t>
-            </w:r>
-          </w:p>
-        </w:tc>
-        <w:tc>
-          <w:tcPr>
-            <w:tcW w:type="dxa" w:w="1928"/>
-            <w:vAlign w:val="center"/>
-          </w:tcPr>
-          <w:p>
-            <w:r/>
-            <w:r>
-              <w:rPr>
-                <w:rFonts w:ascii="宋体" w:hAnsi="宋体" w:eastAsia="宋体"/>
-                <w:b w:val="0"/>
-                <w:sz w:val="21"/>
-              </w:rPr>
-              <w:t>教师端</w:t>
-            </w:r>
-          </w:p>
-        </w:tc>
-        <w:tc>
-          <w:tcPr>
-            <w:tcW w:type="dxa" w:w="2721"/>
-            <w:vAlign w:val="center"/>
-          </w:tcPr>
-          <w:p>
-            <w:r/>
-            <w:r>
-              <w:rPr>
-                <w:rFonts w:ascii="宋体" w:hAnsi="宋体" w:eastAsia="宋体"/>
-                <w:b w:val="0"/>
-                <w:sz w:val="21"/>
-              </w:rPr>
-              <w:t>提交审核结果</w:t>
-            </w:r>
-          </w:p>
-        </w:tc>
-      </w:tr>
-      <w:tr>
-        <w:tc>
-          <w:tcPr>
-            <w:tcW w:type="dxa" w:w="1361"/>
-            <w:vAlign w:val="center"/>
-          </w:tcPr>
-          <w:p>
-            <w:r/>
-            <w:r>
-              <w:rPr>
-                <w:rFonts w:ascii="宋体" w:hAnsi="宋体" w:eastAsia="宋体"/>
-                <w:b w:val="0"/>
-                <w:sz w:val="21"/>
-              </w:rPr>
-              <w:t>统计</w:t>
-            </w:r>
-          </w:p>
-        </w:tc>
-        <w:tc>
-          <w:tcPr>
-            <w:tcW w:type="dxa" w:w="2835"/>
-            <w:vAlign w:val="center"/>
-          </w:tcPr>
-          <w:p>
-            <w:r/>
-            <w:r>
-              <w:rPr>
-                <w:rFonts w:ascii="宋体" w:hAnsi="宋体" w:eastAsia="宋体"/>
-                <w:b w:val="0"/>
-                <w:sz w:val="21"/>
-              </w:rPr>
-              <w:t>GET /api/v1/stats/overview</w:t>
-            </w:r>
-          </w:p>
-        </w:tc>
-        <w:tc>
-          <w:tcPr>
-            <w:tcW w:type="dxa" w:w="1928"/>
-            <w:vAlign w:val="center"/>
-          </w:tcPr>
-          <w:p>
-            <w:r/>
-            <w:r>
-              <w:rPr>
-                <w:rFonts w:ascii="宋体" w:hAnsi="宋体" w:eastAsia="宋体"/>
-                <w:b w:val="0"/>
-                <w:sz w:val="21"/>
-              </w:rPr>
-              <w:t>管理端</w:t>
-            </w:r>
-          </w:p>
-        </w:tc>
-        <w:tc>
-          <w:tcPr>
-            <w:tcW w:type="dxa" w:w="2721"/>
-            <w:vAlign w:val="center"/>
-          </w:tcPr>
-          <w:p>
-            <w:r/>
-            <w:r>
-              <w:rPr>
-                <w:rFonts w:ascii="宋体" w:hAnsi="宋体" w:eastAsia="宋体"/>
-                <w:b w:val="0"/>
-                <w:sz w:val="21"/>
-              </w:rPr>
-              <w:t>查看统计概览</w:t>
+              <w:t>统计看板页面、图表</w:t>
             </w:r>
           </w:p>
         </w:tc>
       </w:tr>
     </w:tbl>
     <w:p/>
+    <w:p>
+      <w:pPr>
+        <w:pStyle w:val="Heading2"/>
+      </w:pPr>
+      <w:r>
+        <w:t>6.1 协作规范</w:t>
+      </w:r>
+    </w:p>
+    <w:p>
+      <w:pPr>
+        <w:pStyle w:val="BodyText"/>
+        <w:ind w:left="420"/>
+      </w:pPr>
+      <w:r>
+        <w:t>• 每天 09:00 和 21:00 各开一次 15 分钟进度对齐会。</w:t>
+      </w:r>
+    </w:p>
+    <w:p>
+      <w:pPr>
+        <w:pStyle w:val="BodyText"/>
+        <w:ind w:left="420"/>
+      </w:pPr>
+      <w:r>
+        <w:t>• 代码提交前必须自测，后端接口优先用 Postman 测试。</w:t>
+      </w:r>
+    </w:p>
+    <w:p>
+      <w:pPr>
+        <w:pStyle w:val="BodyText"/>
+        <w:ind w:left="420"/>
+      </w:pPr>
+      <w:r>
+        <w:t>• 每个功能开一个 feature 分支，完成后合并到 dev 分支。</w:t>
+      </w:r>
+    </w:p>
+    <w:p>
+      <w:pPr>
+        <w:pStyle w:val="BodyText"/>
+        <w:ind w:left="420"/>
+      </w:pPr>
+      <w:r>
+        <w:t>• 关键接口变更必须在群里通知所有人。</w:t>
+      </w:r>
+    </w:p>
+    <w:p>
+      <w:pPr>
+        <w:pStyle w:val="BodyText"/>
+        <w:ind w:left="420"/>
+      </w:pPr>
+      <w:r>
+        <w:t>• 遇到阻塞超过 1 小时就沟通，不要一个人硬扛。</w:t>
+      </w:r>
+    </w:p>
     <w:p>
       <w:r>
         <w:br w:type="page"/>
@@ -4599,7 +5700,7 @@
         <w:jc w:val="center"/>
       </w:pPr>
       <w:r>
-        <w:t>11 最终验收脚本</w:t>
+        <w:t>7 风险评估与应对策略</w:t>
       </w:r>
     </w:p>
     <w:p>
@@ -4608,7 +5709,7 @@
         <w:jc w:val="center"/>
       </w:pPr>
       <w:r>
-        <w:t>表 11.1 10 步验收脚本</w:t>
+        <w:t>表 7.1 风险与应对</w:t>
       </w:r>
     </w:p>
     <w:tbl>
@@ -4626,7 +5727,7 @@
       <w:tr>
         <w:tc>
           <w:tcPr>
-            <w:tcW w:type="dxa" w:w="794"/>
+            <w:tcW w:type="dxa" w:w="2268"/>
             <w:vAlign w:val="center"/>
             <w:shd w:fill="E8EEF5"/>
           </w:tcPr>
@@ -4641,13 +5742,13 @@
                 <w:b/>
                 <w:sz w:val="21"/>
               </w:rPr>
-              <w:t>步骤</w:t>
-            </w:r>
-          </w:p>
-        </w:tc>
-        <w:tc>
-          <w:tcPr>
-            <w:tcW w:type="dxa" w:w="3118"/>
+              <w:t>风险事项</w:t>
+            </w:r>
+          </w:p>
+        </w:tc>
+        <w:tc>
+          <w:tcPr>
+            <w:tcW w:type="dxa" w:w="2835"/>
             <w:vAlign w:val="center"/>
             <w:shd w:fill="E8EEF5"/>
           </w:tcPr>
@@ -4662,13 +5763,13 @@
                 <w:b/>
                 <w:sz w:val="21"/>
               </w:rPr>
-              <w:t>动作</w:t>
-            </w:r>
-          </w:p>
-        </w:tc>
-        <w:tc>
-          <w:tcPr>
-            <w:tcW w:type="dxa" w:w="4252"/>
+              <w:t>可能影响</w:t>
+            </w:r>
+          </w:p>
+        </w:tc>
+        <w:tc>
+          <w:tcPr>
+            <w:tcW w:type="dxa" w:w="2835"/>
             <w:vAlign w:val="center"/>
             <w:shd w:fill="E8EEF5"/>
           </w:tcPr>
@@ -4683,7 +5784,7 @@
                 <w:b/>
                 <w:sz w:val="21"/>
               </w:rPr>
-              <w:t>通过标准</w:t>
+              <w:t>应对措施</w:t>
             </w:r>
           </w:p>
         </w:tc>
@@ -4691,7 +5792,7 @@
       <w:tr>
         <w:tc>
           <w:tcPr>
-            <w:tcW w:type="dxa" w:w="794"/>
+            <w:tcW w:type="dxa" w:w="2268"/>
             <w:vAlign w:val="center"/>
           </w:tcPr>
           <w:p>
@@ -4702,13 +5803,13 @@
                 <w:b w:val="0"/>
                 <w:sz w:val="21"/>
               </w:rPr>
-              <w:t>1</w:t>
-            </w:r>
-          </w:p>
-        </w:tc>
-        <w:tc>
-          <w:tcPr>
-            <w:tcW w:type="dxa" w:w="3118"/>
+              <w:t>前后端接口数据格式不一致</w:t>
+            </w:r>
+          </w:p>
+        </w:tc>
+        <w:tc>
+          <w:tcPr>
+            <w:tcW w:type="dxa" w:w="2835"/>
             <w:vAlign w:val="center"/>
           </w:tcPr>
           <w:p>
@@ -4719,13 +5820,13 @@
                 <w:b w:val="0"/>
                 <w:sz w:val="21"/>
               </w:rPr>
-              <w:t>学生账号登录</w:t>
-            </w:r>
-          </w:p>
-        </w:tc>
-        <w:tc>
-          <w:tcPr>
-            <w:tcW w:type="dxa" w:w="4252"/>
+              <w:t>联调失败，前端无法显示后端数据</w:t>
+            </w:r>
+          </w:p>
+        </w:tc>
+        <w:tc>
+          <w:tcPr>
+            <w:tcW w:type="dxa" w:w="2835"/>
             <w:vAlign w:val="center"/>
           </w:tcPr>
           <w:p>
@@ -4736,7 +5837,7 @@
                 <w:b w:val="0"/>
                 <w:sz w:val="21"/>
               </w:rPr>
-              <w:t>进入学生首页</w:t>
+              <w:t>提前定义 API 响应规范，用 Postman 先测试后端</w:t>
             </w:r>
           </w:p>
         </w:tc>
@@ -4744,7 +5845,7 @@
       <w:tr>
         <w:tc>
           <w:tcPr>
-            <w:tcW w:type="dxa" w:w="794"/>
+            <w:tcW w:type="dxa" w:w="2268"/>
             <w:vAlign w:val="center"/>
           </w:tcPr>
           <w:p>
@@ -4755,13 +5856,13 @@
                 <w:b w:val="0"/>
                 <w:sz w:val="21"/>
               </w:rPr>
-              <w:t>2</w:t>
-            </w:r>
-          </w:p>
-        </w:tc>
-        <w:tc>
-          <w:tcPr>
-            <w:tcW w:type="dxa" w:w="3118"/>
+              <w:t>代码冲突</w:t>
+            </w:r>
+          </w:p>
+        </w:tc>
+        <w:tc>
+          <w:tcPr>
+            <w:tcW w:type="dxa" w:w="2835"/>
             <w:vAlign w:val="center"/>
           </w:tcPr>
           <w:p>
@@ -4772,13 +5873,13 @@
                 <w:b w:val="0"/>
                 <w:sz w:val="21"/>
               </w:rPr>
-              <w:t>学生查看今日三类状态</w:t>
-            </w:r>
-          </w:p>
-        </w:tc>
-        <w:tc>
-          <w:tcPr>
-            <w:tcW w:type="dxa" w:w="4252"/>
+              <w:t>合并代码时出现冲突，修复浪费时间</w:t>
+            </w:r>
+          </w:p>
+        </w:tc>
+        <w:tc>
+          <w:tcPr>
+            <w:tcW w:type="dxa" w:w="2835"/>
             <w:vAlign w:val="center"/>
           </w:tcPr>
           <w:p>
@@ -4789,7 +5890,7 @@
                 <w:b w:val="0"/>
                 <w:sz w:val="21"/>
               </w:rPr>
-              <w:t>查寝、上课、实习状态可见</w:t>
+              <w:t>每人负责不同模块，尽量避免修改同一个文件</w:t>
             </w:r>
           </w:p>
         </w:tc>
@@ -4797,7 +5898,7 @@
       <w:tr>
         <w:tc>
           <w:tcPr>
-            <w:tcW w:type="dxa" w:w="794"/>
+            <w:tcW w:type="dxa" w:w="2268"/>
             <w:vAlign w:val="center"/>
           </w:tcPr>
           <w:p>
@@ -4808,13 +5909,13 @@
                 <w:b w:val="0"/>
                 <w:sz w:val="21"/>
               </w:rPr>
-              <w:t>3</w:t>
-            </w:r>
-          </w:p>
-        </w:tc>
-        <w:tc>
-          <w:tcPr>
-            <w:tcW w:type="dxa" w:w="3118"/>
+              <w:t>环境不一致问题</w:t>
+            </w:r>
+          </w:p>
+        </w:tc>
+        <w:tc>
+          <w:tcPr>
+            <w:tcW w:type="dxa" w:w="2835"/>
             <w:vAlign w:val="center"/>
           </w:tcPr>
           <w:p>
@@ -4825,13 +5926,13 @@
                 <w:b w:val="0"/>
                 <w:sz w:val="21"/>
               </w:rPr>
-              <w:t>学生提交查寝打卡</w:t>
-            </w:r>
-          </w:p>
-        </w:tc>
-        <w:tc>
-          <w:tcPr>
-            <w:tcW w:type="dxa" w:w="4252"/>
+              <w:t>本地能跑，服务器跑不起来</w:t>
+            </w:r>
+          </w:p>
+        </w:tc>
+        <w:tc>
+          <w:tcPr>
+            <w:tcW w:type="dxa" w:w="2835"/>
             <w:vAlign w:val="center"/>
           </w:tcPr>
           <w:p>
@@ -4842,7 +5943,7 @@
                 <w:b w:val="0"/>
                 <w:sz w:val="21"/>
               </w:rPr>
-              <w:t>提交成功，状态为待审核</w:t>
+              <w:t>使用 Docker Compose 统一环境，不在本地直接堆依赖</w:t>
             </w:r>
           </w:p>
         </w:tc>
@@ -4850,7 +5951,7 @@
       <w:tr>
         <w:tc>
           <w:tcPr>
-            <w:tcW w:type="dxa" w:w="794"/>
+            <w:tcW w:type="dxa" w:w="2268"/>
             <w:vAlign w:val="center"/>
           </w:tcPr>
           <w:p>
@@ -4861,13 +5962,13 @@
                 <w:b w:val="0"/>
                 <w:sz w:val="21"/>
               </w:rPr>
-              <w:t>4</w:t>
-            </w:r>
-          </w:p>
-        </w:tc>
-        <w:tc>
-          <w:tcPr>
-            <w:tcW w:type="dxa" w:w="3118"/>
+              <w:t>进度延迟</w:t>
+            </w:r>
+          </w:p>
+        </w:tc>
+        <w:tc>
+          <w:tcPr>
+            <w:tcW w:type="dxa" w:w="2835"/>
             <w:vAlign w:val="center"/>
           </w:tcPr>
           <w:p>
@@ -4878,13 +5979,13 @@
                 <w:b w:val="0"/>
                 <w:sz w:val="21"/>
               </w:rPr>
-              <w:t>学生重复提交查寝</w:t>
-            </w:r>
-          </w:p>
-        </w:tc>
-        <w:tc>
-          <w:tcPr>
-            <w:tcW w:type="dxa" w:w="4252"/>
+              <w:t>某个功能花的时间超预期</w:t>
+            </w:r>
+          </w:p>
+        </w:tc>
+        <w:tc>
+          <w:tcPr>
+            <w:tcW w:type="dxa" w:w="2835"/>
             <w:vAlign w:val="center"/>
           </w:tcPr>
           <w:p>
@@ -4895,7 +5996,7 @@
                 <w:b w:val="0"/>
                 <w:sz w:val="21"/>
               </w:rPr>
-              <w:t>系统提示今日已打卡</w:t>
+              <w:t>准备降级方案：统计看板可以用简单列表代替图表</w:t>
             </w:r>
           </w:p>
         </w:tc>
@@ -4903,7 +6004,7 @@
       <w:tr>
         <w:tc>
           <w:tcPr>
-            <w:tcW w:type="dxa" w:w="794"/>
+            <w:tcW w:type="dxa" w:w="2268"/>
             <w:vAlign w:val="center"/>
           </w:tcPr>
           <w:p>
@@ -4914,13 +6015,13 @@
                 <w:b w:val="0"/>
                 <w:sz w:val="21"/>
               </w:rPr>
-              <w:t>5</w:t>
-            </w:r>
-          </w:p>
-        </w:tc>
-        <w:tc>
-          <w:tcPr>
-            <w:tcW w:type="dxa" w:w="3118"/>
+              <w:t>数据库性能</w:t>
+            </w:r>
+          </w:p>
+        </w:tc>
+        <w:tc>
+          <w:tcPr>
+            <w:tcW w:type="dxa" w:w="2835"/>
             <w:vAlign w:val="center"/>
           </w:tcPr>
           <w:p>
@@ -4931,13 +6032,13 @@
                 <w:b w:val="0"/>
                 <w:sz w:val="21"/>
               </w:rPr>
-              <w:t>教师账号登录</w:t>
-            </w:r>
-          </w:p>
-        </w:tc>
-        <w:tc>
-          <w:tcPr>
-            <w:tcW w:type="dxa" w:w="4252"/>
+              <w:t>查询慢影响用户体验</w:t>
+            </w:r>
+          </w:p>
+        </w:tc>
+        <w:tc>
+          <w:tcPr>
+            <w:tcW w:type="dxa" w:w="2835"/>
             <w:vAlign w:val="center"/>
           </w:tcPr>
           <w:p>
@@ -4948,272 +6049,7 @@
                 <w:b w:val="0"/>
                 <w:sz w:val="21"/>
               </w:rPr>
-              <w:t>进入教师审核工作台</w:t>
-            </w:r>
-          </w:p>
-        </w:tc>
-      </w:tr>
-      <w:tr>
-        <w:tc>
-          <w:tcPr>
-            <w:tcW w:type="dxa" w:w="794"/>
-            <w:vAlign w:val="center"/>
-          </w:tcPr>
-          <w:p>
-            <w:r/>
-            <w:r>
-              <w:rPr>
-                <w:rFonts w:ascii="宋体" w:hAnsi="宋体" w:eastAsia="宋体"/>
-                <w:b w:val="0"/>
-                <w:sz w:val="21"/>
-              </w:rPr>
-              <w:t>6</w:t>
-            </w:r>
-          </w:p>
-        </w:tc>
-        <w:tc>
-          <w:tcPr>
-            <w:tcW w:type="dxa" w:w="3118"/>
-            <w:vAlign w:val="center"/>
-          </w:tcPr>
-          <w:p>
-            <w:r/>
-            <w:r>
-              <w:rPr>
-                <w:rFonts w:ascii="宋体" w:hAnsi="宋体" w:eastAsia="宋体"/>
-                <w:b w:val="0"/>
-                <w:sz w:val="21"/>
-              </w:rPr>
-              <w:t>教师筛选今日待审核</w:t>
-            </w:r>
-          </w:p>
-        </w:tc>
-        <w:tc>
-          <w:tcPr>
-            <w:tcW w:type="dxa" w:w="4252"/>
-            <w:vAlign w:val="center"/>
-          </w:tcPr>
-          <w:p>
-            <w:r/>
-            <w:r>
-              <w:rPr>
-                <w:rFonts w:ascii="宋体" w:hAnsi="宋体" w:eastAsia="宋体"/>
-                <w:b w:val="0"/>
-                <w:sz w:val="21"/>
-              </w:rPr>
-              <w:t>能看到学生打卡记录</w:t>
-            </w:r>
-          </w:p>
-        </w:tc>
-      </w:tr>
-      <w:tr>
-        <w:tc>
-          <w:tcPr>
-            <w:tcW w:type="dxa" w:w="794"/>
-            <w:vAlign w:val="center"/>
-          </w:tcPr>
-          <w:p>
-            <w:r/>
-            <w:r>
-              <w:rPr>
-                <w:rFonts w:ascii="宋体" w:hAnsi="宋体" w:eastAsia="宋体"/>
-                <w:b w:val="0"/>
-                <w:sz w:val="21"/>
-              </w:rPr>
-              <w:t>7</w:t>
-            </w:r>
-          </w:p>
-        </w:tc>
-        <w:tc>
-          <w:tcPr>
-            <w:tcW w:type="dxa" w:w="3118"/>
-            <w:vAlign w:val="center"/>
-          </w:tcPr>
-          <w:p>
-            <w:r/>
-            <w:r>
-              <w:rPr>
-                <w:rFonts w:ascii="宋体" w:hAnsi="宋体" w:eastAsia="宋体"/>
-                <w:b w:val="0"/>
-                <w:sz w:val="21"/>
-              </w:rPr>
-              <w:t>教师打开详情</w:t>
-            </w:r>
-          </w:p>
-        </w:tc>
-        <w:tc>
-          <w:tcPr>
-            <w:tcW w:type="dxa" w:w="4252"/>
-            <w:vAlign w:val="center"/>
-          </w:tcPr>
-          <w:p>
-            <w:r/>
-            <w:r>
-              <w:rPr>
-                <w:rFonts w:ascii="宋体" w:hAnsi="宋体" w:eastAsia="宋体"/>
-                <w:b w:val="0"/>
-                <w:sz w:val="21"/>
-              </w:rPr>
-              <w:t>能看到内容、定位、时间</w:t>
-            </w:r>
-          </w:p>
-        </w:tc>
-      </w:tr>
-      <w:tr>
-        <w:tc>
-          <w:tcPr>
-            <w:tcW w:type="dxa" w:w="794"/>
-            <w:vAlign w:val="center"/>
-          </w:tcPr>
-          <w:p>
-            <w:r/>
-            <w:r>
-              <w:rPr>
-                <w:rFonts w:ascii="宋体" w:hAnsi="宋体" w:eastAsia="宋体"/>
-                <w:b w:val="0"/>
-                <w:sz w:val="21"/>
-              </w:rPr>
-              <w:t>8</w:t>
-            </w:r>
-          </w:p>
-        </w:tc>
-        <w:tc>
-          <w:tcPr>
-            <w:tcW w:type="dxa" w:w="3118"/>
-            <w:vAlign w:val="center"/>
-          </w:tcPr>
-          <w:p>
-            <w:r/>
-            <w:r>
-              <w:rPr>
-                <w:rFonts w:ascii="宋体" w:hAnsi="宋体" w:eastAsia="宋体"/>
-                <w:b w:val="0"/>
-                <w:sz w:val="21"/>
-              </w:rPr>
-              <w:t>教师审核通过或驳回</w:t>
-            </w:r>
-          </w:p>
-        </w:tc>
-        <w:tc>
-          <w:tcPr>
-            <w:tcW w:type="dxa" w:w="4252"/>
-            <w:vAlign w:val="center"/>
-          </w:tcPr>
-          <w:p>
-            <w:r/>
-            <w:r>
-              <w:rPr>
-                <w:rFonts w:ascii="宋体" w:hAnsi="宋体" w:eastAsia="宋体"/>
-                <w:b w:val="0"/>
-                <w:sz w:val="21"/>
-              </w:rPr>
-              <w:t>状态被更新</w:t>
-            </w:r>
-          </w:p>
-        </w:tc>
-      </w:tr>
-      <w:tr>
-        <w:tc>
-          <w:tcPr>
-            <w:tcW w:type="dxa" w:w="794"/>
-            <w:vAlign w:val="center"/>
-          </w:tcPr>
-          <w:p>
-            <w:r/>
-            <w:r>
-              <w:rPr>
-                <w:rFonts w:ascii="宋体" w:hAnsi="宋体" w:eastAsia="宋体"/>
-                <w:b w:val="0"/>
-                <w:sz w:val="21"/>
-              </w:rPr>
-              <w:t>9</w:t>
-            </w:r>
-          </w:p>
-        </w:tc>
-        <w:tc>
-          <w:tcPr>
-            <w:tcW w:type="dxa" w:w="3118"/>
-            <w:vAlign w:val="center"/>
-          </w:tcPr>
-          <w:p>
-            <w:r/>
-            <w:r>
-              <w:rPr>
-                <w:rFonts w:ascii="宋体" w:hAnsi="宋体" w:eastAsia="宋体"/>
-                <w:b w:val="0"/>
-                <w:sz w:val="21"/>
-              </w:rPr>
-              <w:t>学生查看历史</w:t>
-            </w:r>
-          </w:p>
-        </w:tc>
-        <w:tc>
-          <w:tcPr>
-            <w:tcW w:type="dxa" w:w="4252"/>
-            <w:vAlign w:val="center"/>
-          </w:tcPr>
-          <w:p>
-            <w:r/>
-            <w:r>
-              <w:rPr>
-                <w:rFonts w:ascii="宋体" w:hAnsi="宋体" w:eastAsia="宋体"/>
-                <w:b w:val="0"/>
-                <w:sz w:val="21"/>
-              </w:rPr>
-              <w:t>能看到审核结果</w:t>
-            </w:r>
-          </w:p>
-        </w:tc>
-      </w:tr>
-      <w:tr>
-        <w:tc>
-          <w:tcPr>
-            <w:tcW w:type="dxa" w:w="794"/>
-            <w:vAlign w:val="center"/>
-          </w:tcPr>
-          <w:p>
-            <w:r/>
-            <w:r>
-              <w:rPr>
-                <w:rFonts w:ascii="宋体" w:hAnsi="宋体" w:eastAsia="宋体"/>
-                <w:b w:val="0"/>
-                <w:sz w:val="21"/>
-              </w:rPr>
-              <w:t>10</w:t>
-            </w:r>
-          </w:p>
-        </w:tc>
-        <w:tc>
-          <w:tcPr>
-            <w:tcW w:type="dxa" w:w="3118"/>
-            <w:vAlign w:val="center"/>
-          </w:tcPr>
-          <w:p>
-            <w:r/>
-            <w:r>
-              <w:rPr>
-                <w:rFonts w:ascii="宋体" w:hAnsi="宋体" w:eastAsia="宋体"/>
-                <w:b w:val="0"/>
-                <w:sz w:val="21"/>
-              </w:rPr>
-              <w:t>查看统计概览</w:t>
-            </w:r>
-          </w:p>
-        </w:tc>
-        <w:tc>
-          <w:tcPr>
-            <w:tcW w:type="dxa" w:w="4252"/>
-            <w:vAlign w:val="center"/>
-          </w:tcPr>
-          <w:p>
-            <w:r/>
-            <w:r>
-              <w:rPr>
-                <w:rFonts w:ascii="宋体" w:hAnsi="宋体" w:eastAsia="宋体"/>
-                <w:b w:val="0"/>
-                <w:sz w:val="21"/>
-              </w:rPr>
-              <w:t>打卡率、待审核数、异常数可见</w:t>
+              <w:t>为常用查询字段建索引，分页查询不过度加载</w:t>
             </w:r>
           </w:p>
         </w:tc>
@@ -5231,7 +6067,7 @@
         <w:jc w:val="center"/>
       </w:pPr>
       <w:r>
-        <w:t>12 风险和降级方案</w:t>
+        <w:t>8 MVP 非功能需求：简化版</w:t>
       </w:r>
     </w:p>
     <w:p>
@@ -5240,7 +6076,7 @@
         <w:jc w:val="center"/>
       </w:pPr>
       <w:r>
-        <w:t>表 12.1 风险清单</w:t>
+        <w:t>表 8.1 非功能需求</w:t>
       </w:r>
     </w:p>
     <w:tbl>
@@ -5258,7 +6094,7 @@
       <w:tr>
         <w:tc>
           <w:tcPr>
-            <w:tcW w:type="dxa" w:w="2268"/>
+            <w:tcW w:type="dxa" w:w="1701"/>
             <w:vAlign w:val="center"/>
             <w:shd w:fill="E8EEF5"/>
           </w:tcPr>
@@ -5273,7 +6109,7 @@
                 <w:b/>
                 <w:sz w:val="21"/>
               </w:rPr>
-              <w:t>风险</w:t>
+              <w:t>类别</w:t>
             </w:r>
           </w:p>
         </w:tc>
@@ -5294,13 +6130,13 @@
                 <w:b/>
                 <w:sz w:val="21"/>
               </w:rPr>
-              <w:t>影响</w:t>
-            </w:r>
-          </w:p>
-        </w:tc>
-        <w:tc>
-          <w:tcPr>
-            <w:tcW w:type="dxa" w:w="3969"/>
+              <w:t>MVP 要求</w:t>
+            </w:r>
+          </w:p>
+        </w:tc>
+        <w:tc>
+          <w:tcPr>
+            <w:tcW w:type="dxa" w:w="3685"/>
             <w:vAlign w:val="center"/>
             <w:shd w:fill="E8EEF5"/>
           </w:tcPr>
@@ -5315,7 +6151,7 @@
                 <w:b/>
                 <w:sz w:val="21"/>
               </w:rPr>
-              <w:t>降级方案</w:t>
+              <w:t>具体指标</w:t>
             </w:r>
           </w:p>
         </w:tc>
@@ -5323,7 +6159,7 @@
       <w:tr>
         <w:tc>
           <w:tcPr>
-            <w:tcW w:type="dxa" w:w="2268"/>
+            <w:tcW w:type="dxa" w:w="1701"/>
             <w:vAlign w:val="center"/>
           </w:tcPr>
           <w:p>
@@ -5334,7 +6170,7 @@
                 <w:b w:val="0"/>
                 <w:sz w:val="21"/>
               </w:rPr>
-              <w:t>AI 接口不稳定</w:t>
+              <w:t>性能</w:t>
             </w:r>
           </w:p>
         </w:tc>
@@ -5351,13 +6187,13 @@
                 <w:b w:val="0"/>
                 <w:sz w:val="21"/>
               </w:rPr>
-              <w:t>拖慢提交打卡</w:t>
-            </w:r>
-          </w:p>
-        </w:tc>
-        <w:tc>
-          <w:tcPr>
-            <w:tcW w:type="dxa" w:w="3969"/>
+              <w:t>API 响应速度</w:t>
+            </w:r>
+          </w:p>
+        </w:tc>
+        <w:tc>
+          <w:tcPr>
+            <w:tcW w:type="dxa" w:w="3685"/>
             <w:vAlign w:val="center"/>
           </w:tcPr>
           <w:p>
@@ -5368,7 +6204,7 @@
                 <w:b w:val="0"/>
                 <w:sz w:val="21"/>
               </w:rPr>
-              <w:t>先不接 AI，状态统一待教师审核</w:t>
+              <w:t>API 响应 &lt; 1s（MVP 放宽要求）</w:t>
             </w:r>
           </w:p>
         </w:tc>
@@ -5376,7 +6212,7 @@
       <w:tr>
         <w:tc>
           <w:tcPr>
-            <w:tcW w:type="dxa" w:w="2268"/>
+            <w:tcW w:type="dxa" w:w="1701"/>
             <w:vAlign w:val="center"/>
           </w:tcPr>
           <w:p>
@@ -5387,7 +6223,7 @@
                 <w:b w:val="0"/>
                 <w:sz w:val="21"/>
               </w:rPr>
-              <w:t>定位不准或被浏览器拒绝</w:t>
+              <w:t>安全</w:t>
             </w:r>
           </w:p>
         </w:tc>
@@ -5404,13 +6240,13 @@
                 <w:b w:val="0"/>
                 <w:sz w:val="21"/>
               </w:rPr>
-              <w:t>学生无法提交</w:t>
-            </w:r>
-          </w:p>
-        </w:tc>
-        <w:tc>
-          <w:tcPr>
-            <w:tcW w:type="dxa" w:w="3969"/>
+              <w:t>密码存储 + 身份认证</w:t>
+            </w:r>
+          </w:p>
+        </w:tc>
+        <w:tc>
+          <w:tcPr>
+            <w:tcW w:type="dxa" w:w="3685"/>
             <w:vAlign w:val="center"/>
           </w:tcPr>
           <w:p>
@@ -5421,7 +6257,7 @@
                 <w:b w:val="0"/>
                 <w:sz w:val="21"/>
               </w:rPr>
-              <w:t>允许提交，标记定位 unknown</w:t>
+              <w:t>密码 bcrypt 哈希 + JWT Token，禁用明文</w:t>
             </w:r>
           </w:p>
         </w:tc>
@@ -5429,7 +6265,7 @@
       <w:tr>
         <w:tc>
           <w:tcPr>
-            <w:tcW w:type="dxa" w:w="2268"/>
+            <w:tcW w:type="dxa" w:w="1701"/>
             <w:vAlign w:val="center"/>
           </w:tcPr>
           <w:p>
@@ -5440,7 +6276,7 @@
                 <w:b w:val="0"/>
                 <w:sz w:val="21"/>
               </w:rPr>
-              <w:t>页面做不完</w:t>
+              <w:t>兼容性</w:t>
             </w:r>
           </w:p>
         </w:tc>
@@ -5457,13 +6293,13 @@
                 <w:b w:val="0"/>
                 <w:sz w:val="21"/>
               </w:rPr>
-              <w:t>演示不完整</w:t>
-            </w:r>
-          </w:p>
-        </w:tc>
-        <w:tc>
-          <w:tcPr>
-            <w:tcW w:type="dxa" w:w="3969"/>
+              <w:t>主流浏览器</w:t>
+            </w:r>
+          </w:p>
+        </w:tc>
+        <w:tc>
+          <w:tcPr>
+            <w:tcW w:type="dxa" w:w="3685"/>
             <w:vAlign w:val="center"/>
           </w:tcPr>
           <w:p>
@@ -5474,7 +6310,7 @@
                 <w:b w:val="0"/>
                 <w:sz w:val="21"/>
               </w:rPr>
-              <w:t>先做核心按钮和列表，少做动画和美化</w:t>
+              <w:t>Chrome / Edge / Firefox 最新版（MVP 不测试 IE）</w:t>
             </w:r>
           </w:p>
         </w:tc>
@@ -5482,7 +6318,7 @@
       <w:tr>
         <w:tc>
           <w:tcPr>
-            <w:tcW w:type="dxa" w:w="2268"/>
+            <w:tcW w:type="dxa" w:w="1701"/>
             <w:vAlign w:val="center"/>
           </w:tcPr>
           <w:p>
@@ -5493,7 +6329,7 @@
                 <w:b w:val="0"/>
                 <w:sz w:val="21"/>
               </w:rPr>
-              <w:t>部署失败</w:t>
+              <w:t>可用性</w:t>
             </w:r>
           </w:p>
         </w:tc>
@@ -5510,13 +6346,13 @@
                 <w:b w:val="0"/>
                 <w:sz w:val="21"/>
               </w:rPr>
-              <w:t>四环境验收受影响</w:t>
-            </w:r>
-          </w:p>
-        </w:tc>
-        <w:tc>
-          <w:tcPr>
-            <w:tcW w:type="dxa" w:w="3969"/>
+              <w:t>基本可用</w:t>
+            </w:r>
+          </w:p>
+        </w:tc>
+        <w:tc>
+          <w:tcPr>
+            <w:tcW w:type="dxa" w:w="3685"/>
             <w:vAlign w:val="center"/>
           </w:tcPr>
           <w:p>
@@ -5527,60 +6363,7 @@
                 <w:b w:val="0"/>
                 <w:sz w:val="21"/>
               </w:rPr>
-              <w:t>先保证本地和服务器二选一可演示，并记录问题</w:t>
-            </w:r>
-          </w:p>
-        </w:tc>
-      </w:tr>
-      <w:tr>
-        <w:tc>
-          <w:tcPr>
-            <w:tcW w:type="dxa" w:w="2268"/>
-            <w:vAlign w:val="center"/>
-          </w:tcPr>
-          <w:p>
-            <w:r/>
-            <w:r>
-              <w:rPr>
-                <w:rFonts w:ascii="宋体" w:hAnsi="宋体" w:eastAsia="宋体"/>
-                <w:b w:val="0"/>
-                <w:sz w:val="21"/>
-              </w:rPr>
-              <w:t>接口字段变来变去</w:t>
-            </w:r>
-          </w:p>
-        </w:tc>
-        <w:tc>
-          <w:tcPr>
-            <w:tcW w:type="dxa" w:w="2551"/>
-            <w:vAlign w:val="center"/>
-          </w:tcPr>
-          <w:p>
-            <w:r/>
-            <w:r>
-              <w:rPr>
-                <w:rFonts w:ascii="宋体" w:hAnsi="宋体" w:eastAsia="宋体"/>
-                <w:b w:val="0"/>
-                <w:sz w:val="21"/>
-              </w:rPr>
-              <w:t>前后端联调失败</w:t>
-            </w:r>
-          </w:p>
-        </w:tc>
-        <w:tc>
-          <w:tcPr>
-            <w:tcW w:type="dxa" w:w="3969"/>
-            <w:vAlign w:val="center"/>
-          </w:tcPr>
-          <w:p>
-            <w:r/>
-            <w:r>
-              <w:rPr>
-                <w:rFonts w:ascii="宋体" w:hAnsi="宋体" w:eastAsia="宋体"/>
-                <w:b w:val="0"/>
-                <w:sz w:val="21"/>
-              </w:rPr>
-              <w:t>先写 API 契约，字段冻结后再开发</w:t>
+              <w:t>Docker 自动重启，MVP 不要求 99.9% 在线率</w:t>
             </w:r>
           </w:p>
         </w:tc>
@@ -5598,7 +6381,427 @@
         <w:jc w:val="center"/>
       </w:pPr>
       <w:r>
-        <w:t>13 参考资料</w:t>
+        <w:t>9 MVP 之后的 V1.1 路线图</w:t>
+      </w:r>
+    </w:p>
+    <w:p>
+      <w:pPr>
+        <w:pStyle w:val="Caption"/>
+        <w:jc w:val="center"/>
+      </w:pPr>
+      <w:r>
+        <w:t>表 9.1 V1.1 候选功能</w:t>
+      </w:r>
+    </w:p>
+    <w:tbl>
+      <w:tblPr>
+        <w:tblStyle w:val="TableGrid"/>
+        <w:tblW w:type="auto" w:w="0"/>
+        <w:tblLayout w:type="fixed"/>
+        <w:tblLook w:firstColumn="1" w:firstRow="1" w:lastColumn="0" w:lastRow="0" w:noHBand="0" w:noVBand="1" w:val="04A0"/>
+      </w:tblPr>
+      <w:tblGrid>
+        <w:gridCol w:w="2916"/>
+        <w:gridCol w:w="2916"/>
+        <w:gridCol w:w="2916"/>
+      </w:tblGrid>
+      <w:tr>
+        <w:tc>
+          <w:tcPr>
+            <w:tcW w:type="dxa" w:w="2268"/>
+            <w:vAlign w:val="center"/>
+            <w:shd w:fill="E8EEF5"/>
+          </w:tcPr>
+          <w:p>
+            <w:pPr>
+              <w:jc w:val="center"/>
+            </w:pPr>
+            <w:r/>
+            <w:r>
+              <w:rPr>
+                <w:rFonts w:ascii="宋体" w:hAnsi="宋体" w:eastAsia="宋体"/>
+                <w:b/>
+                <w:sz w:val="21"/>
+              </w:rPr>
+              <w:t>功能</w:t>
+            </w:r>
+          </w:p>
+        </w:tc>
+        <w:tc>
+          <w:tcPr>
+            <w:tcW w:type="dxa" w:w="3969"/>
+            <w:vAlign w:val="center"/>
+            <w:shd w:fill="E8EEF5"/>
+          </w:tcPr>
+          <w:p>
+            <w:pPr>
+              <w:jc w:val="center"/>
+            </w:pPr>
+            <w:r/>
+            <w:r>
+              <w:rPr>
+                <w:rFonts w:ascii="宋体" w:hAnsi="宋体" w:eastAsia="宋体"/>
+                <w:b/>
+                <w:sz w:val="21"/>
+              </w:rPr>
+              <w:t>价值</w:t>
+            </w:r>
+          </w:p>
+        </w:tc>
+        <w:tc>
+          <w:tcPr>
+            <w:tcW w:type="dxa" w:w="1701"/>
+            <w:vAlign w:val="center"/>
+            <w:shd w:fill="E8EEF5"/>
+          </w:tcPr>
+          <w:p>
+            <w:pPr>
+              <w:jc w:val="center"/>
+            </w:pPr>
+            <w:r/>
+            <w:r>
+              <w:rPr>
+                <w:rFonts w:ascii="宋体" w:hAnsi="宋体" w:eastAsia="宋体"/>
+                <w:b/>
+                <w:sz w:val="21"/>
+              </w:rPr>
+              <w:t>预计工作量</w:t>
+            </w:r>
+          </w:p>
+        </w:tc>
+      </w:tr>
+      <w:tr>
+        <w:tc>
+          <w:tcPr>
+            <w:tcW w:type="dxa" w:w="2268"/>
+            <w:vAlign w:val="center"/>
+          </w:tcPr>
+          <w:p>
+            <w:r/>
+            <w:r>
+              <w:rPr>
+                <w:rFonts w:ascii="宋体" w:hAnsi="宋体" w:eastAsia="宋体"/>
+                <w:b w:val="0"/>
+                <w:sz w:val="21"/>
+              </w:rPr>
+              <w:t>AI 内容审核</w:t>
+            </w:r>
+          </w:p>
+        </w:tc>
+        <w:tc>
+          <w:tcPr>
+            <w:tcW w:type="dxa" w:w="3969"/>
+            <w:vAlign w:val="center"/>
+          </w:tcPr>
+          <w:p>
+            <w:r/>
+            <w:r>
+              <w:rPr>
+                <w:rFonts w:ascii="宋体" w:hAnsi="宋体" w:eastAsia="宋体"/>
+                <w:b w:val="0"/>
+                <w:sz w:val="21"/>
+              </w:rPr>
+              <w:t>自动判断打卡内容是否合规，减轻教师审核量</w:t>
+            </w:r>
+          </w:p>
+        </w:tc>
+        <w:tc>
+          <w:tcPr>
+            <w:tcW w:type="dxa" w:w="1701"/>
+            <w:vAlign w:val="center"/>
+          </w:tcPr>
+          <w:p>
+            <w:r/>
+            <w:r>
+              <w:rPr>
+                <w:rFonts w:ascii="宋体" w:hAnsi="宋体" w:eastAsia="宋体"/>
+                <w:b w:val="0"/>
+                <w:sz w:val="21"/>
+              </w:rPr>
+              <w:t>2-3 天</w:t>
+            </w:r>
+          </w:p>
+        </w:tc>
+      </w:tr>
+      <w:tr>
+        <w:tc>
+          <w:tcPr>
+            <w:tcW w:type="dxa" w:w="2268"/>
+            <w:vAlign w:val="center"/>
+          </w:tcPr>
+          <w:p>
+            <w:r/>
+            <w:r>
+              <w:rPr>
+                <w:rFonts w:ascii="宋体" w:hAnsi="宋体" w:eastAsia="宋体"/>
+                <w:b w:val="0"/>
+                <w:sz w:val="21"/>
+              </w:rPr>
+              <w:t>定位验证（GPS 固定范围）</w:t>
+            </w:r>
+          </w:p>
+        </w:tc>
+        <w:tc>
+          <w:tcPr>
+            <w:tcW w:type="dxa" w:w="3969"/>
+            <w:vAlign w:val="center"/>
+          </w:tcPr>
+          <w:p>
+            <w:r/>
+            <w:r>
+              <w:rPr>
+                <w:rFonts w:ascii="宋体" w:hAnsi="宋体" w:eastAsia="宋体"/>
+                <w:b w:val="0"/>
+                <w:sz w:val="21"/>
+              </w:rPr>
+              <w:t>防止学生远程代打卡，提升可信度</w:t>
+            </w:r>
+          </w:p>
+        </w:tc>
+        <w:tc>
+          <w:tcPr>
+            <w:tcW w:type="dxa" w:w="1701"/>
+            <w:vAlign w:val="center"/>
+          </w:tcPr>
+          <w:p>
+            <w:r/>
+            <w:r>
+              <w:rPr>
+                <w:rFonts w:ascii="宋体" w:hAnsi="宋体" w:eastAsia="宋体"/>
+                <w:b w:val="0"/>
+                <w:sz w:val="21"/>
+              </w:rPr>
+              <w:t>1-2 天</w:t>
+            </w:r>
+          </w:p>
+        </w:tc>
+      </w:tr>
+      <w:tr>
+        <w:tc>
+          <w:tcPr>
+            <w:tcW w:type="dxa" w:w="2268"/>
+            <w:vAlign w:val="center"/>
+          </w:tcPr>
+          <w:p>
+            <w:r/>
+            <w:r>
+              <w:rPr>
+                <w:rFonts w:ascii="宋体" w:hAnsi="宋体" w:eastAsia="宋体"/>
+                <w:b w:val="0"/>
+                <w:sz w:val="21"/>
+              </w:rPr>
+              <w:t>补签申请流程</w:t>
+            </w:r>
+          </w:p>
+        </w:tc>
+        <w:tc>
+          <w:tcPr>
+            <w:tcW w:type="dxa" w:w="3969"/>
+            <w:vAlign w:val="center"/>
+          </w:tcPr>
+          <w:p>
+            <w:r/>
+            <w:r>
+              <w:rPr>
+                <w:rFonts w:ascii="宋体" w:hAnsi="宋体" w:eastAsia="宋体"/>
+                <w:b w:val="0"/>
+                <w:sz w:val="21"/>
+              </w:rPr>
+              <w:t>学生忘记打卡时有正式补签通道</w:t>
+            </w:r>
+          </w:p>
+        </w:tc>
+        <w:tc>
+          <w:tcPr>
+            <w:tcW w:type="dxa" w:w="1701"/>
+            <w:vAlign w:val="center"/>
+          </w:tcPr>
+          <w:p>
+            <w:r/>
+            <w:r>
+              <w:rPr>
+                <w:rFonts w:ascii="宋体" w:hAnsi="宋体" w:eastAsia="宋体"/>
+                <w:b w:val="0"/>
+                <w:sz w:val="21"/>
+              </w:rPr>
+              <w:t>1-2 天</w:t>
+            </w:r>
+          </w:p>
+        </w:tc>
+      </w:tr>
+      <w:tr>
+        <w:tc>
+          <w:tcPr>
+            <w:tcW w:type="dxa" w:w="2268"/>
+            <w:vAlign w:val="center"/>
+          </w:tcPr>
+          <w:p>
+            <w:r/>
+            <w:r>
+              <w:rPr>
+                <w:rFonts w:ascii="宋体" w:hAnsi="宋体" w:eastAsia="宋体"/>
+                <w:b w:val="0"/>
+                <w:sz w:val="21"/>
+              </w:rPr>
+              <w:t>数据导出（Excel）</w:t>
+            </w:r>
+          </w:p>
+        </w:tc>
+        <w:tc>
+          <w:tcPr>
+            <w:tcW w:type="dxa" w:w="3969"/>
+            <w:vAlign w:val="center"/>
+          </w:tcPr>
+          <w:p>
+            <w:r/>
+            <w:r>
+              <w:rPr>
+                <w:rFonts w:ascii="宋体" w:hAnsi="宋体" w:eastAsia="宋体"/>
+                <w:b w:val="0"/>
+                <w:sz w:val="21"/>
+              </w:rPr>
+              <w:t>教师月底上报需要导出考勤数据</w:t>
+            </w:r>
+          </w:p>
+        </w:tc>
+        <w:tc>
+          <w:tcPr>
+            <w:tcW w:type="dxa" w:w="1701"/>
+            <w:vAlign w:val="center"/>
+          </w:tcPr>
+          <w:p>
+            <w:r/>
+            <w:r>
+              <w:rPr>
+                <w:rFonts w:ascii="宋体" w:hAnsi="宋体" w:eastAsia="宋体"/>
+                <w:b w:val="0"/>
+                <w:sz w:val="21"/>
+              </w:rPr>
+              <w:t>0.5-1 天</w:t>
+            </w:r>
+          </w:p>
+        </w:tc>
+      </w:tr>
+      <w:tr>
+        <w:tc>
+          <w:tcPr>
+            <w:tcW w:type="dxa" w:w="2268"/>
+            <w:vAlign w:val="center"/>
+          </w:tcPr>
+          <w:p>
+            <w:r/>
+            <w:r>
+              <w:rPr>
+                <w:rFonts w:ascii="宋体" w:hAnsi="宋体" w:eastAsia="宋体"/>
+                <w:b w:val="0"/>
+                <w:sz w:val="21"/>
+              </w:rPr>
+              <w:t>打卡提醒通知</w:t>
+            </w:r>
+          </w:p>
+        </w:tc>
+        <w:tc>
+          <w:tcPr>
+            <w:tcW w:type="dxa" w:w="3969"/>
+            <w:vAlign w:val="center"/>
+          </w:tcPr>
+          <w:p>
+            <w:r/>
+            <w:r>
+              <w:rPr>
+                <w:rFonts w:ascii="宋体" w:hAnsi="宋体" w:eastAsia="宋体"/>
+                <w:b w:val="0"/>
+                <w:sz w:val="21"/>
+              </w:rPr>
+              <w:t>减少忘记打卡的情况</w:t>
+            </w:r>
+          </w:p>
+        </w:tc>
+        <w:tc>
+          <w:tcPr>
+            <w:tcW w:type="dxa" w:w="1701"/>
+            <w:vAlign w:val="center"/>
+          </w:tcPr>
+          <w:p>
+            <w:r/>
+            <w:r>
+              <w:rPr>
+                <w:rFonts w:ascii="宋体" w:hAnsi="宋体" w:eastAsia="宋体"/>
+                <w:b w:val="0"/>
+                <w:sz w:val="21"/>
+              </w:rPr>
+              <w:t>1 天</w:t>
+            </w:r>
+          </w:p>
+        </w:tc>
+      </w:tr>
+      <w:tr>
+        <w:tc>
+          <w:tcPr>
+            <w:tcW w:type="dxa" w:w="2268"/>
+            <w:vAlign w:val="center"/>
+          </w:tcPr>
+          <w:p>
+            <w:r/>
+            <w:r>
+              <w:rPr>
+                <w:rFonts w:ascii="宋体" w:hAnsi="宋体" w:eastAsia="宋体"/>
+                <w:b w:val="0"/>
+                <w:sz w:val="21"/>
+              </w:rPr>
+              <w:t>人脸识别签到</w:t>
+            </w:r>
+          </w:p>
+        </w:tc>
+        <w:tc>
+          <w:tcPr>
+            <w:tcW w:type="dxa" w:w="3969"/>
+            <w:vAlign w:val="center"/>
+          </w:tcPr>
+          <w:p>
+            <w:r/>
+            <w:r>
+              <w:rPr>
+                <w:rFonts w:ascii="宋体" w:hAnsi="宋体" w:eastAsia="宋体"/>
+                <w:b w:val="0"/>
+                <w:sz w:val="21"/>
+              </w:rPr>
+              <w:t>防止代签，最高安全级别</w:t>
+            </w:r>
+          </w:p>
+        </w:tc>
+        <w:tc>
+          <w:tcPr>
+            <w:tcW w:type="dxa" w:w="1701"/>
+            <w:vAlign w:val="center"/>
+          </w:tcPr>
+          <w:p>
+            <w:r/>
+            <w:r>
+              <w:rPr>
+                <w:rFonts w:ascii="宋体" w:hAnsi="宋体" w:eastAsia="宋体"/>
+                <w:b w:val="0"/>
+                <w:sz w:val="21"/>
+              </w:rPr>
+              <w:t>3-5 天</w:t>
+            </w:r>
+          </w:p>
+        </w:tc>
+      </w:tr>
+    </w:tbl>
+    <w:p/>
+    <w:p>
+      <w:r>
+        <w:br w:type="page"/>
+      </w:r>
+    </w:p>
+    <w:p>
+      <w:pPr>
+        <w:pStyle w:val="Heading1"/>
+        <w:jc w:val="center"/>
+      </w:pPr>
+      <w:r>
+        <w:t>10 参考资料</w:t>
       </w:r>
     </w:p>
     <w:p>
@@ -5607,7 +6810,7 @@
         <w:ind w:left="420"/>
       </w:pPr>
       <w:r>
-        <w:t>• FastAPI 官方文档 Bigger Applications：APIRouter 可以像小型 FastAPI 应用一样组织多文件路由。https://fastapi.tiangolo.com/tutorial/bigger-applications/</w:t>
+        <w:t>• FastAPI 官方文档 Bigger Applications：APIRouter 用于组织大型应用的多文件路由。https://fastapi.tiangolo.com/tutorial/bigger-applications/</w:t>
       </w:r>
     </w:p>
     <w:p>
